--- a/Fase 2/Evidencias del Proyecto/SICMA_CUS_v1.0.docx
+++ b/Fase 2/Evidencias del Proyecto/SICMA_CUS_v1.0.docx
@@ -374,10 +374,358 @@
         <w:t>2026-10-17</w:t>
       </w:r>
     </w:p>
+    <w:p>
+      <w:pPr>
+        <w:spacing w:before="360" w:after="160"/>
+      </w:pPr>
+      <w:r>
+        <w:rPr>
+          <w:b/>
+          <w:color w:val="002840"/>
+          <w:sz w:val="32"/>
+        </w:rPr>
+        <w:t>Tabla de contenido</w:t>
+      </w:r>
+    </w:p>
+    <w:p>
+      <w:pPr>
+        <w:pStyle w:val="toc1"/>
+      </w:pPr>
+      <w:r>
+        <w:fldChar w:fldCharType="begin"/>
+      </w:r>
+      <w:r>
+        <w:instrText xml:space="preserve"> TOC \o "2-3" \h \z \u </w:instrText>
+      </w:r>
+      <w:r>
+        <w:fldChar w:fldCharType="separate"/>
+      </w:r>
+      <w:r>
+        <w:t>Control de cambios</w:t>
+      </w:r>
+      <w:r>
+        <w:tab/>
+      </w:r>
+      <w:r>
+        <w:t>3</w:t>
+      </w:r>
+    </w:p>
+    <w:p>
+      <w:pPr>
+        <w:pStyle w:val="toc1"/>
+      </w:pPr>
+      <w:r>
+        <w:t>Resumen y propósito</w:t>
+      </w:r>
+      <w:r>
+        <w:tab/>
+      </w:r>
+      <w:r>
+        <w:t>3</w:t>
+      </w:r>
+    </w:p>
+    <w:p>
+      <w:pPr>
+        <w:pStyle w:val="toc1"/>
+      </w:pPr>
+      <w:r>
+        <w:t>Actores y reglas comunes</w:t>
+      </w:r>
+      <w:r>
+        <w:tab/>
+      </w:r>
+      <w:r>
+        <w:t>4</w:t>
+      </w:r>
+    </w:p>
+    <w:p>
+      <w:pPr>
+        <w:pStyle w:val="toc1"/>
+      </w:pPr>
+      <w:r>
+        <w:t>Diagramas de casos de uso por módulo</w:t>
+      </w:r>
+      <w:r>
+        <w:tab/>
+      </w:r>
+      <w:r>
+        <w:t>5</w:t>
+      </w:r>
+    </w:p>
+    <w:p>
+      <w:pPr>
+        <w:pStyle w:val="toc2"/>
+      </w:pPr>
+      <w:r>
+        <w:t>Módulo 1. Identidad y sesión</w:t>
+      </w:r>
+      <w:r>
+        <w:tab/>
+      </w:r>
+      <w:r>
+        <w:t>5</w:t>
+      </w:r>
+    </w:p>
+    <w:p>
+      <w:pPr>
+        <w:pStyle w:val="toc2"/>
+      </w:pPr>
+      <w:r>
+        <w:t>Módulo 2. Activos y catálogos</w:t>
+      </w:r>
+      <w:r>
+        <w:tab/>
+      </w:r>
+      <w:r>
+        <w:t>5</w:t>
+      </w:r>
+    </w:p>
+    <w:p>
+      <w:pPr>
+        <w:pStyle w:val="toc2"/>
+      </w:pPr>
+      <w:r>
+        <w:t>Módulo 3. Ambiente y alertas</w:t>
+      </w:r>
+      <w:r>
+        <w:tab/>
+      </w:r>
+      <w:r>
+        <w:t>6</w:t>
+      </w:r>
+    </w:p>
+    <w:p>
+      <w:pPr>
+        <w:pStyle w:val="toc2"/>
+      </w:pPr>
+      <w:r>
+        <w:t>Módulo 4. Infraestructura</w:t>
+      </w:r>
+      <w:r>
+        <w:tab/>
+      </w:r>
+      <w:r>
+        <w:t>6</w:t>
+      </w:r>
+    </w:p>
+    <w:p>
+      <w:pPr>
+        <w:pStyle w:val="toc2"/>
+      </w:pPr>
+      <w:r>
+        <w:t>Módulo 5. Control de acceso físico</w:t>
+      </w:r>
+      <w:r>
+        <w:tab/>
+      </w:r>
+      <w:r>
+        <w:t>7</w:t>
+      </w:r>
+    </w:p>
+    <w:p>
+      <w:pPr>
+        <w:pStyle w:val="toc2"/>
+      </w:pPr>
+      <w:r>
+        <w:t>Módulo 6. Intervenciones</w:t>
+      </w:r>
+      <w:r>
+        <w:tab/>
+      </w:r>
+      <w:r>
+        <w:t>7</w:t>
+      </w:r>
+    </w:p>
+    <w:p>
+      <w:pPr>
+        <w:pStyle w:val="toc2"/>
+      </w:pPr>
+      <w:r>
+        <w:t>Módulo 7. Dashboards y móvil</w:t>
+      </w:r>
+      <w:r>
+        <w:tab/>
+      </w:r>
+      <w:r>
+        <w:t>8</w:t>
+      </w:r>
+    </w:p>
+    <w:p>
+      <w:pPr>
+        <w:pStyle w:val="toc1"/>
+      </w:pPr>
+      <w:r>
+        <w:t>Fichas de casos de uso</w:t>
+      </w:r>
+      <w:r>
+        <w:tab/>
+      </w:r>
+      <w:r>
+        <w:t>8</w:t>
+      </w:r>
+    </w:p>
+    <w:p>
+      <w:pPr>
+        <w:pStyle w:val="toc2"/>
+      </w:pPr>
+      <w:r>
+        <w:t>Módulo 1. Identidad y sesión</w:t>
+      </w:r>
+      <w:r>
+        <w:tab/>
+      </w:r>
+      <w:r>
+        <w:t>8</w:t>
+      </w:r>
+    </w:p>
+    <w:p>
+      <w:pPr>
+        <w:pStyle w:val="toc2"/>
+      </w:pPr>
+      <w:r>
+        <w:t>Módulo 2. Activos y catálogos</w:t>
+      </w:r>
+      <w:r>
+        <w:tab/>
+      </w:r>
+      <w:r>
+        <w:t>9</w:t>
+      </w:r>
+    </w:p>
+    <w:p>
+      <w:pPr>
+        <w:pStyle w:val="toc2"/>
+      </w:pPr>
+      <w:r>
+        <w:t>Módulo 3. Ambiente y alertas</w:t>
+      </w:r>
+      <w:r>
+        <w:tab/>
+      </w:r>
+      <w:r>
+        <w:t>10</w:t>
+      </w:r>
+    </w:p>
+    <w:p>
+      <w:pPr>
+        <w:pStyle w:val="toc2"/>
+      </w:pPr>
+      <w:r>
+        <w:t>Módulo 4. Infraestructura</w:t>
+      </w:r>
+      <w:r>
+        <w:tab/>
+      </w:r>
+      <w:r>
+        <w:t>11</w:t>
+      </w:r>
+    </w:p>
+    <w:p>
+      <w:pPr>
+        <w:pStyle w:val="toc2"/>
+      </w:pPr>
+      <w:r>
+        <w:t>Módulo 5. Control de acceso físico</w:t>
+      </w:r>
+      <w:r>
+        <w:tab/>
+      </w:r>
+      <w:r>
+        <w:t>11</w:t>
+      </w:r>
+    </w:p>
+    <w:p>
+      <w:pPr>
+        <w:pStyle w:val="toc2"/>
+      </w:pPr>
+      <w:r>
+        <w:t>Módulo 6. Intervenciones</w:t>
+      </w:r>
+      <w:r>
+        <w:tab/>
+      </w:r>
+      <w:r>
+        <w:t>12</w:t>
+      </w:r>
+    </w:p>
+    <w:p>
+      <w:pPr>
+        <w:pStyle w:val="toc2"/>
+      </w:pPr>
+      <w:r>
+        <w:t>Módulo 7. Dashboards y móvil</w:t>
+      </w:r>
+      <w:r>
+        <w:tab/>
+      </w:r>
+      <w:r>
+        <w:t>13</w:t>
+      </w:r>
+    </w:p>
+    <w:p>
+      <w:pPr>
+        <w:pStyle w:val="toc1"/>
+      </w:pPr>
+      <w:r>
+        <w:t>Trazabilidad</w:t>
+      </w:r>
+      <w:r>
+        <w:tab/>
+      </w:r>
+      <w:r>
+        <w:t>14</w:t>
+      </w:r>
+    </w:p>
+    <w:p>
+      <w:pPr>
+        <w:pStyle w:val="toc1"/>
+      </w:pPr>
+      <w:r>
+        <w:t>Supuestos y pendientes</w:t>
+      </w:r>
+      <w:r>
+        <w:tab/>
+      </w:r>
+      <w:r>
+        <w:t>14</w:t>
+      </w:r>
+    </w:p>
+    <w:p>
+      <w:pPr>
+        <w:pStyle w:val="toc1"/>
+      </w:pPr>
+      <w:r>
+        <w:t>Glosario y referencias</w:t>
+      </w:r>
+      <w:r>
+        <w:tab/>
+      </w:r>
+      <w:r>
+        <w:t>15</w:t>
+      </w:r>
+    </w:p>
+    <w:p>
+      <w:pPr>
+        <w:pStyle w:val="toc2"/>
+      </w:pPr>
+      <w:r>
+        <w:t>Referencias</w:t>
+      </w:r>
+      <w:r>
+        <w:tab/>
+      </w:r>
+      <w:r>
+        <w:t>15</w:t>
+      </w:r>
+      <w:r>
+        <w:fldChar w:fldCharType="end"/>
+      </w:r>
+    </w:p>
     <w:bookmarkStart w:id="20" w:name="control-de-cambios"/>
     <w:p>
       <w:pPr>
         <w:pStyle w:val="Heading2"/>
+        <w:pageBreakBefore/>
       </w:pPr>
       <w:r>
         <w:t xml:space="preserve">Control de cambios</w:t>
@@ -954,7 +1302,7 @@
               <w:rPr>
                 <w:sz w:val="18"/>
               </w:rPr>
-              <w:t>Pasa de borrador a vigente. Se agrega la portada y se actualizan las referencias a las versiones vigentes de los demás documentos.</w:t>
+              <w:t>Pasa de borrador a vigente. Se agrega la portada y se actualizan las referencias a las versiones vigentes de los demás documentos. Se agrega la tabla de contenido, la numeración de páginas y se completa la lista de referencias.</w:t>
             </w:r>
           </w:p>
         </w:tc>
@@ -7073,56 +7421,105 @@
     </w:tbl>
     <w:p>
       <w:pPr>
+        <w:pStyle w:val="Heading3"/>
+      </w:pPr>
+      <w:r>
+        <w:t>Referencias</w:t>
+      </w:r>
+    </w:p>
+    <w:p>
+      <w:pPr>
         <w:pStyle w:val="BodyText"/>
       </w:pPr>
       <w:r>
         <w:rPr>
-          <w:bCs/>
           <w:b/>
         </w:rPr>
-        <w:t xml:space="preserve">Referencias</w:t>
-      </w:r>
-    </w:p>
-    <w:p>
-      <w:pPr>
-        <w:numPr>
-          <w:ilvl w:val="0"/>
-          <w:numId w:val="1027"/>
-        </w:numPr>
-        <w:pStyle w:val="Compact"/>
-      </w:pPr>
-      <w:r>
-        <w:t xml:space="preserve">OMG. Unified Modeling Language (UML), notación de casos de uso (ISO/IEC 19501).</w:t>
-      </w:r>
-    </w:p>
-    <w:p>
-      <w:pPr>
-        <w:numPr>
-          <w:ilvl w:val="0"/>
-          <w:numId w:val="1027"/>
-        </w:numPr>
-        <w:pStyle w:val="Compact"/>
-      </w:pPr>
-      <w:r>
-        <w:t>SICMA Requerimientos (SICMA-REQ v1.0).</w:t>
-      </w:r>
-    </w:p>
-    <w:p>
-      <w:pPr>
-        <w:numPr>
-          <w:ilvl w:val="0"/>
-          <w:numId w:val="1027"/>
-        </w:numPr>
-        <w:pStyle w:val="Compact"/>
-      </w:pPr>
-      <w:r>
-        <w:t xml:space="preserve">SICMA Formato Universal.</w:t>
+        <w:t>Documentos del proyecto</w:t>
+      </w:r>
+    </w:p>
+    <w:p>
+      <w:pPr>
+        <w:pStyle w:val="Compact"/>
+        <w:spacing w:after="60"/>
+        <w:ind w:left="510" w:hanging="510"/>
+      </w:pPr>
+      <w:r>
+        <w:rPr>
+          <w:b w:val="0"/>
+        </w:rPr>
+        <w:t>[1] Duoc UC. Guía de la Fase 1, definición del proyecto de título (Proyecto APT). Documento de la asignatura Portafolio de Título.</w:t>
+      </w:r>
+    </w:p>
+    <w:p>
+      <w:pPr>
+        <w:pStyle w:val="Compact"/>
+        <w:spacing w:after="60"/>
+        <w:ind w:left="510" w:hanging="510"/>
+      </w:pPr>
+      <w:r>
+        <w:rPr>
+          <w:b w:val="0"/>
+        </w:rPr>
+        <w:t>[2] Equipo SICMA. Formato Universal de documentos SICMA. 2026.</w:t>
+      </w:r>
+    </w:p>
+    <w:p>
+      <w:pPr>
+        <w:pStyle w:val="Compact"/>
+        <w:spacing w:after="60"/>
+        <w:ind w:left="510" w:hanging="510"/>
+      </w:pPr>
+      <w:r>
+        <w:rPr>
+          <w:b w:val="0"/>
+        </w:rPr>
+        <w:t>[3] SICMA-REQ v1.0. Requerimientos. Equipo SICMA, 2026-10-17.</w:t>
+      </w:r>
+    </w:p>
+    <w:p>
+      <w:pPr>
+        <w:pStyle w:val="BodyText"/>
+      </w:pPr>
+      <w:r>
+        <w:rPr>
+          <w:b/>
+        </w:rPr>
+        <w:t>Normas y fuentes externas</w:t>
+      </w:r>
+    </w:p>
+    <w:p>
+      <w:pPr>
+        <w:pStyle w:val="Compact"/>
+        <w:spacing w:after="60"/>
+        <w:ind w:left="510" w:hanging="510"/>
+      </w:pPr>
+      <w:r>
+        <w:rPr>
+          <w:b w:val="0"/>
+        </w:rPr>
+        <w:t>[4] OMG. (2017). Unified Modeling Language (UML) Specification, versión 2.5.1. Object Management Group.</w:t>
+      </w:r>
+    </w:p>
+    <w:p>
+      <w:pPr>
+        <w:pStyle w:val="Compact"/>
+        <w:spacing w:after="60"/>
+        <w:ind w:left="510" w:hanging="510"/>
+      </w:pPr>
+      <w:r>
+        <w:rPr>
+          <w:b w:val="0"/>
+        </w:rPr>
+        <w:t>[5] ISO/IEC/IEEE 29148:2018. Systems and software engineering, Life cycle processes, Requirements engineering.</w:t>
       </w:r>
     </w:p>
     <w:bookmarkEnd w:id="62"/>
     <w:sectPr>
+      <w:footerReference w:type="default" r:id="rId10"/>
       <w:pgSz w:w="12240" w:h="15840"/>
       <w:pgMar w:left="1247" w:right="1247" w:top="1247" w:bottom="1247"/>
+      <w:titlePg/>
     </w:sectPr>
   </w:body>
 </w:document>
@@ -7130,6 +7527,101 @@
 
 <file path=word/comments.xml><?xml version="1.0" encoding="utf-8"?>
 <w:comments xmlns:w="http://schemas.openxmlformats.org/wordprocessingml/2006/main" xmlns:m="http://schemas.openxmlformats.org/officeDocument/2006/math" xmlns:r="http://schemas.openxmlformats.org/officeDocument/2006/relationships" xmlns:o="urn:schemas-microsoft-com:office:office" xmlns:v="urn:schemas-microsoft-com:vml" xmlns:w10="urn:schemas-microsoft-com:office:word" xmlns:a="http://schemas.openxmlformats.org/drawingml/2006/main" xmlns:pic="http://schemas.openxmlformats.org/drawingml/2006/picture" xmlns:wp="http://schemas.openxmlformats.org/drawingml/2006/wordprocessingDrawing"/>
+</file>
+
+<file path=word/footer1.xml><?xml version="1.0" encoding="utf-8"?>
+<w:ftr xmlns:m="http://schemas.openxmlformats.org/officeDocument/2006/math" xmlns:mc="http://schemas.openxmlformats.org/markup-compatibility/2006" xmlns:mo="http://schemas.microsoft.com/office/mac/office/2008/main" xmlns:mv="urn:schemas-microsoft-com:mac:vml" xmlns:o="urn:schemas-microsoft-com:office:office" xmlns:r="http://schemas.openxmlformats.org/officeDocument/2006/relationships" xmlns:v="urn:schemas-microsoft-com:vml" xmlns:w10="urn:schemas-microsoft-com:office:word" xmlns:w14="http://schemas.microsoft.com/office/word/2010/wordml" xmlns:w="http://schemas.openxmlformats.org/wordprocessingml/2006/main" xmlns:wne="http://schemas.microsoft.com/office/word/2006/wordml" xmlns:wp14="http://schemas.microsoft.com/office/word/2010/wordprocessingDrawing" xmlns:wp="http://schemas.openxmlformats.org/drawingml/2006/wordprocessingDrawing" xmlns:wpc="http://schemas.microsoft.com/office/word/2010/wordprocessingCanvas" xmlns:wpg="http://schemas.microsoft.com/office/word/2010/wordprocessingGroup" xmlns:wpi="http://schemas.microsoft.com/office/word/2010/wordprocessingInk" xmlns:wps="http://schemas.microsoft.com/office/word/2010/wordprocessingShape" mc:Ignorable="w14 wp14">
+  <w:p>
+    <w:pPr>
+      <w:pStyle w:val="Footer"/>
+      <w:jc w:val="right"/>
+    </w:pPr>
+    <w:r>
+      <w:rPr>
+        <w:color w:val="595959"/>
+        <w:sz w:val="17"/>
+      </w:rPr>
+      <w:t xml:space="preserve">SICMA-CUS · Versión 1.0 · Página </w:t>
+    </w:r>
+    <w:r>
+      <w:rPr>
+        <w:color w:val="595959"/>
+        <w:sz w:val="17"/>
+      </w:rPr>
+      <w:fldChar w:fldCharType="begin"/>
+    </w:r>
+    <w:r>
+      <w:rPr>
+        <w:color w:val="595959"/>
+        <w:sz w:val="17"/>
+      </w:rPr>
+      <w:instrText xml:space="preserve"> PAGE </w:instrText>
+    </w:r>
+    <w:r>
+      <w:rPr>
+        <w:color w:val="595959"/>
+        <w:sz w:val="17"/>
+      </w:rPr>
+      <w:fldChar w:fldCharType="separate"/>
+    </w:r>
+    <w:r>
+      <w:rPr>
+        <w:color w:val="595959"/>
+        <w:sz w:val="17"/>
+      </w:rPr>
+      <w:t>1</w:t>
+    </w:r>
+    <w:r>
+      <w:rPr>
+        <w:color w:val="595959"/>
+        <w:sz w:val="17"/>
+      </w:rPr>
+      <w:fldChar w:fldCharType="end"/>
+    </w:r>
+    <w:r>
+      <w:rPr>
+        <w:color w:val="595959"/>
+        <w:sz w:val="17"/>
+      </w:rPr>
+      <w:t xml:space="preserve"> de </w:t>
+    </w:r>
+    <w:r>
+      <w:rPr>
+        <w:color w:val="595959"/>
+        <w:sz w:val="17"/>
+      </w:rPr>
+      <w:fldChar w:fldCharType="begin"/>
+    </w:r>
+    <w:r>
+      <w:rPr>
+        <w:color w:val="595959"/>
+        <w:sz w:val="17"/>
+      </w:rPr>
+      <w:instrText xml:space="preserve"> NUMPAGES </w:instrText>
+    </w:r>
+    <w:r>
+      <w:rPr>
+        <w:color w:val="595959"/>
+        <w:sz w:val="17"/>
+      </w:rPr>
+      <w:fldChar w:fldCharType="separate"/>
+    </w:r>
+    <w:r>
+      <w:rPr>
+        <w:color w:val="595959"/>
+        <w:sz w:val="17"/>
+      </w:rPr>
+      <w:t>1</w:t>
+    </w:r>
+    <w:r>
+      <w:rPr>
+        <w:color w:val="595959"/>
+        <w:sz w:val="17"/>
+      </w:rPr>
+      <w:fldChar w:fldCharType="end"/>
+    </w:r>
+  </w:p>
+</w:ftr>
 </file>
 
 <file path=word/footnotes.xml><?xml version="1.0" encoding="utf-8"?>
@@ -8165,6 +8657,66 @@
     <w:basedOn w:val="VerbatimChar"/>
     <w:rPr/>
   </w:style>
+  <w:style w:type="paragraph" w:customStyle="1" w:styleId="toc1">
+    <w:name w:val="toc 1"/>
+    <w:basedOn w:val="Normal"/>
+    <w:pPr>
+      <w:tabs>
+        <w:tab w:pos="9746" w:val="right" w:leader="dot"/>
+      </w:tabs>
+      <w:spacing w:after="60" w:before="80"/>
+      <w:ind w:left="0"/>
+    </w:pPr>
+    <w:rPr>
+      <w:b/>
+      <w:sz w:val="20"/>
+    </w:rPr>
+  </w:style>
+  <w:style w:type="paragraph" w:customStyle="1" w:styleId="toc2">
+    <w:name w:val="toc 2"/>
+    <w:basedOn w:val="Normal"/>
+    <w:pPr>
+      <w:tabs>
+        <w:tab w:pos="9746" w:val="right" w:leader="dot"/>
+      </w:tabs>
+      <w:spacing w:after="40" w:before="0"/>
+      <w:ind w:left="283"/>
+    </w:pPr>
+    <w:rPr>
+      <w:b w:val="0"/>
+      <w:sz w:val="20"/>
+    </w:rPr>
+  </w:style>
+  <w:style w:type="paragraph" w:customStyle="1" w:styleId="toc3">
+    <w:name w:val="toc 3"/>
+    <w:basedOn w:val="Normal"/>
+    <w:pPr>
+      <w:tabs>
+        <w:tab w:pos="9746" w:val="right" w:leader="dot"/>
+      </w:tabs>
+      <w:spacing w:after="40" w:before="0"/>
+      <w:ind w:left="567"/>
+    </w:pPr>
+    <w:rPr>
+      <w:b w:val="0"/>
+      <w:sz w:val="20"/>
+    </w:rPr>
+  </w:style>
+  <w:style w:type="paragraph" w:customStyle="1" w:styleId="toc4">
+    <w:name w:val="toc 4"/>
+    <w:basedOn w:val="Normal"/>
+    <w:pPr>
+      <w:tabs>
+        <w:tab w:pos="9746" w:val="right" w:leader="dot"/>
+      </w:tabs>
+      <w:spacing w:after="40" w:before="0"/>
+      <w:ind w:left="850"/>
+    </w:pPr>
+    <w:rPr>
+      <w:b w:val="0"/>
+      <w:sz w:val="20"/>
+    </w:rPr>
+  </w:style>
 </w:styles>
 </file>
 

--- a/Fase 2/Evidencias del Proyecto/SICMA_CUS_v1.0.docx
+++ b/Fase 2/Evidencias del Proyecto/SICMA_CUS_v1.0.docx
@@ -102,22 +102,6 @@
         </w:rPr>
         <w:t>SICMA-CUS</w:t>
       </w:r>
-      <w:r>
-        <w:rPr>
-          <w:color w:val="5A6672"/>
-          <w:sz w:val="26"/>
-        </w:rPr>
-        <w:t xml:space="preserve">  ·  </w:t>
-      </w:r>
-      <w:r>
-        <w:rPr>
-          <w:b/>
-          <w:color w:val="FFFFFF"/>
-          <w:sz w:val="21"/>
-          <w:shd w:val="clear" w:color="auto" w:fill="002840"/>
-        </w:rPr>
-        <w:t xml:space="preserve"> VIGENTE </w:t>
-      </w:r>
     </w:p>
     <w:p>
       <w:pPr>
@@ -1302,7 +1286,7 @@
               <w:rPr>
                 <w:sz w:val="18"/>
               </w:rPr>
-              <w:t>Pasa de borrador a vigente. Se agrega la portada y se actualizan las referencias a las versiones vigentes de los demás documentos. Se agrega la tabla de contenido, la numeración de páginas y se completa la lista de referencias.</w:t>
+              <w:t>Pasa de borrador a vigente. Se agrega la portada y se actualizan las referencias a las versiones vigentes de los demás documentos. Se agrega la tabla de contenido, la numeración de páginas y se completa la lista de referencias. Se quita la etiqueta Vigente de la portada.</w:t>
             </w:r>
           </w:p>
         </w:tc>

--- a/Fase 2/Evidencias del Proyecto/SICMA_CUS_v1.0.docx
+++ b/Fase 2/Evidencias del Proyecto/SICMA_CUS_v1.0.docx
@@ -118,13 +118,13 @@
         <w:tblInd w:w="108" w:type="dxa"/>
       </w:tblPr>
       <w:tblGrid>
-        <w:gridCol w:w="4873"/>
-        <w:gridCol w:w="4873"/>
+        <w:gridCol w:w="4365"/>
+        <w:gridCol w:w="4365"/>
       </w:tblGrid>
       <w:tr>
         <w:tc>
           <w:tcPr>
-            <w:tcW w:type="dxa" w:w="4762"/>
+            <w:tcW w:type="dxa" w:w="4265"/>
             <w:tcMar>
               <w:top w:w="160" w:type="dxa"/>
               <w:left w:w="0" w:type="dxa"/>
@@ -204,7 +204,7 @@
         </w:tc>
         <w:tc>
           <w:tcPr>
-            <w:tcW w:type="dxa" w:w="4762"/>
+            <w:tcW w:type="dxa" w:w="4265"/>
             <w:tcMar>
               <w:top w:w="160" w:type="dxa"/>
               <w:left w:w="0" w:type="dxa"/>
@@ -489,7 +489,7 @@
         <w:tab/>
       </w:r>
       <w:r>
-        <w:t>6</w:t>
+        <w:t>7</w:t>
       </w:r>
     </w:p>
     <w:p>
@@ -615,7 +615,7 @@
         <w:tab/>
       </w:r>
       <w:r>
-        <w:t>11</w:t>
+        <w:t>12</w:t>
       </w:r>
     </w:p>
     <w:p>
@@ -643,7 +643,7 @@
         <w:tab/>
       </w:r>
       <w:r>
-        <w:t>13</w:t>
+        <w:t>14</w:t>
       </w:r>
     </w:p>
     <w:p>
@@ -671,7 +671,7 @@
         <w:tab/>
       </w:r>
       <w:r>
-        <w:t>14</w:t>
+        <w:t>15</w:t>
       </w:r>
     </w:p>
     <w:p>
@@ -685,7 +685,7 @@
         <w:tab/>
       </w:r>
       <w:r>
-        <w:t>15</w:t>
+        <w:t>16</w:t>
       </w:r>
     </w:p>
     <w:p>
@@ -699,7 +699,7 @@
         <w:tab/>
       </w:r>
       <w:r>
-        <w:t>15</w:t>
+        <w:t>16</w:t>
       </w:r>
       <w:r>
         <w:fldChar w:fldCharType="end"/>
@@ -718,8 +718,14 @@
     <w:p>
       <w:pPr>
         <w:pStyle w:val="FirstParagraph"/>
-      </w:pPr>
-      <w:r>
+        <w:spacing w:line="360" w:lineRule="auto" w:before="160" w:after="0"/>
+        <w:ind w:firstLine="709"/>
+        <w:jc w:val="both"/>
+      </w:pPr>
+      <w:r>
+        <w:rPr>
+          <w:sz w:val="22"/>
+        </w:rPr>
         <w:t>Versión vigente 1.0 del documento SICMA-CUS. Reemplaza al borrador anterior; el detalle de cada versión está en la tabla de versiones.</w:t>
       </w:r>
     </w:p>
@@ -961,10 +967,10 @@
         </w:tblBorders>
       </w:tblPr>
       <w:tblGrid>
-        <w:gridCol w:w="1980"/>
-        <w:gridCol w:w="1980"/>
-        <w:gridCol w:w="1980"/>
-        <w:gridCol w:w="1980"/>
+        <w:gridCol w:w="972"/>
+        <w:gridCol w:w="1237"/>
+        <w:gridCol w:w="1502"/>
+        <w:gridCol w:w="5126"/>
       </w:tblGrid>
       <w:tr>
         <w:trPr>
@@ -972,6 +978,7 @@
         </w:trPr>
         <w:tc>
           <w:tcPr>
+            <w:tcW w:w="972" w:type="dxa"/>
             <w:shd w:val="clear" w:color="auto" w:fill="D9E2F3"/>
           </w:tcPr>
           <w:p>
@@ -990,6 +997,7 @@
         </w:tc>
         <w:tc>
           <w:tcPr>
+            <w:tcW w:w="1237" w:type="dxa"/>
             <w:shd w:val="clear" w:color="auto" w:fill="D9E2F3"/>
           </w:tcPr>
           <w:p>
@@ -1008,6 +1016,7 @@
         </w:tc>
         <w:tc>
           <w:tcPr>
+            <w:tcW w:w="1502" w:type="dxa"/>
             <w:shd w:val="clear" w:color="auto" w:fill="D9E2F3"/>
           </w:tcPr>
           <w:p>
@@ -1026,6 +1035,7 @@
         </w:tc>
         <w:tc>
           <w:tcPr>
+            <w:tcW w:w="5126" w:type="dxa"/>
             <w:shd w:val="clear" w:color="auto" w:fill="D9E2F3"/>
           </w:tcPr>
           <w:p>
@@ -1045,7 +1055,9 @@
       </w:tr>
       <w:tr>
         <w:tc>
-          <w:tcPr/>
+          <w:tcPr>
+            <w:tcW w:w="972" w:type="dxa"/>
+          </w:tcPr>
           <w:p>
             <w:pPr>
               <w:pStyle w:val="Compact"/>
@@ -1060,7 +1072,9 @@
           </w:p>
         </w:tc>
         <w:tc>
-          <w:tcPr/>
+          <w:tcPr>
+            <w:tcW w:w="1237" w:type="dxa"/>
+          </w:tcPr>
           <w:p>
             <w:pPr>
               <w:pStyle w:val="Compact"/>
@@ -1075,7 +1089,9 @@
           </w:p>
         </w:tc>
         <w:tc>
-          <w:tcPr/>
+          <w:tcPr>
+            <w:tcW w:w="1502" w:type="dxa"/>
+          </w:tcPr>
           <w:p>
             <w:pPr>
               <w:pStyle w:val="Compact"/>
@@ -1090,7 +1106,9 @@
           </w:p>
         </w:tc>
         <w:tc>
-          <w:tcPr/>
+          <w:tcPr>
+            <w:tcW w:w="5126" w:type="dxa"/>
+          </w:tcPr>
           <w:p>
             <w:pPr>
               <w:pStyle w:val="Compact"/>
@@ -1107,7 +1125,9 @@
       </w:tr>
       <w:tr>
         <w:tc>
-          <w:tcPr/>
+          <w:tcPr>
+            <w:tcW w:w="972" w:type="dxa"/>
+          </w:tcPr>
           <w:p>
             <w:pPr>
               <w:pStyle w:val="Compact"/>
@@ -1122,7 +1142,9 @@
           </w:p>
         </w:tc>
         <w:tc>
-          <w:tcPr/>
+          <w:tcPr>
+            <w:tcW w:w="1237" w:type="dxa"/>
+          </w:tcPr>
           <w:p>
             <w:pPr>
               <w:pStyle w:val="Compact"/>
@@ -1137,7 +1159,9 @@
           </w:p>
         </w:tc>
         <w:tc>
-          <w:tcPr/>
+          <w:tcPr>
+            <w:tcW w:w="1502" w:type="dxa"/>
+          </w:tcPr>
           <w:p>
             <w:pPr>
               <w:pStyle w:val="Compact"/>
@@ -1152,7 +1176,9 @@
           </w:p>
         </w:tc>
         <w:tc>
-          <w:tcPr/>
+          <w:tcPr>
+            <w:tcW w:w="5126" w:type="dxa"/>
+          </w:tcPr>
           <w:p>
             <w:pPr>
               <w:pStyle w:val="Compact"/>
@@ -1169,7 +1195,9 @@
       </w:tr>
       <w:tr>
         <w:tc>
-          <w:tcPr/>
+          <w:tcPr>
+            <w:tcW w:w="972" w:type="dxa"/>
+          </w:tcPr>
           <w:p>
             <w:pPr>
               <w:pStyle w:val="Compact"/>
@@ -1184,7 +1212,9 @@
           </w:p>
         </w:tc>
         <w:tc>
-          <w:tcPr/>
+          <w:tcPr>
+            <w:tcW w:w="1237" w:type="dxa"/>
+          </w:tcPr>
           <w:p>
             <w:pPr>
               <w:pStyle w:val="Compact"/>
@@ -1199,7 +1229,9 @@
           </w:p>
         </w:tc>
         <w:tc>
-          <w:tcPr/>
+          <w:tcPr>
+            <w:tcW w:w="1502" w:type="dxa"/>
+          </w:tcPr>
           <w:p>
             <w:pPr>
               <w:pStyle w:val="Compact"/>
@@ -1214,7 +1246,9 @@
           </w:p>
         </w:tc>
         <w:tc>
-          <w:tcPr/>
+          <w:tcPr>
+            <w:tcW w:w="5126" w:type="dxa"/>
+          </w:tcPr>
           <w:p>
             <w:pPr>
               <w:pStyle w:val="Compact"/>
@@ -1231,7 +1265,9 @@
       </w:tr>
       <w:tr>
         <w:tc>
-          <w:tcPr/>
+          <w:tcPr>
+            <w:tcW w:w="972" w:type="dxa"/>
+          </w:tcPr>
           <w:p>
             <w:pPr>
               <w:pStyle w:val="Compact"/>
@@ -1246,7 +1282,9 @@
           </w:p>
         </w:tc>
         <w:tc>
-          <w:tcPr/>
+          <w:tcPr>
+            <w:tcW w:w="1237" w:type="dxa"/>
+          </w:tcPr>
           <w:p>
             <w:pPr>
               <w:pStyle w:val="Compact"/>
@@ -1261,7 +1299,9 @@
           </w:p>
         </w:tc>
         <w:tc>
-          <w:tcPr/>
+          <w:tcPr>
+            <w:tcW w:w="1502" w:type="dxa"/>
+          </w:tcPr>
           <w:p>
             <w:pPr>
               <w:pStyle w:val="Compact"/>
@@ -1276,17 +1316,19 @@
           </w:p>
         </w:tc>
         <w:tc>
-          <w:tcPr/>
-          <w:p>
-            <w:pPr>
-              <w:pStyle w:val="Compact"/>
-              <w:jc w:val="left"/>
-            </w:pPr>
-            <w:r>
-              <w:rPr>
-                <w:sz w:val="18"/>
-              </w:rPr>
-              <w:t>Pasa de borrador a vigente. Se agrega la portada y se actualizan las referencias a las versiones vigentes de los demás documentos. Se agrega la tabla de contenido, la numeración de páginas y se completa la lista de referencias. Se quita la etiqueta Vigente de la portada.</w:t>
+          <w:tcPr>
+            <w:tcW w:w="5126" w:type="dxa"/>
+          </w:tcPr>
+          <w:p>
+            <w:pPr>
+              <w:pStyle w:val="Compact"/>
+              <w:jc w:val="left"/>
+            </w:pPr>
+            <w:r>
+              <w:rPr>
+                <w:sz w:val="18"/>
+              </w:rPr>
+              <w:t>Pasa de borrador a vigente. Se agrega la portada y se actualizan las referencias a las versiones vigentes de los demás documentos. Se agrega la tabla de contenido, la numeración de páginas y se completa la lista de referencias. Se quita la etiqueta Vigente de la portada. Se aplica el formato de entrega (márgenes de 3 cm, interlineado 1,5, sangría y texto justificado).</w:t>
             </w:r>
           </w:p>
         </w:tc>
@@ -1305,24 +1347,42 @@
     <w:p>
       <w:pPr>
         <w:pStyle w:val="FirstParagraph"/>
-      </w:pPr>
-      <w:r>
+        <w:spacing w:line="360" w:lineRule="auto" w:before="160" w:after="0"/>
+        <w:ind w:firstLine="709"/>
+        <w:jc w:val="both"/>
+      </w:pPr>
+      <w:r>
+        <w:rPr>
+          <w:sz w:val="22"/>
+        </w:rPr>
         <w:t xml:space="preserve">SICMA tiene 25 casos de uso en 7 módulos, y cubren los 36 requerimientos funcionales de SICMA-REQ.</w:t>
       </w:r>
     </w:p>
     <w:p>
       <w:pPr>
         <w:pStyle w:val="BodyText"/>
-      </w:pPr>
-      <w:r>
+        <w:spacing w:line="360" w:lineRule="auto" w:before="160" w:after="0"/>
+        <w:ind w:firstLine="709"/>
+        <w:jc w:val="both"/>
+      </w:pPr>
+      <w:r>
+        <w:rPr>
+          <w:sz w:val="22"/>
+        </w:rPr>
         <w:t xml:space="preserve">Este documento describe cómo los usuarios y los sistemas externos interactúan con SICMA. Cada caso tiene objetivo, precondiciones, flujo principal, excepciones y un resultado comprobable. Sirve de base para los diagramas de actividad, los mockups y los casos de prueba.</w:t>
       </w:r>
     </w:p>
     <w:p>
       <w:pPr>
         <w:pStyle w:val="BodyText"/>
-      </w:pPr>
-      <w:r>
+        <w:spacing w:line="360" w:lineRule="auto" w:before="160" w:after="0"/>
+        <w:ind w:firstLine="709"/>
+        <w:jc w:val="both"/>
+      </w:pPr>
+      <w:r>
+        <w:rPr>
+          <w:sz w:val="22"/>
+        </w:rPr>
         <w:t xml:space="preserve">Usa la notación de casos de uso de UML (OMG, ISO/IEC 19501). Hay un diagrama por módulo. Los óvalos son casos de uso, el rectángulo es SICMA y las figuras de fuera son actores. Una línea indica participación, no orden en el tiempo.</w:t>
       </w:r>
     </w:p>
@@ -2362,19 +2422,29 @@
     <w:p>
       <w:pPr>
         <w:pStyle w:val="BodyText"/>
-      </w:pPr>
-      <w:r>
+        <w:spacing w:line="360" w:lineRule="auto" w:before="160" w:after="0"/>
+        <w:ind w:firstLine="709"/>
+        <w:jc w:val="both"/>
+      </w:pPr>
+      <w:r>
+        <w:rPr>
+          <w:sz w:val="22"/>
+        </w:rPr>
         <w:t xml:space="preserve">El temporizador que consulta a Zabbix cada 1 minuto y el motor de alertas son parte de SICMA, no actores.</w:t>
       </w:r>
     </w:p>
     <w:p>
       <w:pPr>
         <w:pStyle w:val="BodyText"/>
+        <w:spacing w:line="360" w:lineRule="auto" w:before="160" w:after="0"/>
+        <w:ind w:firstLine="709"/>
+        <w:jc w:val="both"/>
       </w:pPr>
       <w:r>
         <w:rPr>
           <w:bCs/>
           <w:b/>
+          <w:sz w:val="22"/>
         </w:rPr>
         <w:t xml:space="preserve">Reglas que aplican a todas las fichas</w:t>
       </w:r>
@@ -2464,8 +2534,14 @@
     <w:p>
       <w:pPr>
         <w:pStyle w:val="FirstParagraph"/>
-      </w:pPr>
-      <w:r>
+        <w:spacing w:line="360" w:lineRule="auto" w:before="160" w:after="0"/>
+        <w:ind w:firstLine="709"/>
+        <w:jc w:val="both"/>
+      </w:pPr>
+      <w:r>
+        <w:rPr>
+          <w:sz w:val="22"/>
+        </w:rPr>
         <w:t xml:space="preserve">Un diagrama por módulo. Los actores humanos van a la izquierda y los sistemas externos a la derecha. Una línea punteada con «incluye» indica que un caso usa a otro. Los permisos exactos de cada rol están en las fichas y en la matriz de SICMA-REQ.</w:t>
       </w:r>
     </w:p>
@@ -2481,8 +2557,14 @@
     <w:p>
       <w:pPr>
         <w:pStyle w:val="FirstParagraph"/>
-      </w:pPr>
-      <w:r>
+        <w:spacing w:line="360" w:lineRule="auto" w:before="160" w:after="0"/>
+        <w:ind w:firstLine="709"/>
+        <w:jc w:val="both"/>
+      </w:pPr>
+      <w:r>
+        <w:rPr>
+          <w:sz w:val="22"/>
+        </w:rPr>
         <w:t xml:space="preserve">Todos los roles inician sesión y recuperan su contraseña; solo el Administrador gestiona cuentas y roles.</w:t>
       </w:r>
     </w:p>
@@ -2554,8 +2636,14 @@
     <w:p>
       <w:pPr>
         <w:pStyle w:val="FirstParagraph"/>
-      </w:pPr>
-      <w:r>
+        <w:spacing w:line="360" w:lineRule="auto" w:before="160" w:after="0"/>
+        <w:ind w:firstLine="709"/>
+        <w:jc w:val="both"/>
+      </w:pPr>
+      <w:r>
+        <w:rPr>
+          <w:sz w:val="22"/>
+        </w:rPr>
         <w:t xml:space="preserve">El Técnico mantiene los activos; el Administrador mantiene además los catálogos que los activos y los sensores necesitan.</w:t>
       </w:r>
     </w:p>
@@ -2627,8 +2715,14 @@
     <w:p>
       <w:pPr>
         <w:pStyle w:val="FirstParagraph"/>
-      </w:pPr>
-      <w:r>
+        <w:spacing w:line="360" w:lineRule="auto" w:before="160" w:after="0"/>
+        <w:ind w:firstLine="709"/>
+        <w:jc w:val="both"/>
+      </w:pPr>
+      <w:r>
+        <w:rPr>
+          <w:sz w:val="22"/>
+        </w:rPr>
         <w:t xml:space="preserve">Cada lectura del sensor se evalúa contra los umbrales y puede terminar en un correo al responsable de alerta.</w:t>
       </w:r>
     </w:p>
@@ -2700,8 +2794,14 @@
     <w:p>
       <w:pPr>
         <w:pStyle w:val="FirstParagraph"/>
-      </w:pPr>
-      <w:r>
+        <w:spacing w:line="360" w:lineRule="auto" w:before="160" w:after="0"/>
+        <w:ind w:firstLine="709"/>
+        <w:jc w:val="both"/>
+      </w:pPr>
+      <w:r>
+        <w:rPr>
+          <w:sz w:val="22"/>
+        </w:rPr>
         <w:t xml:space="preserve">SICMA consulta a Zabbix cada 1 minuto y los usuarios solo consultan el resultado.</w:t>
       </w:r>
     </w:p>
@@ -2773,8 +2873,14 @@
     <w:p>
       <w:pPr>
         <w:pStyle w:val="FirstParagraph"/>
-      </w:pPr>
-      <w:r>
+        <w:spacing w:line="360" w:lineRule="auto" w:before="160" w:after="0"/>
+        <w:ind w:firstLine="709"/>
+        <w:jc w:val="both"/>
+      </w:pPr>
+      <w:r>
+        <w:rPr>
+          <w:sz w:val="22"/>
+        </w:rPr>
         <w:t xml:space="preserve">El lector envía cada intento de acceso; el Administrador asocia huellas y el Auditor consulta el registro.</w:t>
       </w:r>
     </w:p>
@@ -2846,8 +2952,14 @@
     <w:p>
       <w:pPr>
         <w:pStyle w:val="FirstParagraph"/>
-      </w:pPr>
-      <w:r>
+        <w:spacing w:line="360" w:lineRule="auto" w:before="160" w:after="0"/>
+        <w:ind w:firstLine="709"/>
+        <w:jc w:val="both"/>
+      </w:pPr>
+      <w:r>
+        <w:rPr>
+          <w:sz w:val="22"/>
+        </w:rPr>
         <w:t xml:space="preserve">La solicitud pasa del Técnico a la Jefatura, que la aprueba, luego al Administrador, que asigna al técnico, y vuelve al Técnico que la ejecuta.</w:t>
       </w:r>
     </w:p>
@@ -2919,8 +3031,14 @@
     <w:p>
       <w:pPr>
         <w:pStyle w:val="FirstParagraph"/>
-      </w:pPr>
-      <w:r>
+        <w:spacing w:line="360" w:lineRule="auto" w:before="160" w:after="0"/>
+        <w:ind w:firstLine="709"/>
+        <w:jc w:val="both"/>
+      </w:pPr>
+      <w:r>
+        <w:rPr>
+          <w:sz w:val="22"/>
+        </w:rPr>
         <w:t xml:space="preserve">La Jefatura ve los dashboards en Power BI; todos los roles consultan desde el móvil sin modificar nada.</w:t>
       </w:r>
     </w:p>
@@ -2993,8 +3111,14 @@
     <w:p>
       <w:pPr>
         <w:pStyle w:val="FirstParagraph"/>
-      </w:pPr>
-      <w:r>
+        <w:spacing w:line="360" w:lineRule="auto" w:before="160" w:after="0"/>
+        <w:ind w:firstLine="709"/>
+        <w:jc w:val="both"/>
+      </w:pPr>
+      <w:r>
+        <w:rPr>
+          <w:sz w:val="22"/>
+        </w:rPr>
         <w:t xml:space="preserve">Cada ficha indica actor, requerimientos que cubre (RF), precondición, flujo principal, excepciones y resultado. La prioridad es la del RF más alto que cubre.</w:t>
       </w:r>
     </w:p>
@@ -3010,18 +3134,28 @@
     <w:p>
       <w:pPr>
         <w:pStyle w:val="FirstParagraph"/>
+        <w:spacing w:line="360" w:lineRule="auto" w:before="160" w:after="0"/>
+        <w:ind w:firstLine="709"/>
+        <w:jc w:val="both"/>
       </w:pPr>
       <w:r>
         <w:rPr>
           <w:bCs/>
           <w:b/>
+          <w:sz w:val="22"/>
         </w:rPr>
         <w:t xml:space="preserve">CU-01 · Iniciar y cerrar sesión</w:t>
       </w:r>
       <w:r>
+        <w:rPr>
+          <w:sz w:val="22"/>
+        </w:rPr>
         <w:t xml:space="preserve"> </w:t>
       </w:r>
       <w:r>
+        <w:rPr>
+          <w:sz w:val="22"/>
+        </w:rPr>
         <w:t xml:space="preserve">(Must)</w:t>
       </w:r>
     </w:p>
@@ -3088,18 +3222,28 @@
     <w:p>
       <w:pPr>
         <w:pStyle w:val="FirstParagraph"/>
+        <w:spacing w:line="360" w:lineRule="auto" w:before="160" w:after="0"/>
+        <w:ind w:firstLine="709"/>
+        <w:jc w:val="both"/>
       </w:pPr>
       <w:r>
         <w:rPr>
           <w:bCs/>
           <w:b/>
+          <w:sz w:val="22"/>
         </w:rPr>
         <w:t xml:space="preserve">CU-02 · Recuperar y cambiar contraseña</w:t>
       </w:r>
       <w:r>
+        <w:rPr>
+          <w:sz w:val="22"/>
+        </w:rPr>
         <w:t xml:space="preserve"> </w:t>
       </w:r>
       <w:r>
+        <w:rPr>
+          <w:sz w:val="22"/>
+        </w:rPr>
         <w:t xml:space="preserve">(Should)</w:t>
       </w:r>
     </w:p>
@@ -3166,18 +3310,28 @@
     <w:p>
       <w:pPr>
         <w:pStyle w:val="FirstParagraph"/>
+        <w:spacing w:line="360" w:lineRule="auto" w:before="160" w:after="0"/>
+        <w:ind w:firstLine="709"/>
+        <w:jc w:val="both"/>
       </w:pPr>
       <w:r>
         <w:rPr>
           <w:bCs/>
           <w:b/>
+          <w:sz w:val="22"/>
         </w:rPr>
         <w:t xml:space="preserve">CU-03 · Administrar cuentas y roles</w:t>
       </w:r>
       <w:r>
+        <w:rPr>
+          <w:sz w:val="22"/>
+        </w:rPr>
         <w:t xml:space="preserve"> </w:t>
       </w:r>
       <w:r>
+        <w:rPr>
+          <w:sz w:val="22"/>
+        </w:rPr>
         <w:t xml:space="preserve">(Must)</w:t>
       </w:r>
     </w:p>
@@ -3254,18 +3408,28 @@
     <w:p>
       <w:pPr>
         <w:pStyle w:val="FirstParagraph"/>
+        <w:spacing w:line="360" w:lineRule="auto" w:before="160" w:after="0"/>
+        <w:ind w:firstLine="709"/>
+        <w:jc w:val="both"/>
       </w:pPr>
       <w:r>
         <w:rPr>
           <w:bCs/>
           <w:b/>
+          <w:sz w:val="22"/>
         </w:rPr>
         <w:t xml:space="preserve">CU-04 · Gestionar activos</w:t>
       </w:r>
       <w:r>
+        <w:rPr>
+          <w:sz w:val="22"/>
+        </w:rPr>
         <w:t xml:space="preserve"> </w:t>
       </w:r>
       <w:r>
+        <w:rPr>
+          <w:sz w:val="22"/>
+        </w:rPr>
         <w:t xml:space="preserve">(Must)</w:t>
       </w:r>
     </w:p>
@@ -3332,18 +3496,28 @@
     <w:p>
       <w:pPr>
         <w:pStyle w:val="FirstParagraph"/>
+        <w:spacing w:line="360" w:lineRule="auto" w:before="160" w:after="0"/>
+        <w:ind w:firstLine="709"/>
+        <w:jc w:val="both"/>
       </w:pPr>
       <w:r>
         <w:rPr>
           <w:bCs/>
           <w:b/>
+          <w:sz w:val="22"/>
         </w:rPr>
         <w:t xml:space="preserve">CU-05 · Buscar y consultar activos e historial</w:t>
       </w:r>
       <w:r>
+        <w:rPr>
+          <w:sz w:val="22"/>
+        </w:rPr>
         <w:t xml:space="preserve"> </w:t>
       </w:r>
       <w:r>
+        <w:rPr>
+          <w:sz w:val="22"/>
+        </w:rPr>
         <w:t xml:space="preserve">(Must)</w:t>
       </w:r>
     </w:p>
@@ -3410,18 +3584,28 @@
     <w:p>
       <w:pPr>
         <w:pStyle w:val="FirstParagraph"/>
+        <w:spacing w:line="360" w:lineRule="auto" w:before="160" w:after="0"/>
+        <w:ind w:firstLine="709"/>
+        <w:jc w:val="both"/>
       </w:pPr>
       <w:r>
         <w:rPr>
           <w:bCs/>
           <w:b/>
+          <w:sz w:val="22"/>
         </w:rPr>
         <w:t xml:space="preserve">CU-06 · Gestionar zonas y ubicaciones</w:t>
       </w:r>
       <w:r>
+        <w:rPr>
+          <w:sz w:val="22"/>
+        </w:rPr>
         <w:t xml:space="preserve"> </w:t>
       </w:r>
       <w:r>
+        <w:rPr>
+          <w:sz w:val="22"/>
+        </w:rPr>
         <w:t xml:space="preserve">(Must)</w:t>
       </w:r>
     </w:p>
@@ -3488,18 +3672,28 @@
     <w:p>
       <w:pPr>
         <w:pStyle w:val="FirstParagraph"/>
+        <w:spacing w:line="360" w:lineRule="auto" w:before="160" w:after="0"/>
+        <w:ind w:firstLine="709"/>
+        <w:jc w:val="both"/>
       </w:pPr>
       <w:r>
         <w:rPr>
           <w:bCs/>
           <w:b/>
+          <w:sz w:val="22"/>
         </w:rPr>
         <w:t xml:space="preserve">CU-07 · Gestionar dispositivos IoT</w:t>
       </w:r>
       <w:r>
+        <w:rPr>
+          <w:sz w:val="22"/>
+        </w:rPr>
         <w:t xml:space="preserve"> </w:t>
       </w:r>
       <w:r>
+        <w:rPr>
+          <w:sz w:val="22"/>
+        </w:rPr>
         <w:t xml:space="preserve">(Must)</w:t>
       </w:r>
     </w:p>
@@ -3566,18 +3760,28 @@
     <w:p>
       <w:pPr>
         <w:pStyle w:val="FirstParagraph"/>
+        <w:spacing w:line="360" w:lineRule="auto" w:before="160" w:after="0"/>
+        <w:ind w:firstLine="709"/>
+        <w:jc w:val="both"/>
       </w:pPr>
       <w:r>
         <w:rPr>
           <w:bCs/>
           <w:b/>
+          <w:sz w:val="22"/>
         </w:rPr>
         <w:t xml:space="preserve">CU-08 · Gestionar tipos y estados de activo</w:t>
       </w:r>
       <w:r>
+        <w:rPr>
+          <w:sz w:val="22"/>
+        </w:rPr>
         <w:t xml:space="preserve"> </w:t>
       </w:r>
       <w:r>
+        <w:rPr>
+          <w:sz w:val="22"/>
+        </w:rPr>
         <w:t xml:space="preserve">(Should)</w:t>
       </w:r>
     </w:p>
@@ -3644,18 +3848,28 @@
     <w:p>
       <w:pPr>
         <w:pStyle w:val="FirstParagraph"/>
+        <w:spacing w:line="360" w:lineRule="auto" w:before="160" w:after="0"/>
+        <w:ind w:firstLine="709"/>
+        <w:jc w:val="both"/>
       </w:pPr>
       <w:r>
         <w:rPr>
           <w:bCs/>
           <w:b/>
+          <w:sz w:val="22"/>
         </w:rPr>
         <w:t xml:space="preserve">CU-09 · Definir responsables de alerta</w:t>
       </w:r>
       <w:r>
+        <w:rPr>
+          <w:sz w:val="22"/>
+        </w:rPr>
         <w:t xml:space="preserve"> </w:t>
       </w:r>
       <w:r>
+        <w:rPr>
+          <w:sz w:val="22"/>
+        </w:rPr>
         <w:t xml:space="preserve">(Must)</w:t>
       </w:r>
     </w:p>
@@ -3732,18 +3946,28 @@
     <w:p>
       <w:pPr>
         <w:pStyle w:val="FirstParagraph"/>
+        <w:spacing w:line="360" w:lineRule="auto" w:before="160" w:after="0"/>
+        <w:ind w:firstLine="709"/>
+        <w:jc w:val="both"/>
       </w:pPr>
       <w:r>
         <w:rPr>
           <w:bCs/>
           <w:b/>
+          <w:sz w:val="22"/>
         </w:rPr>
         <w:t xml:space="preserve">CU-10 · Recibir lecturas del sensor</w:t>
       </w:r>
       <w:r>
+        <w:rPr>
+          <w:sz w:val="22"/>
+        </w:rPr>
         <w:t xml:space="preserve"> </w:t>
       </w:r>
       <w:r>
+        <w:rPr>
+          <w:sz w:val="22"/>
+        </w:rPr>
         <w:t xml:space="preserve">(Must)</w:t>
       </w:r>
     </w:p>
@@ -3810,18 +4034,28 @@
     <w:p>
       <w:pPr>
         <w:pStyle w:val="FirstParagraph"/>
+        <w:spacing w:line="360" w:lineRule="auto" w:before="160" w:after="0"/>
+        <w:ind w:firstLine="709"/>
+        <w:jc w:val="both"/>
       </w:pPr>
       <w:r>
         <w:rPr>
           <w:bCs/>
           <w:b/>
+          <w:sz w:val="22"/>
         </w:rPr>
         <w:t xml:space="preserve">CU-11 · Definir umbrales</w:t>
       </w:r>
       <w:r>
+        <w:rPr>
+          <w:sz w:val="22"/>
+        </w:rPr>
         <w:t xml:space="preserve"> </w:t>
       </w:r>
       <w:r>
+        <w:rPr>
+          <w:sz w:val="22"/>
+        </w:rPr>
         <w:t xml:space="preserve">(Must)</w:t>
       </w:r>
     </w:p>
@@ -3888,18 +4122,28 @@
     <w:p>
       <w:pPr>
         <w:pStyle w:val="FirstParagraph"/>
+        <w:spacing w:line="360" w:lineRule="auto" w:before="160" w:after="0"/>
+        <w:ind w:firstLine="709"/>
+        <w:jc w:val="both"/>
       </w:pPr>
       <w:r>
         <w:rPr>
           <w:bCs/>
           <w:b/>
+          <w:sz w:val="22"/>
         </w:rPr>
         <w:t xml:space="preserve">CU-12 · Generar alerta y notificar por correo</w:t>
       </w:r>
       <w:r>
+        <w:rPr>
+          <w:sz w:val="22"/>
+        </w:rPr>
         <w:t xml:space="preserve"> </w:t>
       </w:r>
       <w:r>
+        <w:rPr>
+          <w:sz w:val="22"/>
+        </w:rPr>
         <w:t xml:space="preserve">(Must)</w:t>
       </w:r>
     </w:p>
@@ -3966,18 +4210,28 @@
     <w:p>
       <w:pPr>
         <w:pStyle w:val="FirstParagraph"/>
+        <w:spacing w:line="360" w:lineRule="auto" w:before="160" w:after="0"/>
+        <w:ind w:firstLine="709"/>
+        <w:jc w:val="both"/>
       </w:pPr>
       <w:r>
         <w:rPr>
           <w:bCs/>
           <w:b/>
+          <w:sz w:val="22"/>
         </w:rPr>
         <w:t xml:space="preserve">CU-13 · Consultar lecturas y alertas</w:t>
       </w:r>
       <w:r>
+        <w:rPr>
+          <w:sz w:val="22"/>
+        </w:rPr>
         <w:t xml:space="preserve"> </w:t>
       </w:r>
       <w:r>
+        <w:rPr>
+          <w:sz w:val="22"/>
+        </w:rPr>
         <w:t xml:space="preserve">(Must)</w:t>
       </w:r>
     </w:p>
@@ -4054,18 +4308,28 @@
     <w:p>
       <w:pPr>
         <w:pStyle w:val="FirstParagraph"/>
+        <w:spacing w:line="360" w:lineRule="auto" w:before="160" w:after="0"/>
+        <w:ind w:firstLine="709"/>
+        <w:jc w:val="both"/>
       </w:pPr>
       <w:r>
         <w:rPr>
           <w:bCs/>
           <w:b/>
+          <w:sz w:val="22"/>
         </w:rPr>
         <w:t xml:space="preserve">CU-14 · Sincronizar el estado de servidores desde Zabbix</w:t>
       </w:r>
       <w:r>
+        <w:rPr>
+          <w:sz w:val="22"/>
+        </w:rPr>
         <w:t xml:space="preserve"> </w:t>
       </w:r>
       <w:r>
+        <w:rPr>
+          <w:sz w:val="22"/>
+        </w:rPr>
         <w:t xml:space="preserve">(Must)</w:t>
       </w:r>
     </w:p>
@@ -4132,18 +4396,28 @@
     <w:p>
       <w:pPr>
         <w:pStyle w:val="FirstParagraph"/>
+        <w:spacing w:line="360" w:lineRule="auto" w:before="160" w:after="0"/>
+        <w:ind w:firstLine="709"/>
+        <w:jc w:val="both"/>
       </w:pPr>
       <w:r>
         <w:rPr>
           <w:bCs/>
           <w:b/>
+          <w:sz w:val="22"/>
         </w:rPr>
         <w:t xml:space="preserve">CU-15 · Consultar el estado y los eventos de servidores</w:t>
       </w:r>
       <w:r>
+        <w:rPr>
+          <w:sz w:val="22"/>
+        </w:rPr>
         <w:t xml:space="preserve"> </w:t>
       </w:r>
       <w:r>
+        <w:rPr>
+          <w:sz w:val="22"/>
+        </w:rPr>
         <w:t xml:space="preserve">(Must)</w:t>
       </w:r>
     </w:p>
@@ -4220,18 +4494,28 @@
     <w:p>
       <w:pPr>
         <w:pStyle w:val="FirstParagraph"/>
+        <w:spacing w:line="360" w:lineRule="auto" w:before="160" w:after="0"/>
+        <w:ind w:firstLine="709"/>
+        <w:jc w:val="both"/>
       </w:pPr>
       <w:r>
         <w:rPr>
           <w:bCs/>
           <w:b/>
+          <w:sz w:val="22"/>
         </w:rPr>
         <w:t xml:space="preserve">CU-16 · Asociar la huella de un usuario</w:t>
       </w:r>
       <w:r>
+        <w:rPr>
+          <w:sz w:val="22"/>
+        </w:rPr>
         <w:t xml:space="preserve"> </w:t>
       </w:r>
       <w:r>
+        <w:rPr>
+          <w:sz w:val="22"/>
+        </w:rPr>
         <w:t xml:space="preserve">(Must)</w:t>
       </w:r>
     </w:p>
@@ -4298,18 +4582,28 @@
     <w:p>
       <w:pPr>
         <w:pStyle w:val="FirstParagraph"/>
+        <w:spacing w:line="360" w:lineRule="auto" w:before="160" w:after="0"/>
+        <w:ind w:firstLine="709"/>
+        <w:jc w:val="both"/>
       </w:pPr>
       <w:r>
         <w:rPr>
           <w:bCs/>
           <w:b/>
+          <w:sz w:val="22"/>
         </w:rPr>
         <w:t xml:space="preserve">CU-17 · Registrar un intento de acceso</w:t>
       </w:r>
       <w:r>
+        <w:rPr>
+          <w:sz w:val="22"/>
+        </w:rPr>
         <w:t xml:space="preserve"> </w:t>
       </w:r>
       <w:r>
+        <w:rPr>
+          <w:sz w:val="22"/>
+        </w:rPr>
         <w:t xml:space="preserve">(Must)</w:t>
       </w:r>
     </w:p>
@@ -4376,18 +4670,28 @@
     <w:p>
       <w:pPr>
         <w:pStyle w:val="FirstParagraph"/>
+        <w:spacing w:line="360" w:lineRule="auto" w:before="160" w:after="0"/>
+        <w:ind w:firstLine="709"/>
+        <w:jc w:val="both"/>
       </w:pPr>
       <w:r>
         <w:rPr>
           <w:bCs/>
           <w:b/>
+          <w:sz w:val="22"/>
         </w:rPr>
         <w:t xml:space="preserve">CU-18 · Consultar el registro de accesos</w:t>
       </w:r>
       <w:r>
+        <w:rPr>
+          <w:sz w:val="22"/>
+        </w:rPr>
         <w:t xml:space="preserve"> </w:t>
       </w:r>
       <w:r>
+        <w:rPr>
+          <w:sz w:val="22"/>
+        </w:rPr>
         <w:t xml:space="preserve">(Should)</w:t>
       </w:r>
     </w:p>
@@ -4464,18 +4768,28 @@
     <w:p>
       <w:pPr>
         <w:pStyle w:val="FirstParagraph"/>
+        <w:spacing w:line="360" w:lineRule="auto" w:before="160" w:after="0"/>
+        <w:ind w:firstLine="709"/>
+        <w:jc w:val="both"/>
       </w:pPr>
       <w:r>
         <w:rPr>
           <w:bCs/>
           <w:b/>
+          <w:sz w:val="22"/>
         </w:rPr>
         <w:t xml:space="preserve">CU-19 · Solicitar una intervención</w:t>
       </w:r>
       <w:r>
+        <w:rPr>
+          <w:sz w:val="22"/>
+        </w:rPr>
         <w:t xml:space="preserve"> </w:t>
       </w:r>
       <w:r>
+        <w:rPr>
+          <w:sz w:val="22"/>
+        </w:rPr>
         <w:t xml:space="preserve">(Must)</w:t>
       </w:r>
     </w:p>
@@ -4542,18 +4856,28 @@
     <w:p>
       <w:pPr>
         <w:pStyle w:val="FirstParagraph"/>
+        <w:spacing w:line="360" w:lineRule="auto" w:before="160" w:after="0"/>
+        <w:ind w:firstLine="709"/>
+        <w:jc w:val="both"/>
       </w:pPr>
       <w:r>
         <w:rPr>
           <w:bCs/>
           <w:b/>
+          <w:sz w:val="22"/>
         </w:rPr>
         <w:t xml:space="preserve">CU-20 · Aprobar o rechazar una intervención</w:t>
       </w:r>
       <w:r>
+        <w:rPr>
+          <w:sz w:val="22"/>
+        </w:rPr>
         <w:t xml:space="preserve"> </w:t>
       </w:r>
       <w:r>
+        <w:rPr>
+          <w:sz w:val="22"/>
+        </w:rPr>
         <w:t xml:space="preserve">(Must)</w:t>
       </w:r>
     </w:p>
@@ -4620,18 +4944,28 @@
     <w:p>
       <w:pPr>
         <w:pStyle w:val="FirstParagraph"/>
+        <w:spacing w:line="360" w:lineRule="auto" w:before="160" w:after="0"/>
+        <w:ind w:firstLine="709"/>
+        <w:jc w:val="both"/>
       </w:pPr>
       <w:r>
         <w:rPr>
           <w:bCs/>
           <w:b/>
+          <w:sz w:val="22"/>
         </w:rPr>
         <w:t xml:space="preserve">CU-21 · Asignar un técnico y agendar</w:t>
       </w:r>
       <w:r>
+        <w:rPr>
+          <w:sz w:val="22"/>
+        </w:rPr>
         <w:t xml:space="preserve"> </w:t>
       </w:r>
       <w:r>
+        <w:rPr>
+          <w:sz w:val="22"/>
+        </w:rPr>
         <w:t xml:space="preserve">(Must)</w:t>
       </w:r>
     </w:p>
@@ -4698,18 +5032,28 @@
     <w:p>
       <w:pPr>
         <w:pStyle w:val="FirstParagraph"/>
+        <w:spacing w:line="360" w:lineRule="auto" w:before="160" w:after="0"/>
+        <w:ind w:firstLine="709"/>
+        <w:jc w:val="both"/>
       </w:pPr>
       <w:r>
         <w:rPr>
           <w:bCs/>
           <w:b/>
+          <w:sz w:val="22"/>
         </w:rPr>
         <w:t xml:space="preserve">CU-22 · Avisar los cambios de estado</w:t>
       </w:r>
       <w:r>
+        <w:rPr>
+          <w:sz w:val="22"/>
+        </w:rPr>
         <w:t xml:space="preserve"> </w:t>
       </w:r>
       <w:r>
+        <w:rPr>
+          <w:sz w:val="22"/>
+        </w:rPr>
         <w:t xml:space="preserve">(Should)</w:t>
       </w:r>
     </w:p>
@@ -4776,18 +5120,28 @@
     <w:p>
       <w:pPr>
         <w:pStyle w:val="FirstParagraph"/>
+        <w:spacing w:line="360" w:lineRule="auto" w:before="160" w:after="0"/>
+        <w:ind w:firstLine="709"/>
+        <w:jc w:val="both"/>
       </w:pPr>
       <w:r>
         <w:rPr>
           <w:bCs/>
           <w:b/>
+          <w:sz w:val="22"/>
         </w:rPr>
         <w:t xml:space="preserve">CU-23 · Ejecutar y cerrar una intervención</w:t>
       </w:r>
       <w:r>
+        <w:rPr>
+          <w:sz w:val="22"/>
+        </w:rPr>
         <w:t xml:space="preserve"> </w:t>
       </w:r>
       <w:r>
+        <w:rPr>
+          <w:sz w:val="22"/>
+        </w:rPr>
         <w:t xml:space="preserve">(Must)</w:t>
       </w:r>
     </w:p>
@@ -4864,18 +5218,28 @@
     <w:p>
       <w:pPr>
         <w:pStyle w:val="FirstParagraph"/>
+        <w:spacing w:line="360" w:lineRule="auto" w:before="160" w:after="0"/>
+        <w:ind w:firstLine="709"/>
+        <w:jc w:val="both"/>
       </w:pPr>
       <w:r>
         <w:rPr>
           <w:bCs/>
           <w:b/>
+          <w:sz w:val="22"/>
         </w:rPr>
         <w:t xml:space="preserve">CU-24 · Consultar dashboards</w:t>
       </w:r>
       <w:r>
+        <w:rPr>
+          <w:sz w:val="22"/>
+        </w:rPr>
         <w:t xml:space="preserve"> </w:t>
       </w:r>
       <w:r>
+        <w:rPr>
+          <w:sz w:val="22"/>
+        </w:rPr>
         <w:t xml:space="preserve">(Must)</w:t>
       </w:r>
     </w:p>
@@ -4942,18 +5306,28 @@
     <w:p>
       <w:pPr>
         <w:pStyle w:val="FirstParagraph"/>
+        <w:spacing w:line="360" w:lineRule="auto" w:before="160" w:after="0"/>
+        <w:ind w:firstLine="709"/>
+        <w:jc w:val="both"/>
       </w:pPr>
       <w:r>
         <w:rPr>
           <w:bCs/>
           <w:b/>
+          <w:sz w:val="22"/>
         </w:rPr>
         <w:t xml:space="preserve">CU-25 · Consultar desde el móvil</w:t>
       </w:r>
       <w:r>
+        <w:rPr>
+          <w:sz w:val="22"/>
+        </w:rPr>
         <w:t xml:space="preserve"> </w:t>
       </w:r>
       <w:r>
+        <w:rPr>
+          <w:sz w:val="22"/>
+        </w:rPr>
         <w:t xml:space="preserve">(Should)</w:t>
       </w:r>
     </w:p>
@@ -5031,8 +5405,14 @@
     <w:p>
       <w:pPr>
         <w:pStyle w:val="FirstParagraph"/>
-      </w:pPr>
-      <w:r>
+        <w:spacing w:line="360" w:lineRule="auto" w:before="160" w:after="0"/>
+        <w:ind w:firstLine="709"/>
+        <w:jc w:val="both"/>
+      </w:pPr>
+      <w:r>
+        <w:rPr>
+          <w:sz w:val="22"/>
+        </w:rPr>
         <w:t xml:space="preserve">Los 36 requerimientos funcionales de SICMA-REQ tienen al menos un caso de uso. RF-ID-06 y RF-PLT-01 son transversales: se cumplen en todos los casos, como dicen las reglas comunes.</w:t>
       </w:r>
     </w:p>
@@ -7414,10 +7794,15 @@
     <w:p>
       <w:pPr>
         <w:pStyle w:val="BodyText"/>
+        <w:keepNext/>
+        <w:spacing w:line="360" w:lineRule="auto" w:before="160" w:after="0"/>
+        <w:ind w:firstLine="709"/>
+        <w:jc w:val="both"/>
       </w:pPr>
       <w:r>
         <w:rPr>
           <w:b/>
+          <w:sz w:val="22"/>
         </w:rPr>
         <w:t>Documentos del proyecto</w:t>
       </w:r>
@@ -7464,10 +7849,15 @@
     <w:p>
       <w:pPr>
         <w:pStyle w:val="BodyText"/>
+        <w:keepNext/>
+        <w:spacing w:line="360" w:lineRule="auto" w:before="160" w:after="0"/>
+        <w:ind w:firstLine="709"/>
+        <w:jc w:val="both"/>
       </w:pPr>
       <w:r>
         <w:rPr>
           <w:b/>
+          <w:sz w:val="22"/>
         </w:rPr>
         <w:t>Normas y fuentes externas</w:t>
       </w:r>
@@ -7502,7 +7892,7 @@
     <w:sectPr>
       <w:footerReference w:type="default" r:id="rId10"/>
       <w:pgSz w:w="12240" w:h="15840"/>
-      <w:pgMar w:left="1247" w:right="1247" w:top="1247" w:bottom="1247"/>
+      <w:pgMar w:left="1701" w:right="1701" w:top="1701" w:bottom="1701" w:header="850" w:footer="964"/>
       <w:titlePg/>
     </w:sectPr>
   </w:body>
@@ -8646,7 +9036,7 @@
     <w:basedOn w:val="Normal"/>
     <w:pPr>
       <w:tabs>
-        <w:tab w:pos="9746" w:val="right" w:leader="dot"/>
+        <w:tab w:pos="8838" w:val="right" w:leader="dot"/>
       </w:tabs>
       <w:spacing w:after="60" w:before="80"/>
       <w:ind w:left="0"/>
@@ -8661,7 +9051,7 @@
     <w:basedOn w:val="Normal"/>
     <w:pPr>
       <w:tabs>
-        <w:tab w:pos="9746" w:val="right" w:leader="dot"/>
+        <w:tab w:pos="8838" w:val="right" w:leader="dot"/>
       </w:tabs>
       <w:spacing w:after="40" w:before="0"/>
       <w:ind w:left="283"/>
@@ -8676,7 +9066,7 @@
     <w:basedOn w:val="Normal"/>
     <w:pPr>
       <w:tabs>
-        <w:tab w:pos="9746" w:val="right" w:leader="dot"/>
+        <w:tab w:pos="8838" w:val="right" w:leader="dot"/>
       </w:tabs>
       <w:spacing w:after="40" w:before="0"/>
       <w:ind w:left="567"/>
@@ -8691,7 +9081,7 @@
     <w:basedOn w:val="Normal"/>
     <w:pPr>
       <w:tabs>
-        <w:tab w:pos="9746" w:val="right" w:leader="dot"/>
+        <w:tab w:pos="8838" w:val="right" w:leader="dot"/>
       </w:tabs>
       <w:spacing w:after="40" w:before="0"/>
       <w:ind w:left="850"/>

--- a/Fase 2/Evidencias del Proyecto/SICMA_CUS_v1.0.docx
+++ b/Fase 2/Evidencias del Proyecto/SICMA_CUS_v1.0.docx
@@ -685,7 +685,7 @@
         <w:tab/>
       </w:r>
       <w:r>
-        <w:t>16</w:t>
+        <w:t>15</w:t>
       </w:r>
     </w:p>
     <w:p>
@@ -699,7 +699,7 @@
         <w:tab/>
       </w:r>
       <w:r>
-        <w:t>16</w:t>
+        <w:t>15</w:t>
       </w:r>
       <w:r>
         <w:fldChar w:fldCharType="end"/>
@@ -754,6 +754,7 @@
         </w:trPr>
         <w:tc>
           <w:tcPr>
+            <w:tcW w:w="3960" w:type="dxa"/>
             <w:shd w:val="clear" w:color="auto" w:fill="D9E2F3"/>
           </w:tcPr>
           <w:p>
@@ -772,6 +773,7 @@
         </w:tc>
         <w:tc>
           <w:tcPr>
+            <w:tcW w:w="3960" w:type="dxa"/>
             <w:shd w:val="clear" w:color="auto" w:fill="D9E2F3"/>
           </w:tcPr>
           <w:p>
@@ -791,7 +793,9 @@
       </w:tr>
       <w:tr>
         <w:tc>
-          <w:tcPr/>
+          <w:tcPr>
+            <w:tcW w:w="3960" w:type="dxa"/>
+          </w:tcPr>
           <w:p>
             <w:pPr>
               <w:pStyle w:val="Compact"/>
@@ -806,7 +810,9 @@
           </w:p>
         </w:tc>
         <w:tc>
-          <w:tcPr/>
+          <w:tcPr>
+            <w:tcW w:w="3960" w:type="dxa"/>
+          </w:tcPr>
           <w:p>
             <w:pPr>
               <w:pStyle w:val="Compact"/>
@@ -823,7 +829,9 @@
       </w:tr>
       <w:tr>
         <w:tc>
-          <w:tcPr/>
+          <w:tcPr>
+            <w:tcW w:w="3960" w:type="dxa"/>
+          </w:tcPr>
           <w:p>
             <w:pPr>
               <w:pStyle w:val="Compact"/>
@@ -838,7 +846,9 @@
           </w:p>
         </w:tc>
         <w:tc>
-          <w:tcPr/>
+          <w:tcPr>
+            <w:tcW w:w="3960" w:type="dxa"/>
+          </w:tcPr>
           <w:p>
             <w:pPr>
               <w:pStyle w:val="Compact"/>
@@ -855,7 +865,9 @@
       </w:tr>
       <w:tr>
         <w:tc>
-          <w:tcPr/>
+          <w:tcPr>
+            <w:tcW w:w="3960" w:type="dxa"/>
+          </w:tcPr>
           <w:p>
             <w:pPr>
               <w:pStyle w:val="Compact"/>
@@ -870,7 +882,9 @@
           </w:p>
         </w:tc>
         <w:tc>
-          <w:tcPr/>
+          <w:tcPr>
+            <w:tcW w:w="3960" w:type="dxa"/>
+          </w:tcPr>
           <w:p>
             <w:pPr>
               <w:pStyle w:val="Compact"/>
@@ -887,7 +901,9 @@
       </w:tr>
       <w:tr>
         <w:tc>
-          <w:tcPr/>
+          <w:tcPr>
+            <w:tcW w:w="3960" w:type="dxa"/>
+          </w:tcPr>
           <w:p>
             <w:pPr>
               <w:pStyle w:val="Compact"/>
@@ -902,7 +918,9 @@
           </w:p>
         </w:tc>
         <w:tc>
-          <w:tcPr/>
+          <w:tcPr>
+            <w:tcW w:w="3960" w:type="dxa"/>
+          </w:tcPr>
           <w:p>
             <w:pPr>
               <w:pStyle w:val="Compact"/>
@@ -919,7 +937,9 @@
       </w:tr>
       <w:tr>
         <w:tc>
-          <w:tcPr/>
+          <w:tcPr>
+            <w:tcW w:w="3960" w:type="dxa"/>
+          </w:tcPr>
           <w:p>
             <w:pPr>
               <w:pStyle w:val="Compact"/>
@@ -934,7 +954,9 @@
           </w:p>
         </w:tc>
         <w:tc>
-          <w:tcPr/>
+          <w:tcPr>
+            <w:tcW w:w="3960" w:type="dxa"/>
+          </w:tcPr>
           <w:p>
             <w:pPr>
               <w:pStyle w:val="Compact"/>
@@ -1328,7 +1350,7 @@
               <w:rPr>
                 <w:sz w:val="18"/>
               </w:rPr>
-              <w:t>Pasa de borrador a vigente. Se agrega la portada y se actualizan las referencias a las versiones vigentes de los demás documentos. Se agrega la tabla de contenido, la numeración de páginas y se completa la lista de referencias. Se quita la etiqueta Vigente de la portada. Se aplica el formato de entrega (márgenes de 3 cm, interlineado 1,5, sangría y texto justificado).</w:t>
+              <w:t>Pasa de borrador a vigente. Se agrega la portada y se actualizan las referencias a las versiones vigentes de los demás documentos. Se agrega la tabla de contenido, la numeración de páginas y se completa la lista de referencias. Se quita la etiqueta Vigente de la portada. Se aplica el formato de entrega (márgenes de 3 cm, interlineado 1,5, sangría y texto justificado). Se ajusta el ancho de las columnas de las tablas.</w:t>
             </w:r>
           </w:p>
         </w:tc>
@@ -1402,8 +1424,8 @@
         </w:tblBorders>
       </w:tblPr>
       <w:tblGrid>
-        <w:gridCol w:w="3960"/>
-        <w:gridCol w:w="3960"/>
+        <w:gridCol w:w="4270"/>
+        <w:gridCol w:w="3647"/>
       </w:tblGrid>
       <w:tr>
         <w:trPr>
@@ -1411,6 +1433,7 @@
         </w:trPr>
         <w:tc>
           <w:tcPr>
+            <w:tcW w:w="4270" w:type="dxa"/>
             <w:shd w:val="clear" w:color="auto" w:fill="D9E2F3"/>
           </w:tcPr>
           <w:p>
@@ -1429,6 +1452,7 @@
         </w:tc>
         <w:tc>
           <w:tcPr>
+            <w:tcW w:w="3647" w:type="dxa"/>
             <w:shd w:val="clear" w:color="auto" w:fill="D9E2F3"/>
           </w:tcPr>
           <w:p>
@@ -1448,7 +1472,9 @@
       </w:tr>
       <w:tr>
         <w:tc>
-          <w:tcPr/>
+          <w:tcPr>
+            <w:tcW w:w="4270" w:type="dxa"/>
+          </w:tcPr>
           <w:p>
             <w:pPr>
               <w:pStyle w:val="Compact"/>
@@ -1463,7 +1489,9 @@
           </w:p>
         </w:tc>
         <w:tc>
-          <w:tcPr/>
+          <w:tcPr>
+            <w:tcW w:w="3647" w:type="dxa"/>
+          </w:tcPr>
           <w:p>
             <w:pPr>
               <w:pStyle w:val="Compact"/>
@@ -1480,7 +1508,9 @@
       </w:tr>
       <w:tr>
         <w:tc>
-          <w:tcPr/>
+          <w:tcPr>
+            <w:tcW w:w="4270" w:type="dxa"/>
+          </w:tcPr>
           <w:p>
             <w:pPr>
               <w:pStyle w:val="Compact"/>
@@ -1495,7 +1525,9 @@
           </w:p>
         </w:tc>
         <w:tc>
-          <w:tcPr/>
+          <w:tcPr>
+            <w:tcW w:w="3647" w:type="dxa"/>
+          </w:tcPr>
           <w:p>
             <w:pPr>
               <w:pStyle w:val="Compact"/>
@@ -1512,7 +1544,9 @@
       </w:tr>
       <w:tr>
         <w:tc>
-          <w:tcPr/>
+          <w:tcPr>
+            <w:tcW w:w="4270" w:type="dxa"/>
+          </w:tcPr>
           <w:p>
             <w:pPr>
               <w:pStyle w:val="Compact"/>
@@ -1527,7 +1561,9 @@
           </w:p>
         </w:tc>
         <w:tc>
-          <w:tcPr/>
+          <w:tcPr>
+            <w:tcW w:w="3647" w:type="dxa"/>
+          </w:tcPr>
           <w:p>
             <w:pPr>
               <w:pStyle w:val="Compact"/>
@@ -1544,7 +1580,9 @@
       </w:tr>
       <w:tr>
         <w:tc>
-          <w:tcPr/>
+          <w:tcPr>
+            <w:tcW w:w="4270" w:type="dxa"/>
+          </w:tcPr>
           <w:p>
             <w:pPr>
               <w:pStyle w:val="Compact"/>
@@ -1559,7 +1597,9 @@
           </w:p>
         </w:tc>
         <w:tc>
-          <w:tcPr/>
+          <w:tcPr>
+            <w:tcW w:w="3647" w:type="dxa"/>
+          </w:tcPr>
           <w:p>
             <w:pPr>
               <w:pStyle w:val="Compact"/>
@@ -1576,7 +1616,9 @@
       </w:tr>
       <w:tr>
         <w:tc>
-          <w:tcPr/>
+          <w:tcPr>
+            <w:tcW w:w="4270" w:type="dxa"/>
+          </w:tcPr>
           <w:p>
             <w:pPr>
               <w:pStyle w:val="Compact"/>
@@ -1591,7 +1633,9 @@
           </w:p>
         </w:tc>
         <w:tc>
-          <w:tcPr/>
+          <w:tcPr>
+            <w:tcW w:w="3647" w:type="dxa"/>
+          </w:tcPr>
           <w:p>
             <w:pPr>
               <w:pStyle w:val="Compact"/>
@@ -1608,7 +1652,9 @@
       </w:tr>
       <w:tr>
         <w:tc>
-          <w:tcPr/>
+          <w:tcPr>
+            <w:tcW w:w="4270" w:type="dxa"/>
+          </w:tcPr>
           <w:p>
             <w:pPr>
               <w:pStyle w:val="Compact"/>
@@ -1623,7 +1669,9 @@
           </w:p>
         </w:tc>
         <w:tc>
-          <w:tcPr/>
+          <w:tcPr>
+            <w:tcW w:w="3647" w:type="dxa"/>
+          </w:tcPr>
           <w:p>
             <w:pPr>
               <w:pStyle w:val="Compact"/>
@@ -1640,7 +1688,9 @@
       </w:tr>
       <w:tr>
         <w:tc>
-          <w:tcPr/>
+          <w:tcPr>
+            <w:tcW w:w="4270" w:type="dxa"/>
+          </w:tcPr>
           <w:p>
             <w:pPr>
               <w:pStyle w:val="Compact"/>
@@ -1655,7 +1705,9 @@
           </w:p>
         </w:tc>
         <w:tc>
-          <w:tcPr/>
+          <w:tcPr>
+            <w:tcW w:w="3647" w:type="dxa"/>
+          </w:tcPr>
           <w:p>
             <w:pPr>
               <w:pStyle w:val="Compact"/>
@@ -1697,9 +1749,9 @@
         </w:tblBorders>
       </w:tblPr>
       <w:tblGrid>
-        <w:gridCol w:w="2640"/>
-        <w:gridCol w:w="2640"/>
-        <w:gridCol w:w="2640"/>
+        <w:gridCol w:w="2211"/>
+        <w:gridCol w:w="2211"/>
+        <w:gridCol w:w="3493"/>
       </w:tblGrid>
       <w:tr>
         <w:trPr>
@@ -1707,6 +1759,7 @@
         </w:trPr>
         <w:tc>
           <w:tcPr>
+            <w:tcW w:w="2211" w:type="dxa"/>
             <w:shd w:val="clear" w:color="auto" w:fill="D9E2F3"/>
           </w:tcPr>
           <w:p>
@@ -1725,6 +1778,7 @@
         </w:tc>
         <w:tc>
           <w:tcPr>
+            <w:tcW w:w="2211" w:type="dxa"/>
             <w:shd w:val="clear" w:color="auto" w:fill="D9E2F3"/>
           </w:tcPr>
           <w:p>
@@ -1743,6 +1797,7 @@
         </w:tc>
         <w:tc>
           <w:tcPr>
+            <w:tcW w:w="3493" w:type="dxa"/>
             <w:shd w:val="clear" w:color="auto" w:fill="D9E2F3"/>
           </w:tcPr>
           <w:p>
@@ -1762,7 +1817,9 @@
       </w:tr>
       <w:tr>
         <w:tc>
-          <w:tcPr/>
+          <w:tcPr>
+            <w:tcW w:w="2211" w:type="dxa"/>
+          </w:tcPr>
           <w:p>
             <w:pPr>
               <w:pStyle w:val="Compact"/>
@@ -1777,7 +1834,9 @@
           </w:p>
         </w:tc>
         <w:tc>
-          <w:tcPr/>
+          <w:tcPr>
+            <w:tcW w:w="2211" w:type="dxa"/>
+          </w:tcPr>
           <w:p>
             <w:pPr>
               <w:pStyle w:val="Compact"/>
@@ -1792,7 +1851,9 @@
           </w:p>
         </w:tc>
         <w:tc>
-          <w:tcPr/>
+          <w:tcPr>
+            <w:tcW w:w="3493" w:type="dxa"/>
+          </w:tcPr>
           <w:p>
             <w:pPr>
               <w:pStyle w:val="Compact"/>
@@ -1809,7 +1870,9 @@
       </w:tr>
       <w:tr>
         <w:tc>
-          <w:tcPr/>
+          <w:tcPr>
+            <w:tcW w:w="2211" w:type="dxa"/>
+          </w:tcPr>
           <w:p>
             <w:pPr>
               <w:pStyle w:val="Compact"/>
@@ -1824,7 +1887,9 @@
           </w:p>
         </w:tc>
         <w:tc>
-          <w:tcPr/>
+          <w:tcPr>
+            <w:tcW w:w="2211" w:type="dxa"/>
+          </w:tcPr>
           <w:p>
             <w:pPr>
               <w:pStyle w:val="Compact"/>
@@ -1839,7 +1904,9 @@
           </w:p>
         </w:tc>
         <w:tc>
-          <w:tcPr/>
+          <w:tcPr>
+            <w:tcW w:w="3493" w:type="dxa"/>
+          </w:tcPr>
           <w:p>
             <w:pPr>
               <w:pStyle w:val="Compact"/>
@@ -1856,7 +1923,9 @@
       </w:tr>
       <w:tr>
         <w:tc>
-          <w:tcPr/>
+          <w:tcPr>
+            <w:tcW w:w="2211" w:type="dxa"/>
+          </w:tcPr>
           <w:p>
             <w:pPr>
               <w:pStyle w:val="Compact"/>
@@ -1871,7 +1940,9 @@
           </w:p>
         </w:tc>
         <w:tc>
-          <w:tcPr/>
+          <w:tcPr>
+            <w:tcW w:w="2211" w:type="dxa"/>
+          </w:tcPr>
           <w:p>
             <w:pPr>
               <w:pStyle w:val="Compact"/>
@@ -1886,7 +1957,9 @@
           </w:p>
         </w:tc>
         <w:tc>
-          <w:tcPr/>
+          <w:tcPr>
+            <w:tcW w:w="3493" w:type="dxa"/>
+          </w:tcPr>
           <w:p>
             <w:pPr>
               <w:pStyle w:val="Compact"/>
@@ -1903,7 +1976,9 @@
       </w:tr>
       <w:tr>
         <w:tc>
-          <w:tcPr/>
+          <w:tcPr>
+            <w:tcW w:w="2211" w:type="dxa"/>
+          </w:tcPr>
           <w:p>
             <w:pPr>
               <w:pStyle w:val="Compact"/>
@@ -1918,7 +1993,9 @@
           </w:p>
         </w:tc>
         <w:tc>
-          <w:tcPr/>
+          <w:tcPr>
+            <w:tcW w:w="2211" w:type="dxa"/>
+          </w:tcPr>
           <w:p>
             <w:pPr>
               <w:pStyle w:val="Compact"/>
@@ -1933,7 +2010,9 @@
           </w:p>
         </w:tc>
         <w:tc>
-          <w:tcPr/>
+          <w:tcPr>
+            <w:tcW w:w="3493" w:type="dxa"/>
+          </w:tcPr>
           <w:p>
             <w:pPr>
               <w:pStyle w:val="Compact"/>
@@ -1950,7 +2029,9 @@
       </w:tr>
       <w:tr>
         <w:tc>
-          <w:tcPr/>
+          <w:tcPr>
+            <w:tcW w:w="2211" w:type="dxa"/>
+          </w:tcPr>
           <w:p>
             <w:pPr>
               <w:pStyle w:val="Compact"/>
@@ -1965,7 +2046,9 @@
           </w:p>
         </w:tc>
         <w:tc>
-          <w:tcPr/>
+          <w:tcPr>
+            <w:tcW w:w="2211" w:type="dxa"/>
+          </w:tcPr>
           <w:p>
             <w:pPr>
               <w:pStyle w:val="Compact"/>
@@ -1980,7 +2063,9 @@
           </w:p>
         </w:tc>
         <w:tc>
-          <w:tcPr/>
+          <w:tcPr>
+            <w:tcW w:w="3493" w:type="dxa"/>
+          </w:tcPr>
           <w:p>
             <w:pPr>
               <w:pStyle w:val="Compact"/>
@@ -1997,7 +2082,9 @@
       </w:tr>
       <w:tr>
         <w:tc>
-          <w:tcPr/>
+          <w:tcPr>
+            <w:tcW w:w="2211" w:type="dxa"/>
+          </w:tcPr>
           <w:p>
             <w:pPr>
               <w:pStyle w:val="Compact"/>
@@ -2012,7 +2099,9 @@
           </w:p>
         </w:tc>
         <w:tc>
-          <w:tcPr/>
+          <w:tcPr>
+            <w:tcW w:w="2211" w:type="dxa"/>
+          </w:tcPr>
           <w:p>
             <w:pPr>
               <w:pStyle w:val="Compact"/>
@@ -2027,7 +2116,9 @@
           </w:p>
         </w:tc>
         <w:tc>
-          <w:tcPr/>
+          <w:tcPr>
+            <w:tcW w:w="3493" w:type="dxa"/>
+          </w:tcPr>
           <w:p>
             <w:pPr>
               <w:pStyle w:val="Compact"/>
@@ -2044,7 +2135,9 @@
       </w:tr>
       <w:tr>
         <w:tc>
-          <w:tcPr/>
+          <w:tcPr>
+            <w:tcW w:w="2211" w:type="dxa"/>
+          </w:tcPr>
           <w:p>
             <w:pPr>
               <w:pStyle w:val="Compact"/>
@@ -2059,7 +2152,9 @@
           </w:p>
         </w:tc>
         <w:tc>
-          <w:tcPr/>
+          <w:tcPr>
+            <w:tcW w:w="2211" w:type="dxa"/>
+          </w:tcPr>
           <w:p>
             <w:pPr>
               <w:pStyle w:val="Compact"/>
@@ -2074,7 +2169,9 @@
           </w:p>
         </w:tc>
         <w:tc>
-          <w:tcPr/>
+          <w:tcPr>
+            <w:tcW w:w="3493" w:type="dxa"/>
+          </w:tcPr>
           <w:p>
             <w:pPr>
               <w:pStyle w:val="Compact"/>
@@ -2091,7 +2188,9 @@
       </w:tr>
       <w:tr>
         <w:tc>
-          <w:tcPr/>
+          <w:tcPr>
+            <w:tcW w:w="2211" w:type="dxa"/>
+          </w:tcPr>
           <w:p>
             <w:pPr>
               <w:pStyle w:val="Compact"/>
@@ -2106,7 +2205,9 @@
           </w:p>
         </w:tc>
         <w:tc>
-          <w:tcPr/>
+          <w:tcPr>
+            <w:tcW w:w="2211" w:type="dxa"/>
+          </w:tcPr>
           <w:p>
             <w:pPr>
               <w:pStyle w:val="Compact"/>
@@ -2121,7 +2222,9 @@
           </w:p>
         </w:tc>
         <w:tc>
-          <w:tcPr/>
+          <w:tcPr>
+            <w:tcW w:w="3493" w:type="dxa"/>
+          </w:tcPr>
           <w:p>
             <w:pPr>
               <w:pStyle w:val="Compact"/>
@@ -2138,7 +2241,9 @@
       </w:tr>
       <w:tr>
         <w:tc>
-          <w:tcPr/>
+          <w:tcPr>
+            <w:tcW w:w="2211" w:type="dxa"/>
+          </w:tcPr>
           <w:p>
             <w:pPr>
               <w:pStyle w:val="Compact"/>
@@ -2153,7 +2258,9 @@
           </w:p>
         </w:tc>
         <w:tc>
-          <w:tcPr/>
+          <w:tcPr>
+            <w:tcW w:w="2211" w:type="dxa"/>
+          </w:tcPr>
           <w:p>
             <w:pPr>
               <w:pStyle w:val="Compact"/>
@@ -2168,7 +2275,9 @@
           </w:p>
         </w:tc>
         <w:tc>
-          <w:tcPr/>
+          <w:tcPr>
+            <w:tcW w:w="3493" w:type="dxa"/>
+          </w:tcPr>
           <w:p>
             <w:pPr>
               <w:pStyle w:val="Compact"/>
@@ -2185,7 +2294,9 @@
       </w:tr>
       <w:tr>
         <w:tc>
-          <w:tcPr/>
+          <w:tcPr>
+            <w:tcW w:w="2211" w:type="dxa"/>
+          </w:tcPr>
           <w:p>
             <w:pPr>
               <w:pStyle w:val="Compact"/>
@@ -2200,7 +2311,9 @@
           </w:p>
         </w:tc>
         <w:tc>
-          <w:tcPr/>
+          <w:tcPr>
+            <w:tcW w:w="2211" w:type="dxa"/>
+          </w:tcPr>
           <w:p>
             <w:pPr>
               <w:pStyle w:val="Compact"/>
@@ -2215,7 +2328,9 @@
           </w:p>
         </w:tc>
         <w:tc>
-          <w:tcPr/>
+          <w:tcPr>
+            <w:tcW w:w="3493" w:type="dxa"/>
+          </w:tcPr>
           <w:p>
             <w:pPr>
               <w:pStyle w:val="Compact"/>
@@ -2232,7 +2347,9 @@
       </w:tr>
       <w:tr>
         <w:tc>
-          <w:tcPr/>
+          <w:tcPr>
+            <w:tcW w:w="2211" w:type="dxa"/>
+          </w:tcPr>
           <w:p>
             <w:pPr>
               <w:pStyle w:val="Compact"/>
@@ -2247,7 +2364,9 @@
           </w:p>
         </w:tc>
         <w:tc>
-          <w:tcPr/>
+          <w:tcPr>
+            <w:tcW w:w="2211" w:type="dxa"/>
+          </w:tcPr>
           <w:p>
             <w:pPr>
               <w:pStyle w:val="Compact"/>
@@ -2262,7 +2381,9 @@
           </w:p>
         </w:tc>
         <w:tc>
-          <w:tcPr/>
+          <w:tcPr>
+            <w:tcW w:w="3493" w:type="dxa"/>
+          </w:tcPr>
           <w:p>
             <w:pPr>
               <w:pStyle w:val="Compact"/>
@@ -2279,7 +2400,9 @@
       </w:tr>
       <w:tr>
         <w:tc>
-          <w:tcPr/>
+          <w:tcPr>
+            <w:tcW w:w="2211" w:type="dxa"/>
+          </w:tcPr>
           <w:p>
             <w:pPr>
               <w:pStyle w:val="Compact"/>
@@ -2294,7 +2417,9 @@
           </w:p>
         </w:tc>
         <w:tc>
-          <w:tcPr/>
+          <w:tcPr>
+            <w:tcW w:w="2211" w:type="dxa"/>
+          </w:tcPr>
           <w:p>
             <w:pPr>
               <w:pStyle w:val="Compact"/>
@@ -2309,7 +2434,9 @@
           </w:p>
         </w:tc>
         <w:tc>
-          <w:tcPr/>
+          <w:tcPr>
+            <w:tcW w:w="3493" w:type="dxa"/>
+          </w:tcPr>
           <w:p>
             <w:pPr>
               <w:pStyle w:val="Compact"/>
@@ -2326,7 +2453,9 @@
       </w:tr>
       <w:tr>
         <w:tc>
-          <w:tcPr/>
+          <w:tcPr>
+            <w:tcW w:w="2211" w:type="dxa"/>
+          </w:tcPr>
           <w:p>
             <w:pPr>
               <w:pStyle w:val="Compact"/>
@@ -2341,7 +2470,9 @@
           </w:p>
         </w:tc>
         <w:tc>
-          <w:tcPr/>
+          <w:tcPr>
+            <w:tcW w:w="2211" w:type="dxa"/>
+          </w:tcPr>
           <w:p>
             <w:pPr>
               <w:pStyle w:val="Compact"/>
@@ -2356,7 +2487,9 @@
           </w:p>
         </w:tc>
         <w:tc>
-          <w:tcPr/>
+          <w:tcPr>
+            <w:tcW w:w="3493" w:type="dxa"/>
+          </w:tcPr>
           <w:p>
             <w:pPr>
               <w:pStyle w:val="Compact"/>
@@ -2373,7 +2506,9 @@
       </w:tr>
       <w:tr>
         <w:tc>
-          <w:tcPr/>
+          <w:tcPr>
+            <w:tcW w:w="2211" w:type="dxa"/>
+          </w:tcPr>
           <w:p>
             <w:pPr>
               <w:pStyle w:val="Compact"/>
@@ -2388,7 +2523,9 @@
           </w:p>
         </w:tc>
         <w:tc>
-          <w:tcPr/>
+          <w:tcPr>
+            <w:tcW w:w="2211" w:type="dxa"/>
+          </w:tcPr>
           <w:p>
             <w:pPr>
               <w:pStyle w:val="Compact"/>
@@ -2403,7 +2540,9 @@
           </w:p>
         </w:tc>
         <w:tc>
-          <w:tcPr/>
+          <w:tcPr>
+            <w:tcW w:w="3493" w:type="dxa"/>
+          </w:tcPr>
           <w:p>
             <w:pPr>
               <w:pStyle w:val="Compact"/>
@@ -5432,10 +5571,10 @@
         </w:tblBorders>
       </w:tblPr>
       <w:tblGrid>
-        <w:gridCol w:w="1980"/>
-        <w:gridCol w:w="1980"/>
-        <w:gridCol w:w="1980"/>
-        <w:gridCol w:w="1980"/>
+        <w:gridCol w:w="2131"/>
+        <w:gridCol w:w="1942"/>
+        <w:gridCol w:w="1995"/>
+        <w:gridCol w:w="1845"/>
       </w:tblGrid>
       <w:tr>
         <w:trPr>
@@ -5443,6 +5582,7 @@
         </w:trPr>
         <w:tc>
           <w:tcPr>
+            <w:tcW w:w="2131" w:type="dxa"/>
             <w:shd w:val="clear" w:color="auto" w:fill="D9E2F3"/>
           </w:tcPr>
           <w:p>
@@ -5461,6 +5601,7 @@
         </w:tc>
         <w:tc>
           <w:tcPr>
+            <w:tcW w:w="1942" w:type="dxa"/>
             <w:shd w:val="clear" w:color="auto" w:fill="D9E2F3"/>
           </w:tcPr>
           <w:p>
@@ -5479,6 +5620,7 @@
         </w:tc>
         <w:tc>
           <w:tcPr>
+            <w:tcW w:w="1995" w:type="dxa"/>
             <w:shd w:val="clear" w:color="auto" w:fill="D9E2F3"/>
           </w:tcPr>
           <w:p>
@@ -5497,6 +5639,7 @@
         </w:tc>
         <w:tc>
           <w:tcPr>
+            <w:tcW w:w="1845" w:type="dxa"/>
             <w:shd w:val="clear" w:color="auto" w:fill="D9E2F3"/>
           </w:tcPr>
           <w:p>
@@ -5516,7 +5659,9 @@
       </w:tr>
       <w:tr>
         <w:tc>
-          <w:tcPr/>
+          <w:tcPr>
+            <w:tcW w:w="2131" w:type="dxa"/>
+          </w:tcPr>
           <w:p>
             <w:pPr>
               <w:pStyle w:val="Compact"/>
@@ -5531,7 +5676,9 @@
           </w:p>
         </w:tc>
         <w:tc>
-          <w:tcPr/>
+          <w:tcPr>
+            <w:tcW w:w="1942" w:type="dxa"/>
+          </w:tcPr>
           <w:p>
             <w:pPr>
               <w:pStyle w:val="Compact"/>
@@ -5546,7 +5693,9 @@
           </w:p>
         </w:tc>
         <w:tc>
-          <w:tcPr/>
+          <w:tcPr>
+            <w:tcW w:w="1995" w:type="dxa"/>
+          </w:tcPr>
           <w:p>
             <w:pPr>
               <w:pStyle w:val="Compact"/>
@@ -5561,7 +5710,9 @@
           </w:p>
         </w:tc>
         <w:tc>
-          <w:tcPr/>
+          <w:tcPr>
+            <w:tcW w:w="1845" w:type="dxa"/>
+          </w:tcPr>
           <w:p>
             <w:pPr>
               <w:pStyle w:val="Compact"/>
@@ -5578,7 +5729,9 @@
       </w:tr>
       <w:tr>
         <w:tc>
-          <w:tcPr/>
+          <w:tcPr>
+            <w:tcW w:w="2131" w:type="dxa"/>
+          </w:tcPr>
           <w:p>
             <w:pPr>
               <w:pStyle w:val="Compact"/>
@@ -5593,7 +5746,9 @@
           </w:p>
         </w:tc>
         <w:tc>
-          <w:tcPr/>
+          <w:tcPr>
+            <w:tcW w:w="1942" w:type="dxa"/>
+          </w:tcPr>
           <w:p>
             <w:pPr>
               <w:pStyle w:val="Compact"/>
@@ -5608,7 +5763,9 @@
           </w:p>
         </w:tc>
         <w:tc>
-          <w:tcPr/>
+          <w:tcPr>
+            <w:tcW w:w="1995" w:type="dxa"/>
+          </w:tcPr>
           <w:p>
             <w:pPr>
               <w:pStyle w:val="Compact"/>
@@ -5623,7 +5780,9 @@
           </w:p>
         </w:tc>
         <w:tc>
-          <w:tcPr/>
+          <w:tcPr>
+            <w:tcW w:w="1845" w:type="dxa"/>
+          </w:tcPr>
           <w:p>
             <w:pPr>
               <w:pStyle w:val="Compact"/>
@@ -5640,7 +5799,9 @@
       </w:tr>
       <w:tr>
         <w:tc>
-          <w:tcPr/>
+          <w:tcPr>
+            <w:tcW w:w="2131" w:type="dxa"/>
+          </w:tcPr>
           <w:p>
             <w:pPr>
               <w:pStyle w:val="Compact"/>
@@ -5655,7 +5816,9 @@
           </w:p>
         </w:tc>
         <w:tc>
-          <w:tcPr/>
+          <w:tcPr>
+            <w:tcW w:w="1942" w:type="dxa"/>
+          </w:tcPr>
           <w:p>
             <w:pPr>
               <w:pStyle w:val="Compact"/>
@@ -5670,7 +5833,9 @@
           </w:p>
         </w:tc>
         <w:tc>
-          <w:tcPr/>
+          <w:tcPr>
+            <w:tcW w:w="1995" w:type="dxa"/>
+          </w:tcPr>
           <w:p>
             <w:pPr>
               <w:pStyle w:val="Compact"/>
@@ -5685,7 +5850,9 @@
           </w:p>
         </w:tc>
         <w:tc>
-          <w:tcPr/>
+          <w:tcPr>
+            <w:tcW w:w="1845" w:type="dxa"/>
+          </w:tcPr>
           <w:p>
             <w:pPr>
               <w:pStyle w:val="Compact"/>
@@ -5702,7 +5869,9 @@
       </w:tr>
       <w:tr>
         <w:tc>
-          <w:tcPr/>
+          <w:tcPr>
+            <w:tcW w:w="2131" w:type="dxa"/>
+          </w:tcPr>
           <w:p>
             <w:pPr>
               <w:pStyle w:val="Compact"/>
@@ -5717,7 +5886,9 @@
           </w:p>
         </w:tc>
         <w:tc>
-          <w:tcPr/>
+          <w:tcPr>
+            <w:tcW w:w="1942" w:type="dxa"/>
+          </w:tcPr>
           <w:p>
             <w:pPr>
               <w:pStyle w:val="Compact"/>
@@ -5732,7 +5903,9 @@
           </w:p>
         </w:tc>
         <w:tc>
-          <w:tcPr/>
+          <w:tcPr>
+            <w:tcW w:w="1995" w:type="dxa"/>
+          </w:tcPr>
           <w:p>
             <w:pPr>
               <w:pStyle w:val="Compact"/>
@@ -5747,7 +5920,9 @@
           </w:p>
         </w:tc>
         <w:tc>
-          <w:tcPr/>
+          <w:tcPr>
+            <w:tcW w:w="1845" w:type="dxa"/>
+          </w:tcPr>
           <w:p>
             <w:pPr>
               <w:pStyle w:val="Compact"/>
@@ -5764,7 +5939,9 @@
       </w:tr>
       <w:tr>
         <w:tc>
-          <w:tcPr/>
+          <w:tcPr>
+            <w:tcW w:w="2131" w:type="dxa"/>
+          </w:tcPr>
           <w:p>
             <w:pPr>
               <w:pStyle w:val="Compact"/>
@@ -5779,7 +5956,9 @@
           </w:p>
         </w:tc>
         <w:tc>
-          <w:tcPr/>
+          <w:tcPr>
+            <w:tcW w:w="1942" w:type="dxa"/>
+          </w:tcPr>
           <w:p>
             <w:pPr>
               <w:pStyle w:val="Compact"/>
@@ -5794,7 +5973,9 @@
           </w:p>
         </w:tc>
         <w:tc>
-          <w:tcPr/>
+          <w:tcPr>
+            <w:tcW w:w="1995" w:type="dxa"/>
+          </w:tcPr>
           <w:p>
             <w:pPr>
               <w:pStyle w:val="Compact"/>
@@ -5809,7 +5990,9 @@
           </w:p>
         </w:tc>
         <w:tc>
-          <w:tcPr/>
+          <w:tcPr>
+            <w:tcW w:w="1845" w:type="dxa"/>
+          </w:tcPr>
           <w:p>
             <w:pPr>
               <w:pStyle w:val="Compact"/>
@@ -5826,7 +6009,9 @@
       </w:tr>
       <w:tr>
         <w:tc>
-          <w:tcPr/>
+          <w:tcPr>
+            <w:tcW w:w="2131" w:type="dxa"/>
+          </w:tcPr>
           <w:p>
             <w:pPr>
               <w:pStyle w:val="Compact"/>
@@ -5841,7 +6026,9 @@
           </w:p>
         </w:tc>
         <w:tc>
-          <w:tcPr/>
+          <w:tcPr>
+            <w:tcW w:w="1942" w:type="dxa"/>
+          </w:tcPr>
           <w:p>
             <w:pPr>
               <w:pStyle w:val="Compact"/>
@@ -5856,7 +6043,9 @@
           </w:p>
         </w:tc>
         <w:tc>
-          <w:tcPr/>
+          <w:tcPr>
+            <w:tcW w:w="1995" w:type="dxa"/>
+          </w:tcPr>
           <w:p>
             <w:pPr>
               <w:pStyle w:val="Compact"/>
@@ -5871,7 +6060,9 @@
           </w:p>
         </w:tc>
         <w:tc>
-          <w:tcPr/>
+          <w:tcPr>
+            <w:tcW w:w="1845" w:type="dxa"/>
+          </w:tcPr>
           <w:p>
             <w:pPr>
               <w:pStyle w:val="Compact"/>
@@ -5888,7 +6079,9 @@
       </w:tr>
       <w:tr>
         <w:tc>
-          <w:tcPr/>
+          <w:tcPr>
+            <w:tcW w:w="2131" w:type="dxa"/>
+          </w:tcPr>
           <w:p>
             <w:pPr>
               <w:pStyle w:val="Compact"/>
@@ -5903,7 +6096,9 @@
           </w:p>
         </w:tc>
         <w:tc>
-          <w:tcPr/>
+          <w:tcPr>
+            <w:tcW w:w="1942" w:type="dxa"/>
+          </w:tcPr>
           <w:p>
             <w:pPr>
               <w:pStyle w:val="Compact"/>
@@ -5918,7 +6113,9 @@
           </w:p>
         </w:tc>
         <w:tc>
-          <w:tcPr/>
+          <w:tcPr>
+            <w:tcW w:w="1995" w:type="dxa"/>
+          </w:tcPr>
           <w:p>
             <w:pPr>
               <w:pStyle w:val="Compact"/>
@@ -5933,7 +6130,9 @@
           </w:p>
         </w:tc>
         <w:tc>
-          <w:tcPr/>
+          <w:tcPr>
+            <w:tcW w:w="1845" w:type="dxa"/>
+          </w:tcPr>
           <w:p>
             <w:pPr>
               <w:pStyle w:val="Compact"/>
@@ -5950,7 +6149,9 @@
       </w:tr>
       <w:tr>
         <w:tc>
-          <w:tcPr/>
+          <w:tcPr>
+            <w:tcW w:w="2131" w:type="dxa"/>
+          </w:tcPr>
           <w:p>
             <w:pPr>
               <w:pStyle w:val="Compact"/>
@@ -5965,7 +6166,9 @@
           </w:p>
         </w:tc>
         <w:tc>
-          <w:tcPr/>
+          <w:tcPr>
+            <w:tcW w:w="1942" w:type="dxa"/>
+          </w:tcPr>
           <w:p>
             <w:pPr>
               <w:pStyle w:val="Compact"/>
@@ -5980,7 +6183,9 @@
           </w:p>
         </w:tc>
         <w:tc>
-          <w:tcPr/>
+          <w:tcPr>
+            <w:tcW w:w="1995" w:type="dxa"/>
+          </w:tcPr>
           <w:p>
             <w:pPr>
               <w:pStyle w:val="Compact"/>
@@ -5995,7 +6200,9 @@
           </w:p>
         </w:tc>
         <w:tc>
-          <w:tcPr/>
+          <w:tcPr>
+            <w:tcW w:w="1845" w:type="dxa"/>
+          </w:tcPr>
           <w:p>
             <w:pPr>
               <w:pStyle w:val="Compact"/>
@@ -6012,7 +6219,9 @@
       </w:tr>
       <w:tr>
         <w:tc>
-          <w:tcPr/>
+          <w:tcPr>
+            <w:tcW w:w="2131" w:type="dxa"/>
+          </w:tcPr>
           <w:p>
             <w:pPr>
               <w:pStyle w:val="Compact"/>
@@ -6027,7 +6236,9 @@
           </w:p>
         </w:tc>
         <w:tc>
-          <w:tcPr/>
+          <w:tcPr>
+            <w:tcW w:w="1942" w:type="dxa"/>
+          </w:tcPr>
           <w:p>
             <w:pPr>
               <w:pStyle w:val="Compact"/>
@@ -6042,7 +6253,9 @@
           </w:p>
         </w:tc>
         <w:tc>
-          <w:tcPr/>
+          <w:tcPr>
+            <w:tcW w:w="1995" w:type="dxa"/>
+          </w:tcPr>
           <w:p>
             <w:pPr>
               <w:pStyle w:val="Compact"/>
@@ -6057,7 +6270,9 @@
           </w:p>
         </w:tc>
         <w:tc>
-          <w:tcPr/>
+          <w:tcPr>
+            <w:tcW w:w="1845" w:type="dxa"/>
+          </w:tcPr>
           <w:p>
             <w:pPr>
               <w:pStyle w:val="Compact"/>
@@ -6074,7 +6289,9 @@
       </w:tr>
       <w:tr>
         <w:tc>
-          <w:tcPr/>
+          <w:tcPr>
+            <w:tcW w:w="2131" w:type="dxa"/>
+          </w:tcPr>
           <w:p>
             <w:pPr>
               <w:pStyle w:val="Compact"/>
@@ -6089,7 +6306,9 @@
           </w:p>
         </w:tc>
         <w:tc>
-          <w:tcPr/>
+          <w:tcPr>
+            <w:tcW w:w="1942" w:type="dxa"/>
+          </w:tcPr>
           <w:p>
             <w:pPr>
               <w:pStyle w:val="Compact"/>
@@ -6104,7 +6323,9 @@
           </w:p>
         </w:tc>
         <w:tc>
-          <w:tcPr/>
+          <w:tcPr>
+            <w:tcW w:w="1995" w:type="dxa"/>
+          </w:tcPr>
           <w:p>
             <w:pPr>
               <w:pStyle w:val="Compact"/>
@@ -6119,7 +6340,9 @@
           </w:p>
         </w:tc>
         <w:tc>
-          <w:tcPr/>
+          <w:tcPr>
+            <w:tcW w:w="1845" w:type="dxa"/>
+          </w:tcPr>
           <w:p>
             <w:pPr>
               <w:pStyle w:val="Compact"/>
@@ -6136,7 +6359,9 @@
       </w:tr>
       <w:tr>
         <w:tc>
-          <w:tcPr/>
+          <w:tcPr>
+            <w:tcW w:w="2131" w:type="dxa"/>
+          </w:tcPr>
           <w:p>
             <w:pPr>
               <w:pStyle w:val="Compact"/>
@@ -6151,7 +6376,9 @@
           </w:p>
         </w:tc>
         <w:tc>
-          <w:tcPr/>
+          <w:tcPr>
+            <w:tcW w:w="1942" w:type="dxa"/>
+          </w:tcPr>
           <w:p>
             <w:pPr>
               <w:pStyle w:val="Compact"/>
@@ -6166,7 +6393,9 @@
           </w:p>
         </w:tc>
         <w:tc>
-          <w:tcPr/>
+          <w:tcPr>
+            <w:tcW w:w="1995" w:type="dxa"/>
+          </w:tcPr>
           <w:p>
             <w:pPr>
               <w:pStyle w:val="Compact"/>
@@ -6181,7 +6410,9 @@
           </w:p>
         </w:tc>
         <w:tc>
-          <w:tcPr/>
+          <w:tcPr>
+            <w:tcW w:w="1845" w:type="dxa"/>
+          </w:tcPr>
           <w:p>
             <w:pPr>
               <w:pStyle w:val="Compact"/>
@@ -6198,7 +6429,9 @@
       </w:tr>
       <w:tr>
         <w:tc>
-          <w:tcPr/>
+          <w:tcPr>
+            <w:tcW w:w="2131" w:type="dxa"/>
+          </w:tcPr>
           <w:p>
             <w:pPr>
               <w:pStyle w:val="Compact"/>
@@ -6213,7 +6446,9 @@
           </w:p>
         </w:tc>
         <w:tc>
-          <w:tcPr/>
+          <w:tcPr>
+            <w:tcW w:w="1942" w:type="dxa"/>
+          </w:tcPr>
           <w:p>
             <w:pPr>
               <w:pStyle w:val="Compact"/>
@@ -6228,7 +6463,9 @@
           </w:p>
         </w:tc>
         <w:tc>
-          <w:tcPr/>
+          <w:tcPr>
+            <w:tcW w:w="1995" w:type="dxa"/>
+          </w:tcPr>
           <w:p>
             <w:pPr>
               <w:pStyle w:val="Compact"/>
@@ -6243,7 +6480,9 @@
           </w:p>
         </w:tc>
         <w:tc>
-          <w:tcPr/>
+          <w:tcPr>
+            <w:tcW w:w="1845" w:type="dxa"/>
+          </w:tcPr>
           <w:p>
             <w:pPr>
               <w:pStyle w:val="Compact"/>
@@ -6260,7 +6499,9 @@
       </w:tr>
       <w:tr>
         <w:tc>
-          <w:tcPr/>
+          <w:tcPr>
+            <w:tcW w:w="2131" w:type="dxa"/>
+          </w:tcPr>
           <w:p>
             <w:pPr>
               <w:pStyle w:val="Compact"/>
@@ -6275,7 +6516,9 @@
           </w:p>
         </w:tc>
         <w:tc>
-          <w:tcPr/>
+          <w:tcPr>
+            <w:tcW w:w="1942" w:type="dxa"/>
+          </w:tcPr>
           <w:p>
             <w:pPr>
               <w:pStyle w:val="Compact"/>
@@ -6290,7 +6533,9 @@
           </w:p>
         </w:tc>
         <w:tc>
-          <w:tcPr/>
+          <w:tcPr>
+            <w:tcW w:w="1995" w:type="dxa"/>
+          </w:tcPr>
           <w:p>
             <w:pPr>
               <w:pStyle w:val="Compact"/>
@@ -6305,7 +6550,9 @@
           </w:p>
         </w:tc>
         <w:tc>
-          <w:tcPr/>
+          <w:tcPr>
+            <w:tcW w:w="1845" w:type="dxa"/>
+          </w:tcPr>
           <w:p>
             <w:pPr>
               <w:pStyle w:val="Compact"/>
@@ -6322,7 +6569,9 @@
       </w:tr>
       <w:tr>
         <w:tc>
-          <w:tcPr/>
+          <w:tcPr>
+            <w:tcW w:w="2131" w:type="dxa"/>
+          </w:tcPr>
           <w:p>
             <w:pPr>
               <w:pStyle w:val="Compact"/>
@@ -6337,7 +6586,9 @@
           </w:p>
         </w:tc>
         <w:tc>
-          <w:tcPr/>
+          <w:tcPr>
+            <w:tcW w:w="1942" w:type="dxa"/>
+          </w:tcPr>
           <w:p>
             <w:pPr>
               <w:pStyle w:val="Compact"/>
@@ -6352,7 +6603,9 @@
           </w:p>
         </w:tc>
         <w:tc>
-          <w:tcPr/>
+          <w:tcPr>
+            <w:tcW w:w="1995" w:type="dxa"/>
+          </w:tcPr>
           <w:p>
             <w:pPr>
               <w:pStyle w:val="Compact"/>
@@ -6367,7 +6620,9 @@
           </w:p>
         </w:tc>
         <w:tc>
-          <w:tcPr/>
+          <w:tcPr>
+            <w:tcW w:w="1845" w:type="dxa"/>
+          </w:tcPr>
           <w:p>
             <w:pPr>
               <w:pStyle w:val="Compact"/>
@@ -6384,7 +6639,9 @@
       </w:tr>
       <w:tr>
         <w:tc>
-          <w:tcPr/>
+          <w:tcPr>
+            <w:tcW w:w="2131" w:type="dxa"/>
+          </w:tcPr>
           <w:p>
             <w:pPr>
               <w:pStyle w:val="Compact"/>
@@ -6399,7 +6656,9 @@
           </w:p>
         </w:tc>
         <w:tc>
-          <w:tcPr/>
+          <w:tcPr>
+            <w:tcW w:w="1942" w:type="dxa"/>
+          </w:tcPr>
           <w:p>
             <w:pPr>
               <w:pStyle w:val="Compact"/>
@@ -6414,7 +6673,9 @@
           </w:p>
         </w:tc>
         <w:tc>
-          <w:tcPr/>
+          <w:tcPr>
+            <w:tcW w:w="1995" w:type="dxa"/>
+          </w:tcPr>
           <w:p>
             <w:pPr>
               <w:pStyle w:val="Compact"/>
@@ -6429,7 +6690,9 @@
           </w:p>
         </w:tc>
         <w:tc>
-          <w:tcPr/>
+          <w:tcPr>
+            <w:tcW w:w="1845" w:type="dxa"/>
+          </w:tcPr>
           <w:p>
             <w:pPr>
               <w:pStyle w:val="Compact"/>
@@ -6446,7 +6709,9 @@
       </w:tr>
       <w:tr>
         <w:tc>
-          <w:tcPr/>
+          <w:tcPr>
+            <w:tcW w:w="2131" w:type="dxa"/>
+          </w:tcPr>
           <w:p>
             <w:pPr>
               <w:pStyle w:val="Compact"/>
@@ -6461,7 +6726,9 @@
           </w:p>
         </w:tc>
         <w:tc>
-          <w:tcPr/>
+          <w:tcPr>
+            <w:tcW w:w="1942" w:type="dxa"/>
+          </w:tcPr>
           <w:p>
             <w:pPr>
               <w:pStyle w:val="Compact"/>
@@ -6476,7 +6743,9 @@
           </w:p>
         </w:tc>
         <w:tc>
-          <w:tcPr/>
+          <w:tcPr>
+            <w:tcW w:w="1995" w:type="dxa"/>
+          </w:tcPr>
           <w:p>
             <w:pPr>
               <w:pStyle w:val="Compact"/>
@@ -6491,7 +6760,9 @@
           </w:p>
         </w:tc>
         <w:tc>
-          <w:tcPr/>
+          <w:tcPr>
+            <w:tcW w:w="1845" w:type="dxa"/>
+          </w:tcPr>
           <w:p>
             <w:pPr>
               <w:pStyle w:val="Compact"/>
@@ -6508,7 +6779,9 @@
       </w:tr>
       <w:tr>
         <w:tc>
-          <w:tcPr/>
+          <w:tcPr>
+            <w:tcW w:w="2131" w:type="dxa"/>
+          </w:tcPr>
           <w:p>
             <w:pPr>
               <w:pStyle w:val="Compact"/>
@@ -6523,7 +6796,9 @@
           </w:p>
         </w:tc>
         <w:tc>
-          <w:tcPr/>
+          <w:tcPr>
+            <w:tcW w:w="1942" w:type="dxa"/>
+          </w:tcPr>
           <w:p>
             <w:pPr>
               <w:pStyle w:val="Compact"/>
@@ -6538,15 +6813,19 @@
           </w:p>
         </w:tc>
         <w:tc>
-          <w:tcPr/>
-          <w:p>
-            <w:pPr>
-              <w:pStyle w:val="Compact"/>
-            </w:pPr>
-          </w:p>
-        </w:tc>
-        <w:tc>
-          <w:tcPr/>
+          <w:tcPr>
+            <w:tcW w:w="1995" w:type="dxa"/>
+          </w:tcPr>
+          <w:p>
+            <w:pPr>
+              <w:pStyle w:val="Compact"/>
+            </w:pPr>
+          </w:p>
+        </w:tc>
+        <w:tc>
+          <w:tcPr>
+            <w:tcW w:w="1845" w:type="dxa"/>
+          </w:tcPr>
           <w:p>
             <w:pPr>
               <w:pStyle w:val="Compact"/>
@@ -6556,7 +6835,9 @@
       </w:tr>
       <w:tr>
         <w:tc>
-          <w:tcPr/>
+          <w:tcPr>
+            <w:tcW w:w="2131" w:type="dxa"/>
+          </w:tcPr>
           <w:p>
             <w:pPr>
               <w:pStyle w:val="Compact"/>
@@ -6571,7 +6852,9 @@
           </w:p>
         </w:tc>
         <w:tc>
-          <w:tcPr/>
+          <w:tcPr>
+            <w:tcW w:w="1942" w:type="dxa"/>
+          </w:tcPr>
           <w:p>
             <w:pPr>
               <w:pStyle w:val="Compact"/>
@@ -6586,15 +6869,19 @@
           </w:p>
         </w:tc>
         <w:tc>
-          <w:tcPr/>
-          <w:p>
-            <w:pPr>
-              <w:pStyle w:val="Compact"/>
-            </w:pPr>
-          </w:p>
-        </w:tc>
-        <w:tc>
-          <w:tcPr/>
+          <w:tcPr>
+            <w:tcW w:w="1995" w:type="dxa"/>
+          </w:tcPr>
+          <w:p>
+            <w:pPr>
+              <w:pStyle w:val="Compact"/>
+            </w:pPr>
+          </w:p>
+        </w:tc>
+        <w:tc>
+          <w:tcPr>
+            <w:tcW w:w="1845" w:type="dxa"/>
+          </w:tcPr>
           <w:p>
             <w:pPr>
               <w:pStyle w:val="Compact"/>
@@ -6604,7 +6891,9 @@
       </w:tr>
       <w:tr>
         <w:tc>
-          <w:tcPr/>
+          <w:tcPr>
+            <w:tcW w:w="2131" w:type="dxa"/>
+          </w:tcPr>
           <w:p>
             <w:pPr>
               <w:pStyle w:val="Compact"/>
@@ -6619,7 +6908,9 @@
           </w:p>
         </w:tc>
         <w:tc>
-          <w:tcPr/>
+          <w:tcPr>
+            <w:tcW w:w="1942" w:type="dxa"/>
+          </w:tcPr>
           <w:p>
             <w:pPr>
               <w:pStyle w:val="Compact"/>
@@ -6634,15 +6925,19 @@
           </w:p>
         </w:tc>
         <w:tc>
-          <w:tcPr/>
-          <w:p>
-            <w:pPr>
-              <w:pStyle w:val="Compact"/>
-            </w:pPr>
-          </w:p>
-        </w:tc>
-        <w:tc>
-          <w:tcPr/>
+          <w:tcPr>
+            <w:tcW w:w="1995" w:type="dxa"/>
+          </w:tcPr>
+          <w:p>
+            <w:pPr>
+              <w:pStyle w:val="Compact"/>
+            </w:pPr>
+          </w:p>
+        </w:tc>
+        <w:tc>
+          <w:tcPr>
+            <w:tcW w:w="1845" w:type="dxa"/>
+          </w:tcPr>
           <w:p>
             <w:pPr>
               <w:pStyle w:val="Compact"/>
@@ -6652,7 +6947,9 @@
       </w:tr>
       <w:tr>
         <w:tc>
-          <w:tcPr/>
+          <w:tcPr>
+            <w:tcW w:w="2131" w:type="dxa"/>
+          </w:tcPr>
           <w:p>
             <w:pPr>
               <w:pStyle w:val="Compact"/>
@@ -6667,7 +6964,9 @@
           </w:p>
         </w:tc>
         <w:tc>
-          <w:tcPr/>
+          <w:tcPr>
+            <w:tcW w:w="1942" w:type="dxa"/>
+          </w:tcPr>
           <w:p>
             <w:pPr>
               <w:pStyle w:val="Compact"/>
@@ -6682,15 +6981,19 @@
           </w:p>
         </w:tc>
         <w:tc>
-          <w:tcPr/>
-          <w:p>
-            <w:pPr>
-              <w:pStyle w:val="Compact"/>
-            </w:pPr>
-          </w:p>
-        </w:tc>
-        <w:tc>
-          <w:tcPr/>
+          <w:tcPr>
+            <w:tcW w:w="1995" w:type="dxa"/>
+          </w:tcPr>
+          <w:p>
+            <w:pPr>
+              <w:pStyle w:val="Compact"/>
+            </w:pPr>
+          </w:p>
+        </w:tc>
+        <w:tc>
+          <w:tcPr>
+            <w:tcW w:w="1845" w:type="dxa"/>
+          </w:tcPr>
           <w:p>
             <w:pPr>
               <w:pStyle w:val="Compact"/>
@@ -6725,11 +7028,11 @@
         </w:tblBorders>
       </w:tblPr>
       <w:tblGrid>
-        <w:gridCol w:w="1584"/>
-        <w:gridCol w:w="1584"/>
-        <w:gridCol w:w="1584"/>
-        <w:gridCol w:w="1584"/>
-        <w:gridCol w:w="1584"/>
+        <w:gridCol w:w="980"/>
+        <w:gridCol w:w="2489"/>
+        <w:gridCol w:w="2137"/>
+        <w:gridCol w:w="1137"/>
+        <w:gridCol w:w="1169"/>
       </w:tblGrid>
       <w:tr>
         <w:trPr>
@@ -6737,6 +7040,7 @@
         </w:trPr>
         <w:tc>
           <w:tcPr>
+            <w:tcW w:w="980" w:type="dxa"/>
             <w:shd w:val="clear" w:color="auto" w:fill="D9E2F3"/>
           </w:tcPr>
           <w:p>
@@ -6755,6 +7059,7 @@
         </w:tc>
         <w:tc>
           <w:tcPr>
+            <w:tcW w:w="2489" w:type="dxa"/>
             <w:shd w:val="clear" w:color="auto" w:fill="D9E2F3"/>
           </w:tcPr>
           <w:p>
@@ -6773,6 +7078,7 @@
         </w:tc>
         <w:tc>
           <w:tcPr>
+            <w:tcW w:w="2137" w:type="dxa"/>
             <w:shd w:val="clear" w:color="auto" w:fill="D9E2F3"/>
           </w:tcPr>
           <w:p>
@@ -6791,6 +7097,7 @@
         </w:tc>
         <w:tc>
           <w:tcPr>
+            <w:tcW w:w="1137" w:type="dxa"/>
             <w:shd w:val="clear" w:color="auto" w:fill="D9E2F3"/>
           </w:tcPr>
           <w:p>
@@ -6809,6 +7116,7 @@
         </w:tc>
         <w:tc>
           <w:tcPr>
+            <w:tcW w:w="1169" w:type="dxa"/>
             <w:shd w:val="clear" w:color="auto" w:fill="D9E2F3"/>
           </w:tcPr>
           <w:p>
@@ -6828,7 +7136,9 @@
       </w:tr>
       <w:tr>
         <w:tc>
-          <w:tcPr/>
+          <w:tcPr>
+            <w:tcW w:w="980" w:type="dxa"/>
+          </w:tcPr>
           <w:p>
             <w:pPr>
               <w:pStyle w:val="Compact"/>
@@ -6843,7 +7153,9 @@
           </w:p>
         </w:tc>
         <w:tc>
-          <w:tcPr/>
+          <w:tcPr>
+            <w:tcW w:w="2489" w:type="dxa"/>
+          </w:tcPr>
           <w:p>
             <w:pPr>
               <w:pStyle w:val="Compact"/>
@@ -6858,7 +7170,9 @@
           </w:p>
         </w:tc>
         <w:tc>
-          <w:tcPr/>
+          <w:tcPr>
+            <w:tcW w:w="2137" w:type="dxa"/>
+          </w:tcPr>
           <w:p>
             <w:pPr>
               <w:pStyle w:val="Compact"/>
@@ -6873,7 +7187,9 @@
           </w:p>
         </w:tc>
         <w:tc>
-          <w:tcPr/>
+          <w:tcPr>
+            <w:tcW w:w="1137" w:type="dxa"/>
+          </w:tcPr>
           <w:p>
             <w:pPr>
               <w:pStyle w:val="Compact"/>
@@ -6888,7 +7204,9 @@
           </w:p>
         </w:tc>
         <w:tc>
-          <w:tcPr/>
+          <w:tcPr>
+            <w:tcW w:w="1169" w:type="dxa"/>
+          </w:tcPr>
           <w:p>
             <w:pPr>
               <w:pStyle w:val="Compact"/>
@@ -6905,7 +7223,9 @@
       </w:tr>
       <w:tr>
         <w:tc>
-          <w:tcPr/>
+          <w:tcPr>
+            <w:tcW w:w="980" w:type="dxa"/>
+          </w:tcPr>
           <w:p>
             <w:pPr>
               <w:pStyle w:val="Compact"/>
@@ -6920,7 +7240,9 @@
           </w:p>
         </w:tc>
         <w:tc>
-          <w:tcPr/>
+          <w:tcPr>
+            <w:tcW w:w="2489" w:type="dxa"/>
+          </w:tcPr>
           <w:p>
             <w:pPr>
               <w:pStyle w:val="Compact"/>
@@ -6935,7 +7257,9 @@
           </w:p>
         </w:tc>
         <w:tc>
-          <w:tcPr/>
+          <w:tcPr>
+            <w:tcW w:w="2137" w:type="dxa"/>
+          </w:tcPr>
           <w:p>
             <w:pPr>
               <w:pStyle w:val="Compact"/>
@@ -6950,7 +7274,9 @@
           </w:p>
         </w:tc>
         <w:tc>
-          <w:tcPr/>
+          <w:tcPr>
+            <w:tcW w:w="1137" w:type="dxa"/>
+          </w:tcPr>
           <w:p>
             <w:pPr>
               <w:pStyle w:val="Compact"/>
@@ -6965,7 +7291,9 @@
           </w:p>
         </w:tc>
         <w:tc>
-          <w:tcPr/>
+          <w:tcPr>
+            <w:tcW w:w="1169" w:type="dxa"/>
+          </w:tcPr>
           <w:p>
             <w:pPr>
               <w:pStyle w:val="Compact"/>
@@ -6982,7 +7310,9 @@
       </w:tr>
       <w:tr>
         <w:tc>
-          <w:tcPr/>
+          <w:tcPr>
+            <w:tcW w:w="980" w:type="dxa"/>
+          </w:tcPr>
           <w:p>
             <w:pPr>
               <w:pStyle w:val="Compact"/>
@@ -6997,7 +7327,9 @@
           </w:p>
         </w:tc>
         <w:tc>
-          <w:tcPr/>
+          <w:tcPr>
+            <w:tcW w:w="2489" w:type="dxa"/>
+          </w:tcPr>
           <w:p>
             <w:pPr>
               <w:pStyle w:val="Compact"/>
@@ -7012,7 +7344,9 @@
           </w:p>
         </w:tc>
         <w:tc>
-          <w:tcPr/>
+          <w:tcPr>
+            <w:tcW w:w="2137" w:type="dxa"/>
+          </w:tcPr>
           <w:p>
             <w:pPr>
               <w:pStyle w:val="Compact"/>
@@ -7027,7 +7361,9 @@
           </w:p>
         </w:tc>
         <w:tc>
-          <w:tcPr/>
+          <w:tcPr>
+            <w:tcW w:w="1137" w:type="dxa"/>
+          </w:tcPr>
           <w:p>
             <w:pPr>
               <w:pStyle w:val="Compact"/>
@@ -7042,7 +7378,9 @@
           </w:p>
         </w:tc>
         <w:tc>
-          <w:tcPr/>
+          <w:tcPr>
+            <w:tcW w:w="1169" w:type="dxa"/>
+          </w:tcPr>
           <w:p>
             <w:pPr>
               <w:pStyle w:val="Compact"/>
@@ -7059,7 +7397,9 @@
       </w:tr>
       <w:tr>
         <w:tc>
-          <w:tcPr/>
+          <w:tcPr>
+            <w:tcW w:w="980" w:type="dxa"/>
+          </w:tcPr>
           <w:p>
             <w:pPr>
               <w:pStyle w:val="Compact"/>
@@ -7074,7 +7414,9 @@
           </w:p>
         </w:tc>
         <w:tc>
-          <w:tcPr/>
+          <w:tcPr>
+            <w:tcW w:w="2489" w:type="dxa"/>
+          </w:tcPr>
           <w:p>
             <w:pPr>
               <w:pStyle w:val="Compact"/>
@@ -7089,7 +7431,9 @@
           </w:p>
         </w:tc>
         <w:tc>
-          <w:tcPr/>
+          <w:tcPr>
+            <w:tcW w:w="2137" w:type="dxa"/>
+          </w:tcPr>
           <w:p>
             <w:pPr>
               <w:pStyle w:val="Compact"/>
@@ -7104,7 +7448,9 @@
           </w:p>
         </w:tc>
         <w:tc>
-          <w:tcPr/>
+          <w:tcPr>
+            <w:tcW w:w="1137" w:type="dxa"/>
+          </w:tcPr>
           <w:p>
             <w:pPr>
               <w:pStyle w:val="Compact"/>
@@ -7119,7 +7465,9 @@
           </w:p>
         </w:tc>
         <w:tc>
-          <w:tcPr/>
+          <w:tcPr>
+            <w:tcW w:w="1169" w:type="dxa"/>
+          </w:tcPr>
           <w:p>
             <w:pPr>
               <w:pStyle w:val="Compact"/>
@@ -7136,7 +7484,9 @@
       </w:tr>
       <w:tr>
         <w:tc>
-          <w:tcPr/>
+          <w:tcPr>
+            <w:tcW w:w="980" w:type="dxa"/>
+          </w:tcPr>
           <w:p>
             <w:pPr>
               <w:pStyle w:val="Compact"/>
@@ -7151,7 +7501,9 @@
           </w:p>
         </w:tc>
         <w:tc>
-          <w:tcPr/>
+          <w:tcPr>
+            <w:tcW w:w="2489" w:type="dxa"/>
+          </w:tcPr>
           <w:p>
             <w:pPr>
               <w:pStyle w:val="Compact"/>
@@ -7166,7 +7518,9 @@
           </w:p>
         </w:tc>
         <w:tc>
-          <w:tcPr/>
+          <w:tcPr>
+            <w:tcW w:w="2137" w:type="dxa"/>
+          </w:tcPr>
           <w:p>
             <w:pPr>
               <w:pStyle w:val="Compact"/>
@@ -7181,7 +7535,9 @@
           </w:p>
         </w:tc>
         <w:tc>
-          <w:tcPr/>
+          <w:tcPr>
+            <w:tcW w:w="1137" w:type="dxa"/>
+          </w:tcPr>
           <w:p>
             <w:pPr>
               <w:pStyle w:val="Compact"/>
@@ -7196,7 +7552,9 @@
           </w:p>
         </w:tc>
         <w:tc>
-          <w:tcPr/>
+          <w:tcPr>
+            <w:tcW w:w="1169" w:type="dxa"/>
+          </w:tcPr>
           <w:p>
             <w:pPr>
               <w:pStyle w:val="Compact"/>
@@ -7213,7 +7571,9 @@
       </w:tr>
       <w:tr>
         <w:tc>
-          <w:tcPr/>
+          <w:tcPr>
+            <w:tcW w:w="980" w:type="dxa"/>
+          </w:tcPr>
           <w:p>
             <w:pPr>
               <w:pStyle w:val="Compact"/>
@@ -7228,7 +7588,9 @@
           </w:p>
         </w:tc>
         <w:tc>
-          <w:tcPr/>
+          <w:tcPr>
+            <w:tcW w:w="2489" w:type="dxa"/>
+          </w:tcPr>
           <w:p>
             <w:pPr>
               <w:pStyle w:val="Compact"/>
@@ -7243,7 +7605,9 @@
           </w:p>
         </w:tc>
         <w:tc>
-          <w:tcPr/>
+          <w:tcPr>
+            <w:tcW w:w="2137" w:type="dxa"/>
+          </w:tcPr>
           <w:p>
             <w:pPr>
               <w:pStyle w:val="Compact"/>
@@ -7258,7 +7622,9 @@
           </w:p>
         </w:tc>
         <w:tc>
-          <w:tcPr/>
+          <w:tcPr>
+            <w:tcW w:w="1137" w:type="dxa"/>
+          </w:tcPr>
           <w:p>
             <w:pPr>
               <w:pStyle w:val="Compact"/>
@@ -7273,7 +7639,9 @@
           </w:p>
         </w:tc>
         <w:tc>
-          <w:tcPr/>
+          <w:tcPr>
+            <w:tcW w:w="1169" w:type="dxa"/>
+          </w:tcPr>
           <w:p>
             <w:pPr>
               <w:pStyle w:val="Compact"/>
@@ -7290,7 +7658,9 @@
       </w:tr>
       <w:tr>
         <w:tc>
-          <w:tcPr/>
+          <w:tcPr>
+            <w:tcW w:w="980" w:type="dxa"/>
+          </w:tcPr>
           <w:p>
             <w:pPr>
               <w:pStyle w:val="Compact"/>
@@ -7305,7 +7675,9 @@
           </w:p>
         </w:tc>
         <w:tc>
-          <w:tcPr/>
+          <w:tcPr>
+            <w:tcW w:w="2489" w:type="dxa"/>
+          </w:tcPr>
           <w:p>
             <w:pPr>
               <w:pStyle w:val="Compact"/>
@@ -7320,7 +7692,9 @@
           </w:p>
         </w:tc>
         <w:tc>
-          <w:tcPr/>
+          <w:tcPr>
+            <w:tcW w:w="2137" w:type="dxa"/>
+          </w:tcPr>
           <w:p>
             <w:pPr>
               <w:pStyle w:val="Compact"/>
@@ -7335,7 +7709,9 @@
           </w:p>
         </w:tc>
         <w:tc>
-          <w:tcPr/>
+          <w:tcPr>
+            <w:tcW w:w="1137" w:type="dxa"/>
+          </w:tcPr>
           <w:p>
             <w:pPr>
               <w:pStyle w:val="Compact"/>
@@ -7350,7 +7726,9 @@
           </w:p>
         </w:tc>
         <w:tc>
-          <w:tcPr/>
+          <w:tcPr>
+            <w:tcW w:w="1169" w:type="dxa"/>
+          </w:tcPr>
           <w:p>
             <w:pPr>
               <w:pStyle w:val="Compact"/>
@@ -7367,7 +7745,9 @@
       </w:tr>
       <w:tr>
         <w:tc>
-          <w:tcPr/>
+          <w:tcPr>
+            <w:tcW w:w="980" w:type="dxa"/>
+          </w:tcPr>
           <w:p>
             <w:pPr>
               <w:pStyle w:val="Compact"/>
@@ -7382,7 +7762,9 @@
           </w:p>
         </w:tc>
         <w:tc>
-          <w:tcPr/>
+          <w:tcPr>
+            <w:tcW w:w="2489" w:type="dxa"/>
+          </w:tcPr>
           <w:p>
             <w:pPr>
               <w:pStyle w:val="Compact"/>
@@ -7397,7 +7779,9 @@
           </w:p>
         </w:tc>
         <w:tc>
-          <w:tcPr/>
+          <w:tcPr>
+            <w:tcW w:w="2137" w:type="dxa"/>
+          </w:tcPr>
           <w:p>
             <w:pPr>
               <w:pStyle w:val="Compact"/>
@@ -7412,7 +7796,9 @@
           </w:p>
         </w:tc>
         <w:tc>
-          <w:tcPr/>
+          <w:tcPr>
+            <w:tcW w:w="1137" w:type="dxa"/>
+          </w:tcPr>
           <w:p>
             <w:pPr>
               <w:pStyle w:val="Compact"/>
@@ -7427,7 +7813,9 @@
           </w:p>
         </w:tc>
         <w:tc>
-          <w:tcPr/>
+          <w:tcPr>
+            <w:tcW w:w="1169" w:type="dxa"/>
+          </w:tcPr>
           <w:p>
             <w:pPr>
               <w:pStyle w:val="Compact"/>
@@ -7444,7 +7832,9 @@
       </w:tr>
       <w:tr>
         <w:tc>
-          <w:tcPr/>
+          <w:tcPr>
+            <w:tcW w:w="980" w:type="dxa"/>
+          </w:tcPr>
           <w:p>
             <w:pPr>
               <w:pStyle w:val="Compact"/>
@@ -7459,7 +7849,9 @@
           </w:p>
         </w:tc>
         <w:tc>
-          <w:tcPr/>
+          <w:tcPr>
+            <w:tcW w:w="2489" w:type="dxa"/>
+          </w:tcPr>
           <w:p>
             <w:pPr>
               <w:pStyle w:val="Compact"/>
@@ -7474,7 +7866,9 @@
           </w:p>
         </w:tc>
         <w:tc>
-          <w:tcPr/>
+          <w:tcPr>
+            <w:tcW w:w="2137" w:type="dxa"/>
+          </w:tcPr>
           <w:p>
             <w:pPr>
               <w:pStyle w:val="Compact"/>
@@ -7489,7 +7883,9 @@
           </w:p>
         </w:tc>
         <w:tc>
-          <w:tcPr/>
+          <w:tcPr>
+            <w:tcW w:w="1137" w:type="dxa"/>
+          </w:tcPr>
           <w:p>
             <w:pPr>
               <w:pStyle w:val="Compact"/>
@@ -7504,7 +7900,9 @@
           </w:p>
         </w:tc>
         <w:tc>
-          <w:tcPr/>
+          <w:tcPr>
+            <w:tcW w:w="1169" w:type="dxa"/>
+          </w:tcPr>
           <w:p>
             <w:pPr>
               <w:pStyle w:val="Compact"/>
@@ -7546,8 +7944,8 @@
         </w:tblBorders>
       </w:tblPr>
       <w:tblGrid>
-        <w:gridCol w:w="3960"/>
-        <w:gridCol w:w="3960"/>
+        <w:gridCol w:w="2568"/>
+        <w:gridCol w:w="5349"/>
       </w:tblGrid>
       <w:tr>
         <w:trPr>
@@ -7555,6 +7953,7 @@
         </w:trPr>
         <w:tc>
           <w:tcPr>
+            <w:tcW w:w="2568" w:type="dxa"/>
             <w:shd w:val="clear" w:color="auto" w:fill="D9E2F3"/>
           </w:tcPr>
           <w:p>
@@ -7573,6 +7972,7 @@
         </w:tc>
         <w:tc>
           <w:tcPr>
+            <w:tcW w:w="5349" w:type="dxa"/>
             <w:shd w:val="clear" w:color="auto" w:fill="D9E2F3"/>
           </w:tcPr>
           <w:p>
@@ -7592,7 +7992,9 @@
       </w:tr>
       <w:tr>
         <w:tc>
-          <w:tcPr/>
+          <w:tcPr>
+            <w:tcW w:w="2568" w:type="dxa"/>
+          </w:tcPr>
           <w:p>
             <w:pPr>
               <w:pStyle w:val="Compact"/>
@@ -7607,7 +8009,9 @@
           </w:p>
         </w:tc>
         <w:tc>
-          <w:tcPr/>
+          <w:tcPr>
+            <w:tcW w:w="5349" w:type="dxa"/>
+          </w:tcPr>
           <w:p>
             <w:pPr>
               <w:pStyle w:val="Compact"/>
@@ -7624,7 +8028,9 @@
       </w:tr>
       <w:tr>
         <w:tc>
-          <w:tcPr/>
+          <w:tcPr>
+            <w:tcW w:w="2568" w:type="dxa"/>
+          </w:tcPr>
           <w:p>
             <w:pPr>
               <w:pStyle w:val="Compact"/>
@@ -7639,7 +8045,9 @@
           </w:p>
         </w:tc>
         <w:tc>
-          <w:tcPr/>
+          <w:tcPr>
+            <w:tcW w:w="5349" w:type="dxa"/>
+          </w:tcPr>
           <w:p>
             <w:pPr>
               <w:pStyle w:val="Compact"/>
@@ -7656,7 +8064,9 @@
       </w:tr>
       <w:tr>
         <w:tc>
-          <w:tcPr/>
+          <w:tcPr>
+            <w:tcW w:w="2568" w:type="dxa"/>
+          </w:tcPr>
           <w:p>
             <w:pPr>
               <w:pStyle w:val="Compact"/>
@@ -7671,7 +8081,9 @@
           </w:p>
         </w:tc>
         <w:tc>
-          <w:tcPr/>
+          <w:tcPr>
+            <w:tcW w:w="5349" w:type="dxa"/>
+          </w:tcPr>
           <w:p>
             <w:pPr>
               <w:pStyle w:val="Compact"/>
@@ -7688,7 +8100,9 @@
       </w:tr>
       <w:tr>
         <w:tc>
-          <w:tcPr/>
+          <w:tcPr>
+            <w:tcW w:w="2568" w:type="dxa"/>
+          </w:tcPr>
           <w:p>
             <w:pPr>
               <w:pStyle w:val="Compact"/>
@@ -7703,7 +8117,9 @@
           </w:p>
         </w:tc>
         <w:tc>
-          <w:tcPr/>
+          <w:tcPr>
+            <w:tcW w:w="5349" w:type="dxa"/>
+          </w:tcPr>
           <w:p>
             <w:pPr>
               <w:pStyle w:val="Compact"/>
@@ -7720,7 +8136,9 @@
       </w:tr>
       <w:tr>
         <w:tc>
-          <w:tcPr/>
+          <w:tcPr>
+            <w:tcW w:w="2568" w:type="dxa"/>
+          </w:tcPr>
           <w:p>
             <w:pPr>
               <w:pStyle w:val="Compact"/>
@@ -7735,7 +8153,9 @@
           </w:p>
         </w:tc>
         <w:tc>
-          <w:tcPr/>
+          <w:tcPr>
+            <w:tcW w:w="5349" w:type="dxa"/>
+          </w:tcPr>
           <w:p>
             <w:pPr>
               <w:pStyle w:val="Compact"/>
@@ -7752,7 +8172,9 @@
       </w:tr>
       <w:tr>
         <w:tc>
-          <w:tcPr/>
+          <w:tcPr>
+            <w:tcW w:w="2568" w:type="dxa"/>
+          </w:tcPr>
           <w:p>
             <w:pPr>
               <w:pStyle w:val="Compact"/>
@@ -7767,7 +8189,9 @@
           </w:p>
         </w:tc>
         <w:tc>
-          <w:tcPr/>
+          <w:tcPr>
+            <w:tcW w:w="5349" w:type="dxa"/>
+          </w:tcPr>
           <w:p>
             <w:pPr>
               <w:pStyle w:val="Compact"/>

--- a/Fase 2/Evidencias del Proyecto/SICMA_CUS_v1.0.docx
+++ b/Fase 2/Evidencias del Proyecto/SICMA_CUS_v1.0.docx
@@ -699,7 +699,7 @@
         <w:tab/>
       </w:r>
       <w:r>
-        <w:t>15</w:t>
+        <w:t>16</w:t>
       </w:r>
       <w:r>
         <w:fldChar w:fldCharType="end"/>
@@ -1350,7 +1350,7 @@
               <w:rPr>
                 <w:sz w:val="18"/>
               </w:rPr>
-              <w:t>Pasa de borrador a vigente. Se agrega la portada y se actualizan las referencias a las versiones vigentes de los demás documentos. Se agrega la tabla de contenido, la numeración de páginas y se completa la lista de referencias. Se quita la etiqueta Vigente de la portada. Se aplica el formato de entrega (márgenes de 3 cm, interlineado 1,5, sangría y texto justificado). Se ajusta el ancho de las columnas de las tablas.</w:t>
+              <w:t>Pasa de borrador a vigente. Se agrega la portada y se actualizan las referencias a las versiones vigentes de los demás documentos. Se agrega la tabla de contenido, la numeración de páginas y se completa la lista de referencias. Se quita la etiqueta Vigente de la portada. Se aplica el formato de entrega (márgenes de 3 cm, interlineado 1,5, sangría y texto justificado). Se ajusta el ancho de las columnas de las tablas. Las referencias pasan a una hoja aparte.</w:t>
             </w:r>
           </w:p>
         </w:tc>
@@ -1424,8 +1424,8 @@
         </w:tblBorders>
       </w:tblPr>
       <w:tblGrid>
-        <w:gridCol w:w="4270"/>
-        <w:gridCol w:w="3647"/>
+        <w:gridCol w:w="4269"/>
+        <w:gridCol w:w="3646"/>
       </w:tblGrid>
       <w:tr>
         <w:trPr>
@@ -1433,7 +1433,7 @@
         </w:trPr>
         <w:tc>
           <w:tcPr>
-            <w:tcW w:w="4270" w:type="dxa"/>
+            <w:tcW w:w="4269" w:type="dxa"/>
             <w:shd w:val="clear" w:color="auto" w:fill="D9E2F3"/>
           </w:tcPr>
           <w:p>
@@ -1452,7 +1452,7 @@
         </w:tc>
         <w:tc>
           <w:tcPr>
-            <w:tcW w:w="3647" w:type="dxa"/>
+            <w:tcW w:w="3646" w:type="dxa"/>
             <w:shd w:val="clear" w:color="auto" w:fill="D9E2F3"/>
           </w:tcPr>
           <w:p>
@@ -1473,7 +1473,7 @@
       <w:tr>
         <w:tc>
           <w:tcPr>
-            <w:tcW w:w="4270" w:type="dxa"/>
+            <w:tcW w:w="4269" w:type="dxa"/>
           </w:tcPr>
           <w:p>
             <w:pPr>
@@ -1490,7 +1490,7 @@
         </w:tc>
         <w:tc>
           <w:tcPr>
-            <w:tcW w:w="3647" w:type="dxa"/>
+            <w:tcW w:w="3646" w:type="dxa"/>
           </w:tcPr>
           <w:p>
             <w:pPr>
@@ -1509,7 +1509,7 @@
       <w:tr>
         <w:tc>
           <w:tcPr>
-            <w:tcW w:w="4270" w:type="dxa"/>
+            <w:tcW w:w="4269" w:type="dxa"/>
           </w:tcPr>
           <w:p>
             <w:pPr>
@@ -1526,7 +1526,7 @@
         </w:tc>
         <w:tc>
           <w:tcPr>
-            <w:tcW w:w="3647" w:type="dxa"/>
+            <w:tcW w:w="3646" w:type="dxa"/>
           </w:tcPr>
           <w:p>
             <w:pPr>
@@ -1545,7 +1545,7 @@
       <w:tr>
         <w:tc>
           <w:tcPr>
-            <w:tcW w:w="4270" w:type="dxa"/>
+            <w:tcW w:w="4269" w:type="dxa"/>
           </w:tcPr>
           <w:p>
             <w:pPr>
@@ -1562,7 +1562,7 @@
         </w:tc>
         <w:tc>
           <w:tcPr>
-            <w:tcW w:w="3647" w:type="dxa"/>
+            <w:tcW w:w="3646" w:type="dxa"/>
           </w:tcPr>
           <w:p>
             <w:pPr>
@@ -1581,7 +1581,7 @@
       <w:tr>
         <w:tc>
           <w:tcPr>
-            <w:tcW w:w="4270" w:type="dxa"/>
+            <w:tcW w:w="4269" w:type="dxa"/>
           </w:tcPr>
           <w:p>
             <w:pPr>
@@ -1598,7 +1598,7 @@
         </w:tc>
         <w:tc>
           <w:tcPr>
-            <w:tcW w:w="3647" w:type="dxa"/>
+            <w:tcW w:w="3646" w:type="dxa"/>
           </w:tcPr>
           <w:p>
             <w:pPr>
@@ -1617,7 +1617,7 @@
       <w:tr>
         <w:tc>
           <w:tcPr>
-            <w:tcW w:w="4270" w:type="dxa"/>
+            <w:tcW w:w="4269" w:type="dxa"/>
           </w:tcPr>
           <w:p>
             <w:pPr>
@@ -1634,7 +1634,7 @@
         </w:tc>
         <w:tc>
           <w:tcPr>
-            <w:tcW w:w="3647" w:type="dxa"/>
+            <w:tcW w:w="3646" w:type="dxa"/>
           </w:tcPr>
           <w:p>
             <w:pPr>
@@ -1653,7 +1653,7 @@
       <w:tr>
         <w:tc>
           <w:tcPr>
-            <w:tcW w:w="4270" w:type="dxa"/>
+            <w:tcW w:w="4269" w:type="dxa"/>
           </w:tcPr>
           <w:p>
             <w:pPr>
@@ -1670,7 +1670,7 @@
         </w:tc>
         <w:tc>
           <w:tcPr>
-            <w:tcW w:w="3647" w:type="dxa"/>
+            <w:tcW w:w="3646" w:type="dxa"/>
           </w:tcPr>
           <w:p>
             <w:pPr>
@@ -1689,7 +1689,7 @@
       <w:tr>
         <w:tc>
           <w:tcPr>
-            <w:tcW w:w="4270" w:type="dxa"/>
+            <w:tcW w:w="4269" w:type="dxa"/>
           </w:tcPr>
           <w:p>
             <w:pPr>
@@ -1706,7 +1706,7 @@
         </w:tc>
         <w:tc>
           <w:tcPr>
-            <w:tcW w:w="3647" w:type="dxa"/>
+            <w:tcW w:w="3646" w:type="dxa"/>
           </w:tcPr>
           <w:p>
             <w:pPr>
@@ -1751,7 +1751,7 @@
       <w:tblGrid>
         <w:gridCol w:w="2211"/>
         <w:gridCol w:w="2211"/>
-        <w:gridCol w:w="3493"/>
+        <w:gridCol w:w="3491"/>
       </w:tblGrid>
       <w:tr>
         <w:trPr>
@@ -1797,7 +1797,7 @@
         </w:tc>
         <w:tc>
           <w:tcPr>
-            <w:tcW w:w="3493" w:type="dxa"/>
+            <w:tcW w:w="3491" w:type="dxa"/>
             <w:shd w:val="clear" w:color="auto" w:fill="D9E2F3"/>
           </w:tcPr>
           <w:p>
@@ -1852,7 +1852,7 @@
         </w:tc>
         <w:tc>
           <w:tcPr>
-            <w:tcW w:w="3493" w:type="dxa"/>
+            <w:tcW w:w="3491" w:type="dxa"/>
           </w:tcPr>
           <w:p>
             <w:pPr>
@@ -1905,7 +1905,7 @@
         </w:tc>
         <w:tc>
           <w:tcPr>
-            <w:tcW w:w="3493" w:type="dxa"/>
+            <w:tcW w:w="3491" w:type="dxa"/>
           </w:tcPr>
           <w:p>
             <w:pPr>
@@ -1958,7 +1958,7 @@
         </w:tc>
         <w:tc>
           <w:tcPr>
-            <w:tcW w:w="3493" w:type="dxa"/>
+            <w:tcW w:w="3491" w:type="dxa"/>
           </w:tcPr>
           <w:p>
             <w:pPr>
@@ -2011,7 +2011,7 @@
         </w:tc>
         <w:tc>
           <w:tcPr>
-            <w:tcW w:w="3493" w:type="dxa"/>
+            <w:tcW w:w="3491" w:type="dxa"/>
           </w:tcPr>
           <w:p>
             <w:pPr>
@@ -2064,7 +2064,7 @@
         </w:tc>
         <w:tc>
           <w:tcPr>
-            <w:tcW w:w="3493" w:type="dxa"/>
+            <w:tcW w:w="3491" w:type="dxa"/>
           </w:tcPr>
           <w:p>
             <w:pPr>
@@ -2117,7 +2117,7 @@
         </w:tc>
         <w:tc>
           <w:tcPr>
-            <w:tcW w:w="3493" w:type="dxa"/>
+            <w:tcW w:w="3491" w:type="dxa"/>
           </w:tcPr>
           <w:p>
             <w:pPr>
@@ -2170,7 +2170,7 @@
         </w:tc>
         <w:tc>
           <w:tcPr>
-            <w:tcW w:w="3493" w:type="dxa"/>
+            <w:tcW w:w="3491" w:type="dxa"/>
           </w:tcPr>
           <w:p>
             <w:pPr>
@@ -2223,7 +2223,7 @@
         </w:tc>
         <w:tc>
           <w:tcPr>
-            <w:tcW w:w="3493" w:type="dxa"/>
+            <w:tcW w:w="3491" w:type="dxa"/>
           </w:tcPr>
           <w:p>
             <w:pPr>
@@ -2276,7 +2276,7 @@
         </w:tc>
         <w:tc>
           <w:tcPr>
-            <w:tcW w:w="3493" w:type="dxa"/>
+            <w:tcW w:w="3491" w:type="dxa"/>
           </w:tcPr>
           <w:p>
             <w:pPr>
@@ -2329,7 +2329,7 @@
         </w:tc>
         <w:tc>
           <w:tcPr>
-            <w:tcW w:w="3493" w:type="dxa"/>
+            <w:tcW w:w="3491" w:type="dxa"/>
           </w:tcPr>
           <w:p>
             <w:pPr>
@@ -2382,7 +2382,7 @@
         </w:tc>
         <w:tc>
           <w:tcPr>
-            <w:tcW w:w="3493" w:type="dxa"/>
+            <w:tcW w:w="3491" w:type="dxa"/>
           </w:tcPr>
           <w:p>
             <w:pPr>
@@ -2435,7 +2435,7 @@
         </w:tc>
         <w:tc>
           <w:tcPr>
-            <w:tcW w:w="3493" w:type="dxa"/>
+            <w:tcW w:w="3491" w:type="dxa"/>
           </w:tcPr>
           <w:p>
             <w:pPr>
@@ -2488,7 +2488,7 @@
         </w:tc>
         <w:tc>
           <w:tcPr>
-            <w:tcW w:w="3493" w:type="dxa"/>
+            <w:tcW w:w="3491" w:type="dxa"/>
           </w:tcPr>
           <w:p>
             <w:pPr>
@@ -2541,7 +2541,7 @@
         </w:tc>
         <w:tc>
           <w:tcPr>
-            <w:tcW w:w="3493" w:type="dxa"/>
+            <w:tcW w:w="3491" w:type="dxa"/>
           </w:tcPr>
           <w:p>
             <w:pPr>
@@ -5571,10 +5571,10 @@
         </w:tblBorders>
       </w:tblPr>
       <w:tblGrid>
-        <w:gridCol w:w="2131"/>
-        <w:gridCol w:w="1942"/>
-        <w:gridCol w:w="1995"/>
-        <w:gridCol w:w="1845"/>
+        <w:gridCol w:w="2130"/>
+        <w:gridCol w:w="1941"/>
+        <w:gridCol w:w="1994"/>
+        <w:gridCol w:w="1844"/>
       </w:tblGrid>
       <w:tr>
         <w:trPr>
@@ -5582,7 +5582,7 @@
         </w:trPr>
         <w:tc>
           <w:tcPr>
-            <w:tcW w:w="2131" w:type="dxa"/>
+            <w:tcW w:w="2130" w:type="dxa"/>
             <w:shd w:val="clear" w:color="auto" w:fill="D9E2F3"/>
           </w:tcPr>
           <w:p>
@@ -5601,7 +5601,7 @@
         </w:tc>
         <w:tc>
           <w:tcPr>
-            <w:tcW w:w="1942" w:type="dxa"/>
+            <w:tcW w:w="1941" w:type="dxa"/>
             <w:shd w:val="clear" w:color="auto" w:fill="D9E2F3"/>
           </w:tcPr>
           <w:p>
@@ -5620,7 +5620,7 @@
         </w:tc>
         <w:tc>
           <w:tcPr>
-            <w:tcW w:w="1995" w:type="dxa"/>
+            <w:tcW w:w="1994" w:type="dxa"/>
             <w:shd w:val="clear" w:color="auto" w:fill="D9E2F3"/>
           </w:tcPr>
           <w:p>
@@ -5639,7 +5639,7 @@
         </w:tc>
         <w:tc>
           <w:tcPr>
-            <w:tcW w:w="1845" w:type="dxa"/>
+            <w:tcW w:w="1844" w:type="dxa"/>
             <w:shd w:val="clear" w:color="auto" w:fill="D9E2F3"/>
           </w:tcPr>
           <w:p>
@@ -5660,7 +5660,7 @@
       <w:tr>
         <w:tc>
           <w:tcPr>
-            <w:tcW w:w="2131" w:type="dxa"/>
+            <w:tcW w:w="2130" w:type="dxa"/>
           </w:tcPr>
           <w:p>
             <w:pPr>
@@ -5677,7 +5677,7 @@
         </w:tc>
         <w:tc>
           <w:tcPr>
-            <w:tcW w:w="1942" w:type="dxa"/>
+            <w:tcW w:w="1941" w:type="dxa"/>
           </w:tcPr>
           <w:p>
             <w:pPr>
@@ -5694,7 +5694,7 @@
         </w:tc>
         <w:tc>
           <w:tcPr>
-            <w:tcW w:w="1995" w:type="dxa"/>
+            <w:tcW w:w="1994" w:type="dxa"/>
           </w:tcPr>
           <w:p>
             <w:pPr>
@@ -5711,7 +5711,7 @@
         </w:tc>
         <w:tc>
           <w:tcPr>
-            <w:tcW w:w="1845" w:type="dxa"/>
+            <w:tcW w:w="1844" w:type="dxa"/>
           </w:tcPr>
           <w:p>
             <w:pPr>
@@ -5730,7 +5730,7 @@
       <w:tr>
         <w:tc>
           <w:tcPr>
-            <w:tcW w:w="2131" w:type="dxa"/>
+            <w:tcW w:w="2130" w:type="dxa"/>
           </w:tcPr>
           <w:p>
             <w:pPr>
@@ -5747,7 +5747,7 @@
         </w:tc>
         <w:tc>
           <w:tcPr>
-            <w:tcW w:w="1942" w:type="dxa"/>
+            <w:tcW w:w="1941" w:type="dxa"/>
           </w:tcPr>
           <w:p>
             <w:pPr>
@@ -5764,7 +5764,7 @@
         </w:tc>
         <w:tc>
           <w:tcPr>
-            <w:tcW w:w="1995" w:type="dxa"/>
+            <w:tcW w:w="1994" w:type="dxa"/>
           </w:tcPr>
           <w:p>
             <w:pPr>
@@ -5781,7 +5781,7 @@
         </w:tc>
         <w:tc>
           <w:tcPr>
-            <w:tcW w:w="1845" w:type="dxa"/>
+            <w:tcW w:w="1844" w:type="dxa"/>
           </w:tcPr>
           <w:p>
             <w:pPr>
@@ -5800,7 +5800,7 @@
       <w:tr>
         <w:tc>
           <w:tcPr>
-            <w:tcW w:w="2131" w:type="dxa"/>
+            <w:tcW w:w="2130" w:type="dxa"/>
           </w:tcPr>
           <w:p>
             <w:pPr>
@@ -5817,7 +5817,7 @@
         </w:tc>
         <w:tc>
           <w:tcPr>
-            <w:tcW w:w="1942" w:type="dxa"/>
+            <w:tcW w:w="1941" w:type="dxa"/>
           </w:tcPr>
           <w:p>
             <w:pPr>
@@ -5834,7 +5834,7 @@
         </w:tc>
         <w:tc>
           <w:tcPr>
-            <w:tcW w:w="1995" w:type="dxa"/>
+            <w:tcW w:w="1994" w:type="dxa"/>
           </w:tcPr>
           <w:p>
             <w:pPr>
@@ -5851,7 +5851,7 @@
         </w:tc>
         <w:tc>
           <w:tcPr>
-            <w:tcW w:w="1845" w:type="dxa"/>
+            <w:tcW w:w="1844" w:type="dxa"/>
           </w:tcPr>
           <w:p>
             <w:pPr>
@@ -5870,7 +5870,7 @@
       <w:tr>
         <w:tc>
           <w:tcPr>
-            <w:tcW w:w="2131" w:type="dxa"/>
+            <w:tcW w:w="2130" w:type="dxa"/>
           </w:tcPr>
           <w:p>
             <w:pPr>
@@ -5887,7 +5887,7 @@
         </w:tc>
         <w:tc>
           <w:tcPr>
-            <w:tcW w:w="1942" w:type="dxa"/>
+            <w:tcW w:w="1941" w:type="dxa"/>
           </w:tcPr>
           <w:p>
             <w:pPr>
@@ -5904,7 +5904,7 @@
         </w:tc>
         <w:tc>
           <w:tcPr>
-            <w:tcW w:w="1995" w:type="dxa"/>
+            <w:tcW w:w="1994" w:type="dxa"/>
           </w:tcPr>
           <w:p>
             <w:pPr>
@@ -5921,7 +5921,7 @@
         </w:tc>
         <w:tc>
           <w:tcPr>
-            <w:tcW w:w="1845" w:type="dxa"/>
+            <w:tcW w:w="1844" w:type="dxa"/>
           </w:tcPr>
           <w:p>
             <w:pPr>
@@ -5940,7 +5940,7 @@
       <w:tr>
         <w:tc>
           <w:tcPr>
-            <w:tcW w:w="2131" w:type="dxa"/>
+            <w:tcW w:w="2130" w:type="dxa"/>
           </w:tcPr>
           <w:p>
             <w:pPr>
@@ -5957,7 +5957,7 @@
         </w:tc>
         <w:tc>
           <w:tcPr>
-            <w:tcW w:w="1942" w:type="dxa"/>
+            <w:tcW w:w="1941" w:type="dxa"/>
           </w:tcPr>
           <w:p>
             <w:pPr>
@@ -5974,7 +5974,7 @@
         </w:tc>
         <w:tc>
           <w:tcPr>
-            <w:tcW w:w="1995" w:type="dxa"/>
+            <w:tcW w:w="1994" w:type="dxa"/>
           </w:tcPr>
           <w:p>
             <w:pPr>
@@ -5991,7 +5991,7 @@
         </w:tc>
         <w:tc>
           <w:tcPr>
-            <w:tcW w:w="1845" w:type="dxa"/>
+            <w:tcW w:w="1844" w:type="dxa"/>
           </w:tcPr>
           <w:p>
             <w:pPr>
@@ -6010,7 +6010,7 @@
       <w:tr>
         <w:tc>
           <w:tcPr>
-            <w:tcW w:w="2131" w:type="dxa"/>
+            <w:tcW w:w="2130" w:type="dxa"/>
           </w:tcPr>
           <w:p>
             <w:pPr>
@@ -6027,7 +6027,7 @@
         </w:tc>
         <w:tc>
           <w:tcPr>
-            <w:tcW w:w="1942" w:type="dxa"/>
+            <w:tcW w:w="1941" w:type="dxa"/>
           </w:tcPr>
           <w:p>
             <w:pPr>
@@ -6044,7 +6044,7 @@
         </w:tc>
         <w:tc>
           <w:tcPr>
-            <w:tcW w:w="1995" w:type="dxa"/>
+            <w:tcW w:w="1994" w:type="dxa"/>
           </w:tcPr>
           <w:p>
             <w:pPr>
@@ -6061,7 +6061,7 @@
         </w:tc>
         <w:tc>
           <w:tcPr>
-            <w:tcW w:w="1845" w:type="dxa"/>
+            <w:tcW w:w="1844" w:type="dxa"/>
           </w:tcPr>
           <w:p>
             <w:pPr>
@@ -6080,7 +6080,7 @@
       <w:tr>
         <w:tc>
           <w:tcPr>
-            <w:tcW w:w="2131" w:type="dxa"/>
+            <w:tcW w:w="2130" w:type="dxa"/>
           </w:tcPr>
           <w:p>
             <w:pPr>
@@ -6097,7 +6097,7 @@
         </w:tc>
         <w:tc>
           <w:tcPr>
-            <w:tcW w:w="1942" w:type="dxa"/>
+            <w:tcW w:w="1941" w:type="dxa"/>
           </w:tcPr>
           <w:p>
             <w:pPr>
@@ -6114,7 +6114,7 @@
         </w:tc>
         <w:tc>
           <w:tcPr>
-            <w:tcW w:w="1995" w:type="dxa"/>
+            <w:tcW w:w="1994" w:type="dxa"/>
           </w:tcPr>
           <w:p>
             <w:pPr>
@@ -6131,7 +6131,7 @@
         </w:tc>
         <w:tc>
           <w:tcPr>
-            <w:tcW w:w="1845" w:type="dxa"/>
+            <w:tcW w:w="1844" w:type="dxa"/>
           </w:tcPr>
           <w:p>
             <w:pPr>
@@ -6150,7 +6150,7 @@
       <w:tr>
         <w:tc>
           <w:tcPr>
-            <w:tcW w:w="2131" w:type="dxa"/>
+            <w:tcW w:w="2130" w:type="dxa"/>
           </w:tcPr>
           <w:p>
             <w:pPr>
@@ -6167,7 +6167,7 @@
         </w:tc>
         <w:tc>
           <w:tcPr>
-            <w:tcW w:w="1942" w:type="dxa"/>
+            <w:tcW w:w="1941" w:type="dxa"/>
           </w:tcPr>
           <w:p>
             <w:pPr>
@@ -6184,7 +6184,7 @@
         </w:tc>
         <w:tc>
           <w:tcPr>
-            <w:tcW w:w="1995" w:type="dxa"/>
+            <w:tcW w:w="1994" w:type="dxa"/>
           </w:tcPr>
           <w:p>
             <w:pPr>
@@ -6201,7 +6201,7 @@
         </w:tc>
         <w:tc>
           <w:tcPr>
-            <w:tcW w:w="1845" w:type="dxa"/>
+            <w:tcW w:w="1844" w:type="dxa"/>
           </w:tcPr>
           <w:p>
             <w:pPr>
@@ -6220,7 +6220,7 @@
       <w:tr>
         <w:tc>
           <w:tcPr>
-            <w:tcW w:w="2131" w:type="dxa"/>
+            <w:tcW w:w="2130" w:type="dxa"/>
           </w:tcPr>
           <w:p>
             <w:pPr>
@@ -6237,7 +6237,7 @@
         </w:tc>
         <w:tc>
           <w:tcPr>
-            <w:tcW w:w="1942" w:type="dxa"/>
+            <w:tcW w:w="1941" w:type="dxa"/>
           </w:tcPr>
           <w:p>
             <w:pPr>
@@ -6254,7 +6254,7 @@
         </w:tc>
         <w:tc>
           <w:tcPr>
-            <w:tcW w:w="1995" w:type="dxa"/>
+            <w:tcW w:w="1994" w:type="dxa"/>
           </w:tcPr>
           <w:p>
             <w:pPr>
@@ -6271,7 +6271,7 @@
         </w:tc>
         <w:tc>
           <w:tcPr>
-            <w:tcW w:w="1845" w:type="dxa"/>
+            <w:tcW w:w="1844" w:type="dxa"/>
           </w:tcPr>
           <w:p>
             <w:pPr>
@@ -6290,7 +6290,7 @@
       <w:tr>
         <w:tc>
           <w:tcPr>
-            <w:tcW w:w="2131" w:type="dxa"/>
+            <w:tcW w:w="2130" w:type="dxa"/>
           </w:tcPr>
           <w:p>
             <w:pPr>
@@ -6307,7 +6307,7 @@
         </w:tc>
         <w:tc>
           <w:tcPr>
-            <w:tcW w:w="1942" w:type="dxa"/>
+            <w:tcW w:w="1941" w:type="dxa"/>
           </w:tcPr>
           <w:p>
             <w:pPr>
@@ -6324,7 +6324,7 @@
         </w:tc>
         <w:tc>
           <w:tcPr>
-            <w:tcW w:w="1995" w:type="dxa"/>
+            <w:tcW w:w="1994" w:type="dxa"/>
           </w:tcPr>
           <w:p>
             <w:pPr>
@@ -6341,7 +6341,7 @@
         </w:tc>
         <w:tc>
           <w:tcPr>
-            <w:tcW w:w="1845" w:type="dxa"/>
+            <w:tcW w:w="1844" w:type="dxa"/>
           </w:tcPr>
           <w:p>
             <w:pPr>
@@ -6360,7 +6360,7 @@
       <w:tr>
         <w:tc>
           <w:tcPr>
-            <w:tcW w:w="2131" w:type="dxa"/>
+            <w:tcW w:w="2130" w:type="dxa"/>
           </w:tcPr>
           <w:p>
             <w:pPr>
@@ -6377,7 +6377,7 @@
         </w:tc>
         <w:tc>
           <w:tcPr>
-            <w:tcW w:w="1942" w:type="dxa"/>
+            <w:tcW w:w="1941" w:type="dxa"/>
           </w:tcPr>
           <w:p>
             <w:pPr>
@@ -6394,7 +6394,7 @@
         </w:tc>
         <w:tc>
           <w:tcPr>
-            <w:tcW w:w="1995" w:type="dxa"/>
+            <w:tcW w:w="1994" w:type="dxa"/>
           </w:tcPr>
           <w:p>
             <w:pPr>
@@ -6411,7 +6411,7 @@
         </w:tc>
         <w:tc>
           <w:tcPr>
-            <w:tcW w:w="1845" w:type="dxa"/>
+            <w:tcW w:w="1844" w:type="dxa"/>
           </w:tcPr>
           <w:p>
             <w:pPr>
@@ -6430,7 +6430,7 @@
       <w:tr>
         <w:tc>
           <w:tcPr>
-            <w:tcW w:w="2131" w:type="dxa"/>
+            <w:tcW w:w="2130" w:type="dxa"/>
           </w:tcPr>
           <w:p>
             <w:pPr>
@@ -6447,7 +6447,7 @@
         </w:tc>
         <w:tc>
           <w:tcPr>
-            <w:tcW w:w="1942" w:type="dxa"/>
+            <w:tcW w:w="1941" w:type="dxa"/>
           </w:tcPr>
           <w:p>
             <w:pPr>
@@ -6464,7 +6464,7 @@
         </w:tc>
         <w:tc>
           <w:tcPr>
-            <w:tcW w:w="1995" w:type="dxa"/>
+            <w:tcW w:w="1994" w:type="dxa"/>
           </w:tcPr>
           <w:p>
             <w:pPr>
@@ -6481,7 +6481,7 @@
         </w:tc>
         <w:tc>
           <w:tcPr>
-            <w:tcW w:w="1845" w:type="dxa"/>
+            <w:tcW w:w="1844" w:type="dxa"/>
           </w:tcPr>
           <w:p>
             <w:pPr>
@@ -6500,7 +6500,7 @@
       <w:tr>
         <w:tc>
           <w:tcPr>
-            <w:tcW w:w="2131" w:type="dxa"/>
+            <w:tcW w:w="2130" w:type="dxa"/>
           </w:tcPr>
           <w:p>
             <w:pPr>
@@ -6517,7 +6517,7 @@
         </w:tc>
         <w:tc>
           <w:tcPr>
-            <w:tcW w:w="1942" w:type="dxa"/>
+            <w:tcW w:w="1941" w:type="dxa"/>
           </w:tcPr>
           <w:p>
             <w:pPr>
@@ -6534,7 +6534,7 @@
         </w:tc>
         <w:tc>
           <w:tcPr>
-            <w:tcW w:w="1995" w:type="dxa"/>
+            <w:tcW w:w="1994" w:type="dxa"/>
           </w:tcPr>
           <w:p>
             <w:pPr>
@@ -6551,7 +6551,7 @@
         </w:tc>
         <w:tc>
           <w:tcPr>
-            <w:tcW w:w="1845" w:type="dxa"/>
+            <w:tcW w:w="1844" w:type="dxa"/>
           </w:tcPr>
           <w:p>
             <w:pPr>
@@ -6570,7 +6570,7 @@
       <w:tr>
         <w:tc>
           <w:tcPr>
-            <w:tcW w:w="2131" w:type="dxa"/>
+            <w:tcW w:w="2130" w:type="dxa"/>
           </w:tcPr>
           <w:p>
             <w:pPr>
@@ -6587,7 +6587,7 @@
         </w:tc>
         <w:tc>
           <w:tcPr>
-            <w:tcW w:w="1942" w:type="dxa"/>
+            <w:tcW w:w="1941" w:type="dxa"/>
           </w:tcPr>
           <w:p>
             <w:pPr>
@@ -6604,7 +6604,7 @@
         </w:tc>
         <w:tc>
           <w:tcPr>
-            <w:tcW w:w="1995" w:type="dxa"/>
+            <w:tcW w:w="1994" w:type="dxa"/>
           </w:tcPr>
           <w:p>
             <w:pPr>
@@ -6621,7 +6621,7 @@
         </w:tc>
         <w:tc>
           <w:tcPr>
-            <w:tcW w:w="1845" w:type="dxa"/>
+            <w:tcW w:w="1844" w:type="dxa"/>
           </w:tcPr>
           <w:p>
             <w:pPr>
@@ -6640,7 +6640,7 @@
       <w:tr>
         <w:tc>
           <w:tcPr>
-            <w:tcW w:w="2131" w:type="dxa"/>
+            <w:tcW w:w="2130" w:type="dxa"/>
           </w:tcPr>
           <w:p>
             <w:pPr>
@@ -6657,7 +6657,7 @@
         </w:tc>
         <w:tc>
           <w:tcPr>
-            <w:tcW w:w="1942" w:type="dxa"/>
+            <w:tcW w:w="1941" w:type="dxa"/>
           </w:tcPr>
           <w:p>
             <w:pPr>
@@ -6674,7 +6674,7 @@
         </w:tc>
         <w:tc>
           <w:tcPr>
-            <w:tcW w:w="1995" w:type="dxa"/>
+            <w:tcW w:w="1994" w:type="dxa"/>
           </w:tcPr>
           <w:p>
             <w:pPr>
@@ -6691,7 +6691,7 @@
         </w:tc>
         <w:tc>
           <w:tcPr>
-            <w:tcW w:w="1845" w:type="dxa"/>
+            <w:tcW w:w="1844" w:type="dxa"/>
           </w:tcPr>
           <w:p>
             <w:pPr>
@@ -6710,7 +6710,7 @@
       <w:tr>
         <w:tc>
           <w:tcPr>
-            <w:tcW w:w="2131" w:type="dxa"/>
+            <w:tcW w:w="2130" w:type="dxa"/>
           </w:tcPr>
           <w:p>
             <w:pPr>
@@ -6727,7 +6727,7 @@
         </w:tc>
         <w:tc>
           <w:tcPr>
-            <w:tcW w:w="1942" w:type="dxa"/>
+            <w:tcW w:w="1941" w:type="dxa"/>
           </w:tcPr>
           <w:p>
             <w:pPr>
@@ -6744,7 +6744,7 @@
         </w:tc>
         <w:tc>
           <w:tcPr>
-            <w:tcW w:w="1995" w:type="dxa"/>
+            <w:tcW w:w="1994" w:type="dxa"/>
           </w:tcPr>
           <w:p>
             <w:pPr>
@@ -6761,7 +6761,7 @@
         </w:tc>
         <w:tc>
           <w:tcPr>
-            <w:tcW w:w="1845" w:type="dxa"/>
+            <w:tcW w:w="1844" w:type="dxa"/>
           </w:tcPr>
           <w:p>
             <w:pPr>
@@ -6780,7 +6780,7 @@
       <w:tr>
         <w:tc>
           <w:tcPr>
-            <w:tcW w:w="2131" w:type="dxa"/>
+            <w:tcW w:w="2130" w:type="dxa"/>
           </w:tcPr>
           <w:p>
             <w:pPr>
@@ -6797,7 +6797,7 @@
         </w:tc>
         <w:tc>
           <w:tcPr>
-            <w:tcW w:w="1942" w:type="dxa"/>
+            <w:tcW w:w="1941" w:type="dxa"/>
           </w:tcPr>
           <w:p>
             <w:pPr>
@@ -6814,17 +6814,17 @@
         </w:tc>
         <w:tc>
           <w:tcPr>
-            <w:tcW w:w="1995" w:type="dxa"/>
-          </w:tcPr>
-          <w:p>
-            <w:pPr>
-              <w:pStyle w:val="Compact"/>
-            </w:pPr>
-          </w:p>
-        </w:tc>
-        <w:tc>
-          <w:tcPr>
-            <w:tcW w:w="1845" w:type="dxa"/>
+            <w:tcW w:w="1994" w:type="dxa"/>
+          </w:tcPr>
+          <w:p>
+            <w:pPr>
+              <w:pStyle w:val="Compact"/>
+            </w:pPr>
+          </w:p>
+        </w:tc>
+        <w:tc>
+          <w:tcPr>
+            <w:tcW w:w="1844" w:type="dxa"/>
           </w:tcPr>
           <w:p>
             <w:pPr>
@@ -6836,7 +6836,7 @@
       <w:tr>
         <w:tc>
           <w:tcPr>
-            <w:tcW w:w="2131" w:type="dxa"/>
+            <w:tcW w:w="2130" w:type="dxa"/>
           </w:tcPr>
           <w:p>
             <w:pPr>
@@ -6853,7 +6853,7 @@
         </w:tc>
         <w:tc>
           <w:tcPr>
-            <w:tcW w:w="1942" w:type="dxa"/>
+            <w:tcW w:w="1941" w:type="dxa"/>
           </w:tcPr>
           <w:p>
             <w:pPr>
@@ -6870,17 +6870,17 @@
         </w:tc>
         <w:tc>
           <w:tcPr>
-            <w:tcW w:w="1995" w:type="dxa"/>
-          </w:tcPr>
-          <w:p>
-            <w:pPr>
-              <w:pStyle w:val="Compact"/>
-            </w:pPr>
-          </w:p>
-        </w:tc>
-        <w:tc>
-          <w:tcPr>
-            <w:tcW w:w="1845" w:type="dxa"/>
+            <w:tcW w:w="1994" w:type="dxa"/>
+          </w:tcPr>
+          <w:p>
+            <w:pPr>
+              <w:pStyle w:val="Compact"/>
+            </w:pPr>
+          </w:p>
+        </w:tc>
+        <w:tc>
+          <w:tcPr>
+            <w:tcW w:w="1844" w:type="dxa"/>
           </w:tcPr>
           <w:p>
             <w:pPr>
@@ -6892,7 +6892,7 @@
       <w:tr>
         <w:tc>
           <w:tcPr>
-            <w:tcW w:w="2131" w:type="dxa"/>
+            <w:tcW w:w="2130" w:type="dxa"/>
           </w:tcPr>
           <w:p>
             <w:pPr>
@@ -6909,7 +6909,7 @@
         </w:tc>
         <w:tc>
           <w:tcPr>
-            <w:tcW w:w="1942" w:type="dxa"/>
+            <w:tcW w:w="1941" w:type="dxa"/>
           </w:tcPr>
           <w:p>
             <w:pPr>
@@ -6926,17 +6926,17 @@
         </w:tc>
         <w:tc>
           <w:tcPr>
-            <w:tcW w:w="1995" w:type="dxa"/>
-          </w:tcPr>
-          <w:p>
-            <w:pPr>
-              <w:pStyle w:val="Compact"/>
-            </w:pPr>
-          </w:p>
-        </w:tc>
-        <w:tc>
-          <w:tcPr>
-            <w:tcW w:w="1845" w:type="dxa"/>
+            <w:tcW w:w="1994" w:type="dxa"/>
+          </w:tcPr>
+          <w:p>
+            <w:pPr>
+              <w:pStyle w:val="Compact"/>
+            </w:pPr>
+          </w:p>
+        </w:tc>
+        <w:tc>
+          <w:tcPr>
+            <w:tcW w:w="1844" w:type="dxa"/>
           </w:tcPr>
           <w:p>
             <w:pPr>
@@ -6948,7 +6948,7 @@
       <w:tr>
         <w:tc>
           <w:tcPr>
-            <w:tcW w:w="2131" w:type="dxa"/>
+            <w:tcW w:w="2130" w:type="dxa"/>
           </w:tcPr>
           <w:p>
             <w:pPr>
@@ -6965,7 +6965,7 @@
         </w:tc>
         <w:tc>
           <w:tcPr>
-            <w:tcW w:w="1942" w:type="dxa"/>
+            <w:tcW w:w="1941" w:type="dxa"/>
           </w:tcPr>
           <w:p>
             <w:pPr>
@@ -6982,17 +6982,17 @@
         </w:tc>
         <w:tc>
           <w:tcPr>
-            <w:tcW w:w="1995" w:type="dxa"/>
-          </w:tcPr>
-          <w:p>
-            <w:pPr>
-              <w:pStyle w:val="Compact"/>
-            </w:pPr>
-          </w:p>
-        </w:tc>
-        <w:tc>
-          <w:tcPr>
-            <w:tcW w:w="1845" w:type="dxa"/>
+            <w:tcW w:w="1994" w:type="dxa"/>
+          </w:tcPr>
+          <w:p>
+            <w:pPr>
+              <w:pStyle w:val="Compact"/>
+            </w:pPr>
+          </w:p>
+        </w:tc>
+        <w:tc>
+          <w:tcPr>
+            <w:tcW w:w="1844" w:type="dxa"/>
           </w:tcPr>
           <w:p>
             <w:pPr>
@@ -7028,11 +7028,11 @@
         </w:tblBorders>
       </w:tblPr>
       <w:tblGrid>
-        <w:gridCol w:w="980"/>
-        <w:gridCol w:w="2489"/>
-        <w:gridCol w:w="2137"/>
-        <w:gridCol w:w="1137"/>
-        <w:gridCol w:w="1169"/>
+        <w:gridCol w:w="979"/>
+        <w:gridCol w:w="2487"/>
+        <w:gridCol w:w="2136"/>
+        <w:gridCol w:w="1136"/>
+        <w:gridCol w:w="1168"/>
       </w:tblGrid>
       <w:tr>
         <w:trPr>
@@ -7040,7 +7040,7 @@
         </w:trPr>
         <w:tc>
           <w:tcPr>
-            <w:tcW w:w="980" w:type="dxa"/>
+            <w:tcW w:w="979" w:type="dxa"/>
             <w:shd w:val="clear" w:color="auto" w:fill="D9E2F3"/>
           </w:tcPr>
           <w:p>
@@ -7059,7 +7059,7 @@
         </w:tc>
         <w:tc>
           <w:tcPr>
-            <w:tcW w:w="2489" w:type="dxa"/>
+            <w:tcW w:w="2487" w:type="dxa"/>
             <w:shd w:val="clear" w:color="auto" w:fill="D9E2F3"/>
           </w:tcPr>
           <w:p>
@@ -7078,7 +7078,7 @@
         </w:tc>
         <w:tc>
           <w:tcPr>
-            <w:tcW w:w="2137" w:type="dxa"/>
+            <w:tcW w:w="2136" w:type="dxa"/>
             <w:shd w:val="clear" w:color="auto" w:fill="D9E2F3"/>
           </w:tcPr>
           <w:p>
@@ -7097,7 +7097,7 @@
         </w:tc>
         <w:tc>
           <w:tcPr>
-            <w:tcW w:w="1137" w:type="dxa"/>
+            <w:tcW w:w="1136" w:type="dxa"/>
             <w:shd w:val="clear" w:color="auto" w:fill="D9E2F3"/>
           </w:tcPr>
           <w:p>
@@ -7116,7 +7116,7 @@
         </w:tc>
         <w:tc>
           <w:tcPr>
-            <w:tcW w:w="1169" w:type="dxa"/>
+            <w:tcW w:w="1168" w:type="dxa"/>
             <w:shd w:val="clear" w:color="auto" w:fill="D9E2F3"/>
           </w:tcPr>
           <w:p>
@@ -7137,7 +7137,7 @@
       <w:tr>
         <w:tc>
           <w:tcPr>
-            <w:tcW w:w="980" w:type="dxa"/>
+            <w:tcW w:w="979" w:type="dxa"/>
           </w:tcPr>
           <w:p>
             <w:pPr>
@@ -7154,7 +7154,7 @@
         </w:tc>
         <w:tc>
           <w:tcPr>
-            <w:tcW w:w="2489" w:type="dxa"/>
+            <w:tcW w:w="2487" w:type="dxa"/>
           </w:tcPr>
           <w:p>
             <w:pPr>
@@ -7171,7 +7171,7 @@
         </w:tc>
         <w:tc>
           <w:tcPr>
-            <w:tcW w:w="2137" w:type="dxa"/>
+            <w:tcW w:w="2136" w:type="dxa"/>
           </w:tcPr>
           <w:p>
             <w:pPr>
@@ -7188,7 +7188,7 @@
         </w:tc>
         <w:tc>
           <w:tcPr>
-            <w:tcW w:w="1137" w:type="dxa"/>
+            <w:tcW w:w="1136" w:type="dxa"/>
           </w:tcPr>
           <w:p>
             <w:pPr>
@@ -7205,7 +7205,7 @@
         </w:tc>
         <w:tc>
           <w:tcPr>
-            <w:tcW w:w="1169" w:type="dxa"/>
+            <w:tcW w:w="1168" w:type="dxa"/>
           </w:tcPr>
           <w:p>
             <w:pPr>
@@ -7224,7 +7224,7 @@
       <w:tr>
         <w:tc>
           <w:tcPr>
-            <w:tcW w:w="980" w:type="dxa"/>
+            <w:tcW w:w="979" w:type="dxa"/>
           </w:tcPr>
           <w:p>
             <w:pPr>
@@ -7241,7 +7241,7 @@
         </w:tc>
         <w:tc>
           <w:tcPr>
-            <w:tcW w:w="2489" w:type="dxa"/>
+            <w:tcW w:w="2487" w:type="dxa"/>
           </w:tcPr>
           <w:p>
             <w:pPr>
@@ -7258,7 +7258,7 @@
         </w:tc>
         <w:tc>
           <w:tcPr>
-            <w:tcW w:w="2137" w:type="dxa"/>
+            <w:tcW w:w="2136" w:type="dxa"/>
           </w:tcPr>
           <w:p>
             <w:pPr>
@@ -7275,7 +7275,7 @@
         </w:tc>
         <w:tc>
           <w:tcPr>
-            <w:tcW w:w="1137" w:type="dxa"/>
+            <w:tcW w:w="1136" w:type="dxa"/>
           </w:tcPr>
           <w:p>
             <w:pPr>
@@ -7292,7 +7292,7 @@
         </w:tc>
         <w:tc>
           <w:tcPr>
-            <w:tcW w:w="1169" w:type="dxa"/>
+            <w:tcW w:w="1168" w:type="dxa"/>
           </w:tcPr>
           <w:p>
             <w:pPr>
@@ -7311,7 +7311,7 @@
       <w:tr>
         <w:tc>
           <w:tcPr>
-            <w:tcW w:w="980" w:type="dxa"/>
+            <w:tcW w:w="979" w:type="dxa"/>
           </w:tcPr>
           <w:p>
             <w:pPr>
@@ -7328,7 +7328,7 @@
         </w:tc>
         <w:tc>
           <w:tcPr>
-            <w:tcW w:w="2489" w:type="dxa"/>
+            <w:tcW w:w="2487" w:type="dxa"/>
           </w:tcPr>
           <w:p>
             <w:pPr>
@@ -7345,7 +7345,7 @@
         </w:tc>
         <w:tc>
           <w:tcPr>
-            <w:tcW w:w="2137" w:type="dxa"/>
+            <w:tcW w:w="2136" w:type="dxa"/>
           </w:tcPr>
           <w:p>
             <w:pPr>
@@ -7362,7 +7362,7 @@
         </w:tc>
         <w:tc>
           <w:tcPr>
-            <w:tcW w:w="1137" w:type="dxa"/>
+            <w:tcW w:w="1136" w:type="dxa"/>
           </w:tcPr>
           <w:p>
             <w:pPr>
@@ -7379,7 +7379,7 @@
         </w:tc>
         <w:tc>
           <w:tcPr>
-            <w:tcW w:w="1169" w:type="dxa"/>
+            <w:tcW w:w="1168" w:type="dxa"/>
           </w:tcPr>
           <w:p>
             <w:pPr>
@@ -7398,7 +7398,7 @@
       <w:tr>
         <w:tc>
           <w:tcPr>
-            <w:tcW w:w="980" w:type="dxa"/>
+            <w:tcW w:w="979" w:type="dxa"/>
           </w:tcPr>
           <w:p>
             <w:pPr>
@@ -7415,7 +7415,7 @@
         </w:tc>
         <w:tc>
           <w:tcPr>
-            <w:tcW w:w="2489" w:type="dxa"/>
+            <w:tcW w:w="2487" w:type="dxa"/>
           </w:tcPr>
           <w:p>
             <w:pPr>
@@ -7432,7 +7432,7 @@
         </w:tc>
         <w:tc>
           <w:tcPr>
-            <w:tcW w:w="2137" w:type="dxa"/>
+            <w:tcW w:w="2136" w:type="dxa"/>
           </w:tcPr>
           <w:p>
             <w:pPr>
@@ -7449,7 +7449,7 @@
         </w:tc>
         <w:tc>
           <w:tcPr>
-            <w:tcW w:w="1137" w:type="dxa"/>
+            <w:tcW w:w="1136" w:type="dxa"/>
           </w:tcPr>
           <w:p>
             <w:pPr>
@@ -7466,7 +7466,7 @@
         </w:tc>
         <w:tc>
           <w:tcPr>
-            <w:tcW w:w="1169" w:type="dxa"/>
+            <w:tcW w:w="1168" w:type="dxa"/>
           </w:tcPr>
           <w:p>
             <w:pPr>
@@ -7485,7 +7485,7 @@
       <w:tr>
         <w:tc>
           <w:tcPr>
-            <w:tcW w:w="980" w:type="dxa"/>
+            <w:tcW w:w="979" w:type="dxa"/>
           </w:tcPr>
           <w:p>
             <w:pPr>
@@ -7502,7 +7502,7 @@
         </w:tc>
         <w:tc>
           <w:tcPr>
-            <w:tcW w:w="2489" w:type="dxa"/>
+            <w:tcW w:w="2487" w:type="dxa"/>
           </w:tcPr>
           <w:p>
             <w:pPr>
@@ -7519,7 +7519,7 @@
         </w:tc>
         <w:tc>
           <w:tcPr>
-            <w:tcW w:w="2137" w:type="dxa"/>
+            <w:tcW w:w="2136" w:type="dxa"/>
           </w:tcPr>
           <w:p>
             <w:pPr>
@@ -7536,7 +7536,7 @@
         </w:tc>
         <w:tc>
           <w:tcPr>
-            <w:tcW w:w="1137" w:type="dxa"/>
+            <w:tcW w:w="1136" w:type="dxa"/>
           </w:tcPr>
           <w:p>
             <w:pPr>
@@ -7553,7 +7553,7 @@
         </w:tc>
         <w:tc>
           <w:tcPr>
-            <w:tcW w:w="1169" w:type="dxa"/>
+            <w:tcW w:w="1168" w:type="dxa"/>
           </w:tcPr>
           <w:p>
             <w:pPr>
@@ -7572,7 +7572,7 @@
       <w:tr>
         <w:tc>
           <w:tcPr>
-            <w:tcW w:w="980" w:type="dxa"/>
+            <w:tcW w:w="979" w:type="dxa"/>
           </w:tcPr>
           <w:p>
             <w:pPr>
@@ -7589,7 +7589,7 @@
         </w:tc>
         <w:tc>
           <w:tcPr>
-            <w:tcW w:w="2489" w:type="dxa"/>
+            <w:tcW w:w="2487" w:type="dxa"/>
           </w:tcPr>
           <w:p>
             <w:pPr>
@@ -7606,7 +7606,7 @@
         </w:tc>
         <w:tc>
           <w:tcPr>
-            <w:tcW w:w="2137" w:type="dxa"/>
+            <w:tcW w:w="2136" w:type="dxa"/>
           </w:tcPr>
           <w:p>
             <w:pPr>
@@ -7623,7 +7623,7 @@
         </w:tc>
         <w:tc>
           <w:tcPr>
-            <w:tcW w:w="1137" w:type="dxa"/>
+            <w:tcW w:w="1136" w:type="dxa"/>
           </w:tcPr>
           <w:p>
             <w:pPr>
@@ -7640,7 +7640,7 @@
         </w:tc>
         <w:tc>
           <w:tcPr>
-            <w:tcW w:w="1169" w:type="dxa"/>
+            <w:tcW w:w="1168" w:type="dxa"/>
           </w:tcPr>
           <w:p>
             <w:pPr>
@@ -7659,7 +7659,7 @@
       <w:tr>
         <w:tc>
           <w:tcPr>
-            <w:tcW w:w="980" w:type="dxa"/>
+            <w:tcW w:w="979" w:type="dxa"/>
           </w:tcPr>
           <w:p>
             <w:pPr>
@@ -7676,7 +7676,7 @@
         </w:tc>
         <w:tc>
           <w:tcPr>
-            <w:tcW w:w="2489" w:type="dxa"/>
+            <w:tcW w:w="2487" w:type="dxa"/>
           </w:tcPr>
           <w:p>
             <w:pPr>
@@ -7693,7 +7693,7 @@
         </w:tc>
         <w:tc>
           <w:tcPr>
-            <w:tcW w:w="2137" w:type="dxa"/>
+            <w:tcW w:w="2136" w:type="dxa"/>
           </w:tcPr>
           <w:p>
             <w:pPr>
@@ -7710,7 +7710,7 @@
         </w:tc>
         <w:tc>
           <w:tcPr>
-            <w:tcW w:w="1137" w:type="dxa"/>
+            <w:tcW w:w="1136" w:type="dxa"/>
           </w:tcPr>
           <w:p>
             <w:pPr>
@@ -7727,7 +7727,7 @@
         </w:tc>
         <w:tc>
           <w:tcPr>
-            <w:tcW w:w="1169" w:type="dxa"/>
+            <w:tcW w:w="1168" w:type="dxa"/>
           </w:tcPr>
           <w:p>
             <w:pPr>
@@ -7746,7 +7746,7 @@
       <w:tr>
         <w:tc>
           <w:tcPr>
-            <w:tcW w:w="980" w:type="dxa"/>
+            <w:tcW w:w="979" w:type="dxa"/>
           </w:tcPr>
           <w:p>
             <w:pPr>
@@ -7763,7 +7763,7 @@
         </w:tc>
         <w:tc>
           <w:tcPr>
-            <w:tcW w:w="2489" w:type="dxa"/>
+            <w:tcW w:w="2487" w:type="dxa"/>
           </w:tcPr>
           <w:p>
             <w:pPr>
@@ -7780,7 +7780,7 @@
         </w:tc>
         <w:tc>
           <w:tcPr>
-            <w:tcW w:w="2137" w:type="dxa"/>
+            <w:tcW w:w="2136" w:type="dxa"/>
           </w:tcPr>
           <w:p>
             <w:pPr>
@@ -7797,7 +7797,7 @@
         </w:tc>
         <w:tc>
           <w:tcPr>
-            <w:tcW w:w="1137" w:type="dxa"/>
+            <w:tcW w:w="1136" w:type="dxa"/>
           </w:tcPr>
           <w:p>
             <w:pPr>
@@ -7814,7 +7814,7 @@
         </w:tc>
         <w:tc>
           <w:tcPr>
-            <w:tcW w:w="1169" w:type="dxa"/>
+            <w:tcW w:w="1168" w:type="dxa"/>
           </w:tcPr>
           <w:p>
             <w:pPr>
@@ -7833,7 +7833,7 @@
       <w:tr>
         <w:tc>
           <w:tcPr>
-            <w:tcW w:w="980" w:type="dxa"/>
+            <w:tcW w:w="979" w:type="dxa"/>
           </w:tcPr>
           <w:p>
             <w:pPr>
@@ -7850,7 +7850,7 @@
         </w:tc>
         <w:tc>
           <w:tcPr>
-            <w:tcW w:w="2489" w:type="dxa"/>
+            <w:tcW w:w="2487" w:type="dxa"/>
           </w:tcPr>
           <w:p>
             <w:pPr>
@@ -7867,7 +7867,7 @@
         </w:tc>
         <w:tc>
           <w:tcPr>
-            <w:tcW w:w="2137" w:type="dxa"/>
+            <w:tcW w:w="2136" w:type="dxa"/>
           </w:tcPr>
           <w:p>
             <w:pPr>
@@ -7884,7 +7884,7 @@
         </w:tc>
         <w:tc>
           <w:tcPr>
-            <w:tcW w:w="1137" w:type="dxa"/>
+            <w:tcW w:w="1136" w:type="dxa"/>
           </w:tcPr>
           <w:p>
             <w:pPr>
@@ -7901,7 +7901,7 @@
         </w:tc>
         <w:tc>
           <w:tcPr>
-            <w:tcW w:w="1169" w:type="dxa"/>
+            <w:tcW w:w="1168" w:type="dxa"/>
           </w:tcPr>
           <w:p>
             <w:pPr>
@@ -7944,8 +7944,8 @@
         </w:tblBorders>
       </w:tblPr>
       <w:tblGrid>
-        <w:gridCol w:w="2568"/>
-        <w:gridCol w:w="5349"/>
+        <w:gridCol w:w="2567"/>
+        <w:gridCol w:w="5348"/>
       </w:tblGrid>
       <w:tr>
         <w:trPr>
@@ -7953,7 +7953,7 @@
         </w:trPr>
         <w:tc>
           <w:tcPr>
-            <w:tcW w:w="2568" w:type="dxa"/>
+            <w:tcW w:w="2567" w:type="dxa"/>
             <w:shd w:val="clear" w:color="auto" w:fill="D9E2F3"/>
           </w:tcPr>
           <w:p>
@@ -7972,7 +7972,7 @@
         </w:tc>
         <w:tc>
           <w:tcPr>
-            <w:tcW w:w="5349" w:type="dxa"/>
+            <w:tcW w:w="5348" w:type="dxa"/>
             <w:shd w:val="clear" w:color="auto" w:fill="D9E2F3"/>
           </w:tcPr>
           <w:p>
@@ -7993,7 +7993,7 @@
       <w:tr>
         <w:tc>
           <w:tcPr>
-            <w:tcW w:w="2568" w:type="dxa"/>
+            <w:tcW w:w="2567" w:type="dxa"/>
           </w:tcPr>
           <w:p>
             <w:pPr>
@@ -8010,7 +8010,7 @@
         </w:tc>
         <w:tc>
           <w:tcPr>
-            <w:tcW w:w="5349" w:type="dxa"/>
+            <w:tcW w:w="5348" w:type="dxa"/>
           </w:tcPr>
           <w:p>
             <w:pPr>
@@ -8029,7 +8029,7 @@
       <w:tr>
         <w:tc>
           <w:tcPr>
-            <w:tcW w:w="2568" w:type="dxa"/>
+            <w:tcW w:w="2567" w:type="dxa"/>
           </w:tcPr>
           <w:p>
             <w:pPr>
@@ -8046,7 +8046,7 @@
         </w:tc>
         <w:tc>
           <w:tcPr>
-            <w:tcW w:w="5349" w:type="dxa"/>
+            <w:tcW w:w="5348" w:type="dxa"/>
           </w:tcPr>
           <w:p>
             <w:pPr>
@@ -8065,7 +8065,7 @@
       <w:tr>
         <w:tc>
           <w:tcPr>
-            <w:tcW w:w="2568" w:type="dxa"/>
+            <w:tcW w:w="2567" w:type="dxa"/>
           </w:tcPr>
           <w:p>
             <w:pPr>
@@ -8082,7 +8082,7 @@
         </w:tc>
         <w:tc>
           <w:tcPr>
-            <w:tcW w:w="5349" w:type="dxa"/>
+            <w:tcW w:w="5348" w:type="dxa"/>
           </w:tcPr>
           <w:p>
             <w:pPr>
@@ -8101,7 +8101,7 @@
       <w:tr>
         <w:tc>
           <w:tcPr>
-            <w:tcW w:w="2568" w:type="dxa"/>
+            <w:tcW w:w="2567" w:type="dxa"/>
           </w:tcPr>
           <w:p>
             <w:pPr>
@@ -8118,7 +8118,7 @@
         </w:tc>
         <w:tc>
           <w:tcPr>
-            <w:tcW w:w="5349" w:type="dxa"/>
+            <w:tcW w:w="5348" w:type="dxa"/>
           </w:tcPr>
           <w:p>
             <w:pPr>
@@ -8137,7 +8137,7 @@
       <w:tr>
         <w:tc>
           <w:tcPr>
-            <w:tcW w:w="2568" w:type="dxa"/>
+            <w:tcW w:w="2567" w:type="dxa"/>
           </w:tcPr>
           <w:p>
             <w:pPr>
@@ -8154,7 +8154,7 @@
         </w:tc>
         <w:tc>
           <w:tcPr>
-            <w:tcW w:w="5349" w:type="dxa"/>
+            <w:tcW w:w="5348" w:type="dxa"/>
           </w:tcPr>
           <w:p>
             <w:pPr>
@@ -8173,7 +8173,7 @@
       <w:tr>
         <w:tc>
           <w:tcPr>
-            <w:tcW w:w="2568" w:type="dxa"/>
+            <w:tcW w:w="2567" w:type="dxa"/>
           </w:tcPr>
           <w:p>
             <w:pPr>
@@ -8190,7 +8190,7 @@
         </w:tc>
         <w:tc>
           <w:tcPr>
-            <w:tcW w:w="5349" w:type="dxa"/>
+            <w:tcW w:w="5348" w:type="dxa"/>
           </w:tcPr>
           <w:p>
             <w:pPr>
@@ -8210,6 +8210,7 @@
     <w:p>
       <w:pPr>
         <w:pStyle w:val="Heading3"/>
+        <w:pageBreakBefore/>
       </w:pPr>
       <w:r>
         <w:t>Referencias</w:t>

--- a/Fase 2/Evidencias del Proyecto/SICMA_CUS_v1.0.docx
+++ b/Fase 2/Evidencias del Proyecto/SICMA_CUS_v1.0.docx
@@ -1333,7 +1333,7 @@
               <w:rPr>
                 <w:sz w:val="18"/>
               </w:rPr>
-              <w:t>Fidel Rodríguez</w:t>
+              <w:t>Claudio Varas</w:t>
             </w:r>
           </w:p>
         </w:tc>
@@ -1350,7 +1350,7 @@
               <w:rPr>
                 <w:sz w:val="18"/>
               </w:rPr>
-              <w:t>Pasa de borrador a vigente. Se agrega la portada y se actualizan las referencias a las versiones vigentes de los demás documentos. Se agrega la tabla de contenido, la numeración de páginas y se completa la lista de referencias. Se quita la etiqueta Vigente de la portada. Se aplica el formato de entrega (márgenes de 3 cm, interlineado 1,5, sangría y texto justificado). Se ajusta el ancho de las columnas de las tablas. Las referencias pasan a una hoja aparte.</w:t>
+              <w:t>Pasa de borrador a vigente. Se agrega la portada y se actualizan las referencias a las versiones vigentes de los demás documentos. Se agrega la tabla de contenido, la numeración de páginas y se completa la lista de referencias.</w:t>
             </w:r>
           </w:p>
         </w:tc>

--- a/Fase 2/Evidencias del Proyecto/SICMA_CUS_v1.0.docx
+++ b/Fase 2/Evidencias del Proyecto/SICMA_CUS_v1.0.docx
@@ -301,65 +301,7 @@
     </w:p>
     <w:p>
       <w:pPr>
-        <w:pStyle w:val="Title"/>
         <w:pageBreakBefore/>
-      </w:pPr>
-      <w:r>
-        <w:t xml:space="preserve">SICMA</w:t>
-      </w:r>
-      <w:r>
-        <w:t xml:space="preserve"> </w:t>
-      </w:r>
-      <w:r>
-        <w:t xml:space="preserve">·</w:t>
-      </w:r>
-      <w:r>
-        <w:t xml:space="preserve"> </w:t>
-      </w:r>
-      <w:r>
-        <w:t xml:space="preserve">Casos</w:t>
-      </w:r>
-      <w:r>
-        <w:t xml:space="preserve"> </w:t>
-      </w:r>
-      <w:r>
-        <w:t xml:space="preserve">de</w:t>
-      </w:r>
-      <w:r>
-        <w:t xml:space="preserve"> </w:t>
-      </w:r>
-      <w:r>
-        <w:t xml:space="preserve">Uso</w:t>
-      </w:r>
-    </w:p>
-    <w:p>
-      <w:pPr>
-        <w:pStyle w:val="Subtitle"/>
-      </w:pPr>
-      <w:r>
-        <w:t>SICMA-CUS · Versión 1.0 · Vigente</w:t>
-      </w:r>
-      <w:r/>
-      <w:r/>
-      <w:r/>
-      <w:r/>
-      <w:r/>
-      <w:r/>
-      <w:r/>
-      <w:r/>
-      <w:r/>
-      <w:r/>
-    </w:p>
-    <w:p>
-      <w:pPr>
-        <w:pStyle w:val="Date"/>
-      </w:pPr>
-      <w:r>
-        <w:t>2026-10-17</w:t>
-      </w:r>
-    </w:p>
-    <w:p>
-      <w:pPr>
         <w:spacing w:before="360" w:after="160"/>
       </w:pPr>
       <w:r>
@@ -679,7 +621,7 @@
         <w:pStyle w:val="toc1"/>
       </w:pPr>
       <w:r>
-        <w:t>Glosario y referencias</w:t>
+        <w:t>Glosario</w:t>
       </w:r>
       <w:r>
         <w:tab/>
@@ -690,7 +632,7 @@
     </w:p>
     <w:p>
       <w:pPr>
-        <w:pStyle w:val="toc2"/>
+        <w:pStyle w:val="toc1"/>
       </w:pPr>
       <w:r>
         <w:t>Referencias</w:t>
@@ -7925,7 +7867,7 @@
         <w:pStyle w:val="Heading2"/>
       </w:pPr>
       <w:r>
-        <w:t xml:space="preserve">Glosario y referencias</w:t>
+        <w:t>Glosario</w:t>
       </w:r>
     </w:p>
     <w:tbl>
@@ -8209,7 +8151,7 @@
     </w:tbl>
     <w:p>
       <w:pPr>
-        <w:pStyle w:val="Heading3"/>
+        <w:pStyle w:val="Heading2"/>
         <w:pageBreakBefore/>
       </w:pPr>
       <w:r>
@@ -8691,7 +8633,7 @@
         <w:rFonts w:asciiTheme="minorHAnsi" w:cstheme="minorBidi" w:eastAsiaTheme="minorHAnsi" w:hAnsiTheme="minorHAnsi"/>
         <w:sz w:val="24"/>
         <w:szCs w:val="24"/>
-        <w:lang w:bidi="ar-SA" w:eastAsia="en-US" w:val="en-US"/>
+        <w:lang w:bidi="ar-SA" w:eastAsia="es-CL" w:val="es-CL"/>
       </w:rPr>
     </w:rPrDefault>
     <w:pPrDefault>
@@ -8723,7 +8665,7 @@
     </w:rPr>
   </w:style>
   <w:style w:customStyle="1" w:styleId="FirstParagraph" w:type="paragraph">
-    <w:name w:val="First Paragraph"/>
+    <w:name w:val="Primer párrafo"/>
     <w:basedOn w:val="BodyText"/>
     <w:next w:val="BodyText"/>
     <w:qFormat/>
@@ -8733,7 +8675,7 @@
     </w:rPr>
   </w:style>
   <w:style w:customStyle="1" w:styleId="Compact" w:type="paragraph">
-    <w:name w:val="Compact"/>
+    <w:name w:val="Compacto"/>
     <w:basedOn w:val="BodyText"/>
     <w:qFormat/>
     <w:pPr>
@@ -9073,7 +9015,7 @@
     <w:unhideWhenUsed/>
   </w:style>
   <w:style w:default="1" w:styleId="Table" w:type="table">
-    <w:name w:val="Table"/>
+    <w:name w:val="Tabla"/>
     <w:basedOn w:val="TableNormal"/>
     <w:semiHidden/>
     <w:unhideWhenUsed/>
@@ -9137,7 +9079,7 @@
     </w:rPr>
   </w:style>
   <w:style w:customStyle="1" w:styleId="TableCaption" w:type="paragraph">
-    <w:name w:val="Table Caption"/>
+    <w:name w:val="Leyenda de tabla"/>
     <w:basedOn w:val="Caption"/>
     <w:pPr>
       <w:keepNext/>
@@ -9147,7 +9089,7 @@
     </w:rPr>
   </w:style>
   <w:style w:customStyle="1" w:styleId="ImageCaption" w:type="paragraph">
-    <w:name w:val="Image Caption"/>
+    <w:name w:val="Leyenda de imagen"/>
     <w:basedOn w:val="Caption"/>
     <w:rPr>
       <w:rFonts w:ascii="Calibri" w:hAnsi="Calibri" w:cs="Calibri" w:eastAsia="Calibri"/>
@@ -9161,7 +9103,7 @@
     </w:rPr>
   </w:style>
   <w:style w:customStyle="1" w:styleId="CaptionedFigure" w:type="paragraph">
-    <w:name w:val="Captioned Figure"/>
+    <w:name w:val="Figura con leyenda"/>
     <w:basedOn w:val="Figure"/>
     <w:pPr>
       <w:keepNext/>
@@ -9176,7 +9118,7 @@
     <w:link w:val="BodyText"/>
   </w:style>
   <w:style w:customStyle="1" w:styleId="VerbatimChar" w:type="character">
-    <w:name w:val="Verbatim Char"/>
+    <w:name w:val="Carácter literal"/>
     <w:basedOn w:val="BodyTextChar"/>
     <w:rPr>
       <w:rFonts w:ascii="Consolas" w:hAnsi="Consolas"/>
@@ -9220,7 +9162,7 @@
     </w:rPr>
   </w:style>
   <w:style w:type="paragraph" w:customStyle="1" w:styleId="SourceCode">
-    <w:name w:val="Source Code"/>
+    <w:name w:val="Código fuente"/>
     <w:basedOn w:val="Normal"/>
     <w:link w:val="VerbatimChar"/>
     <w:pPr>
